--- a/word/proyecto_final_word.docx
+++ b/word/proyecto_final_word.docx
@@ -276,7 +276,7 @@
         </w:rPr>
         <w:fldChar w:fldCharType="separate"/>
       </w:r>
-      <w:hyperlink w:anchor="_Toc230100692" w:history="1">
+      <w:hyperlink w:anchor="_Toc230874019" w:history="1">
         <w:r>
           <w:rPr>
             <w:rStyle w:val="Hipervnculo"/>
@@ -323,7 +323,7 @@
             <w:noProof/>
             <w:webHidden/>
           </w:rPr>
-          <w:instrText xml:space="preserve"> PAGEREF _Toc230100692 \h </w:instrText>
+          <w:instrText xml:space="preserve"> PAGEREF _Toc230874019 \h </w:instrText>
         </w:r>
         <w:r>
           <w:rPr>
@@ -372,7 +372,7 @@
           <w:lang w:eastAsia="es-AR"/>
         </w:rPr>
       </w:pPr>
-      <w:hyperlink w:anchor="_Toc230100693" w:history="1">
+      <w:hyperlink w:anchor="_Toc230874020" w:history="1">
         <w:r>
           <w:rPr>
             <w:rStyle w:val="Hipervnculo"/>
@@ -419,7 +419,7 @@
             <w:noProof/>
             <w:webHidden/>
           </w:rPr>
-          <w:instrText xml:space="preserve"> PAGEREF _Toc230100693 \h </w:instrText>
+          <w:instrText xml:space="preserve"> PAGEREF _Toc230874020 \h </w:instrText>
         </w:r>
         <w:r>
           <w:rPr>
@@ -468,7 +468,7 @@
           <w:lang w:eastAsia="es-AR"/>
         </w:rPr>
       </w:pPr>
-      <w:hyperlink w:anchor="_Toc230100694" w:history="1">
+      <w:hyperlink w:anchor="_Toc230874021" w:history="1">
         <w:r>
           <w:rPr>
             <w:rStyle w:val="Hipervnculo"/>
@@ -515,7 +515,7 @@
             <w:noProof/>
             <w:webHidden/>
           </w:rPr>
-          <w:instrText xml:space="preserve"> PAGEREF _Toc230100694 \h </w:instrText>
+          <w:instrText xml:space="preserve"> PAGEREF _Toc230874021 \h </w:instrText>
         </w:r>
         <w:r>
           <w:rPr>
@@ -564,7 +564,7 @@
           <w:lang w:eastAsia="es-AR"/>
         </w:rPr>
       </w:pPr>
-      <w:hyperlink w:anchor="_Toc230100695" w:history="1">
+      <w:hyperlink w:anchor="_Toc230874022" w:history="1">
         <w:r>
           <w:rPr>
             <w:rStyle w:val="Hipervnculo"/>
@@ -611,7 +611,7 @@
             <w:noProof/>
             <w:webHidden/>
           </w:rPr>
-          <w:instrText xml:space="preserve"> PAGEREF _Toc230100695 \h </w:instrText>
+          <w:instrText xml:space="preserve"> PAGEREF _Toc230874022 \h </w:instrText>
         </w:r>
         <w:r>
           <w:rPr>
@@ -631,7 +631,7 @@
             <w:noProof/>
             <w:webHidden/>
           </w:rPr>
-          <w:t>1</w:t>
+          <w:t>2</w:t>
         </w:r>
         <w:r>
           <w:rPr>
@@ -658,7 +658,7 @@
           <w:lang w:eastAsia="es-AR"/>
         </w:rPr>
       </w:pPr>
-      <w:hyperlink w:anchor="_Toc230100696" w:history="1">
+      <w:hyperlink w:anchor="_Toc230874023" w:history="1">
         <w:r>
           <w:rPr>
             <w:rStyle w:val="Hipervnculo"/>
@@ -703,7 +703,7 @@
             <w:noProof/>
             <w:webHidden/>
           </w:rPr>
-          <w:instrText xml:space="preserve"> PAGEREF _Toc230100696 \h </w:instrText>
+          <w:instrText xml:space="preserve"> PAGEREF _Toc230874023 \h </w:instrText>
         </w:r>
         <w:r>
           <w:rPr>
@@ -723,7 +723,7 @@
             <w:noProof/>
             <w:webHidden/>
           </w:rPr>
-          <w:t>1</w:t>
+          <w:t>2</w:t>
         </w:r>
         <w:r>
           <w:rPr>
@@ -750,7 +750,7 @@
           <w:lang w:eastAsia="es-AR"/>
         </w:rPr>
       </w:pPr>
-      <w:hyperlink w:anchor="_Toc230100697" w:history="1">
+      <w:hyperlink w:anchor="_Toc230874024" w:history="1">
         <w:r>
           <w:rPr>
             <w:rStyle w:val="Hipervnculo"/>
@@ -795,7 +795,7 @@
             <w:noProof/>
             <w:webHidden/>
           </w:rPr>
-          <w:instrText xml:space="preserve"> PAGEREF _Toc230100697 \h </w:instrText>
+          <w:instrText xml:space="preserve"> PAGEREF _Toc230874024 \h </w:instrText>
         </w:r>
         <w:r>
           <w:rPr>
@@ -815,7 +815,7 @@
             <w:noProof/>
             <w:webHidden/>
           </w:rPr>
-          <w:t>6</w:t>
+          <w:t>7</w:t>
         </w:r>
         <w:r>
           <w:rPr>
@@ -842,7 +842,7 @@
           <w:lang w:eastAsia="es-AR"/>
         </w:rPr>
       </w:pPr>
-      <w:hyperlink w:anchor="_Toc230100698" w:history="1">
+      <w:hyperlink w:anchor="_Toc230874025" w:history="1">
         <w:r>
           <w:rPr>
             <w:rStyle w:val="Hipervnculo"/>
@@ -887,7 +887,7 @@
             <w:noProof/>
             <w:webHidden/>
           </w:rPr>
-          <w:instrText xml:space="preserve"> PAGEREF _Toc230100698 \h </w:instrText>
+          <w:instrText xml:space="preserve"> PAGEREF _Toc230874025 \h </w:instrText>
         </w:r>
         <w:r>
           <w:rPr>
@@ -907,7 +907,7 @@
             <w:noProof/>
             <w:webHidden/>
           </w:rPr>
-          <w:t>7</w:t>
+          <w:t>14</w:t>
         </w:r>
         <w:r>
           <w:rPr>
@@ -934,7 +934,7 @@
           <w:lang w:eastAsia="es-AR"/>
         </w:rPr>
       </w:pPr>
-      <w:hyperlink w:anchor="_Toc230100699" w:history="1">
+      <w:hyperlink w:anchor="_Toc230874026" w:history="1">
         <w:r>
           <w:rPr>
             <w:rStyle w:val="Hipervnculo"/>
@@ -979,7 +979,7 @@
             <w:noProof/>
             <w:webHidden/>
           </w:rPr>
-          <w:instrText xml:space="preserve"> PAGEREF _Toc230100699 \h </w:instrText>
+          <w:instrText xml:space="preserve"> PAGEREF _Toc230874026 \h </w:instrText>
         </w:r>
         <w:r>
           <w:rPr>
@@ -999,7 +999,7 @@
             <w:noProof/>
             <w:webHidden/>
           </w:rPr>
-          <w:t>13</w:t>
+          <w:t>20</w:t>
         </w:r>
         <w:r>
           <w:rPr>
@@ -1026,7 +1026,7 @@
           <w:lang w:eastAsia="es-AR"/>
         </w:rPr>
       </w:pPr>
-      <w:hyperlink w:anchor="_Toc230100700" w:history="1">
+      <w:hyperlink w:anchor="_Toc230874027" w:history="1">
         <w:r>
           <w:rPr>
             <w:rStyle w:val="Hipervnculo"/>
@@ -1071,7 +1071,7 @@
             <w:noProof/>
             <w:webHidden/>
           </w:rPr>
-          <w:instrText xml:space="preserve"> PAGEREF _Toc230100700 \h </w:instrText>
+          <w:instrText xml:space="preserve"> PAGEREF _Toc230874027 \h </w:instrText>
         </w:r>
         <w:r>
           <w:rPr>
@@ -1091,7 +1091,7 @@
             <w:noProof/>
             <w:webHidden/>
           </w:rPr>
-          <w:t>13</w:t>
+          <w:t>21</w:t>
         </w:r>
         <w:r>
           <w:rPr>
@@ -1120,7 +1120,7 @@
           <w:lang w:eastAsia="es-AR"/>
         </w:rPr>
       </w:pPr>
-      <w:hyperlink w:anchor="_Toc230100701" w:history="1">
+      <w:hyperlink w:anchor="_Toc230874028" w:history="1">
         <w:r>
           <w:rPr>
             <w:rStyle w:val="Hipervnculo"/>
@@ -1167,7 +1167,7 @@
             <w:noProof/>
             <w:webHidden/>
           </w:rPr>
-          <w:instrText xml:space="preserve"> PAGEREF _Toc230100701 \h </w:instrText>
+          <w:instrText xml:space="preserve"> PAGEREF _Toc230874028 \h </w:instrText>
         </w:r>
         <w:r>
           <w:rPr>
@@ -1187,7 +1187,7 @@
             <w:noProof/>
             <w:webHidden/>
           </w:rPr>
-          <w:t>13</w:t>
+          <w:t>21</w:t>
         </w:r>
         <w:r>
           <w:rPr>
@@ -1216,7 +1216,7 @@
           <w:lang w:eastAsia="es-AR"/>
         </w:rPr>
       </w:pPr>
-      <w:hyperlink w:anchor="_Toc230100702" w:history="1">
+      <w:hyperlink w:anchor="_Toc230874029" w:history="1">
         <w:r>
           <w:rPr>
             <w:rStyle w:val="Hipervnculo"/>
@@ -1263,7 +1263,7 @@
             <w:noProof/>
             <w:webHidden/>
           </w:rPr>
-          <w:instrText xml:space="preserve"> PAGEREF _Toc230100702 \h </w:instrText>
+          <w:instrText xml:space="preserve"> PAGEREF _Toc230874029 \h </w:instrText>
         </w:r>
         <w:r>
           <w:rPr>
@@ -1283,7 +1283,7 @@
             <w:noProof/>
             <w:webHidden/>
           </w:rPr>
-          <w:t>13</w:t>
+          <w:t>21</w:t>
         </w:r>
         <w:r>
           <w:rPr>
@@ -1312,7 +1312,7 @@
           <w:lang w:eastAsia="es-AR"/>
         </w:rPr>
       </w:pPr>
-      <w:hyperlink w:anchor="_Toc230100703" w:history="1">
+      <w:hyperlink w:anchor="_Toc230874030" w:history="1">
         <w:r>
           <w:rPr>
             <w:rStyle w:val="Hipervnculo"/>
@@ -1359,7 +1359,7 @@
             <w:noProof/>
             <w:webHidden/>
           </w:rPr>
-          <w:instrText xml:space="preserve"> PAGEREF _Toc230100703 \h </w:instrText>
+          <w:instrText xml:space="preserve"> PAGEREF _Toc230874030 \h </w:instrText>
         </w:r>
         <w:r>
           <w:rPr>
@@ -1379,7 +1379,7 @@
             <w:noProof/>
             <w:webHidden/>
           </w:rPr>
-          <w:t>13</w:t>
+          <w:t>21</w:t>
         </w:r>
         <w:r>
           <w:rPr>
@@ -1408,7 +1408,7 @@
           <w:lang w:eastAsia="es-AR"/>
         </w:rPr>
       </w:pPr>
-      <w:hyperlink w:anchor="_Toc230100704" w:history="1">
+      <w:hyperlink w:anchor="_Toc230874031" w:history="1">
         <w:r>
           <w:rPr>
             <w:rStyle w:val="Hipervnculo"/>
@@ -1455,7 +1455,7 @@
             <w:noProof/>
             <w:webHidden/>
           </w:rPr>
-          <w:instrText xml:space="preserve"> PAGEREF _Toc230100704 \h </w:instrText>
+          <w:instrText xml:space="preserve"> PAGEREF _Toc230874031 \h </w:instrText>
         </w:r>
         <w:r>
           <w:rPr>
@@ -1475,7 +1475,7 @@
             <w:noProof/>
             <w:webHidden/>
           </w:rPr>
-          <w:t>13</w:t>
+          <w:t>21</w:t>
         </w:r>
         <w:r>
           <w:rPr>
@@ -1504,7 +1504,7 @@
           <w:lang w:eastAsia="es-AR"/>
         </w:rPr>
       </w:pPr>
-      <w:hyperlink w:anchor="_Toc230100705" w:history="1">
+      <w:hyperlink w:anchor="_Toc230874032" w:history="1">
         <w:r>
           <w:rPr>
             <w:rStyle w:val="Hipervnculo"/>
@@ -1551,7 +1551,7 @@
             <w:noProof/>
             <w:webHidden/>
           </w:rPr>
-          <w:instrText xml:space="preserve"> PAGEREF _Toc230100705 \h </w:instrText>
+          <w:instrText xml:space="preserve"> PAGEREF _Toc230874032 \h </w:instrText>
         </w:r>
         <w:r>
           <w:rPr>
@@ -1571,7 +1571,7 @@
             <w:noProof/>
             <w:webHidden/>
           </w:rPr>
-          <w:t>13</w:t>
+          <w:t>21</w:t>
         </w:r>
         <w:r>
           <w:rPr>
@@ -1600,7 +1600,7 @@
           <w:lang w:eastAsia="es-AR"/>
         </w:rPr>
       </w:pPr>
-      <w:hyperlink w:anchor="_Toc230100706" w:history="1">
+      <w:hyperlink w:anchor="_Toc230874033" w:history="1">
         <w:r>
           <w:rPr>
             <w:rStyle w:val="Hipervnculo"/>
@@ -1647,7 +1647,7 @@
             <w:noProof/>
             <w:webHidden/>
           </w:rPr>
-          <w:instrText xml:space="preserve"> PAGEREF _Toc230100706 \h </w:instrText>
+          <w:instrText xml:space="preserve"> PAGEREF _Toc230874033 \h </w:instrText>
         </w:r>
         <w:r>
           <w:rPr>
@@ -1667,7 +1667,7 @@
             <w:noProof/>
             <w:webHidden/>
           </w:rPr>
-          <w:t>14</w:t>
+          <w:t>21</w:t>
         </w:r>
         <w:r>
           <w:rPr>
@@ -1696,7 +1696,7 @@
           <w:lang w:eastAsia="es-AR"/>
         </w:rPr>
       </w:pPr>
-      <w:hyperlink w:anchor="_Toc230100707" w:history="1">
+      <w:hyperlink w:anchor="_Toc230874034" w:history="1">
         <w:r>
           <w:rPr>
             <w:rStyle w:val="Hipervnculo"/>
@@ -1743,7 +1743,7 @@
             <w:noProof/>
             <w:webHidden/>
           </w:rPr>
-          <w:instrText xml:space="preserve"> PAGEREF _Toc230100707 \h </w:instrText>
+          <w:instrText xml:space="preserve"> PAGEREF _Toc230874034 \h </w:instrText>
         </w:r>
         <w:r>
           <w:rPr>
@@ -1763,7 +1763,7 @@
             <w:noProof/>
             <w:webHidden/>
           </w:rPr>
-          <w:t>14</w:t>
+          <w:t>21</w:t>
         </w:r>
         <w:r>
           <w:rPr>
@@ -1792,7 +1792,7 @@
           <w:lang w:eastAsia="es-AR"/>
         </w:rPr>
       </w:pPr>
-      <w:hyperlink w:anchor="_Toc230100708" w:history="1">
+      <w:hyperlink w:anchor="_Toc230874035" w:history="1">
         <w:r>
           <w:rPr>
             <w:rStyle w:val="Hipervnculo"/>
@@ -1839,7 +1839,7 @@
             <w:noProof/>
             <w:webHidden/>
           </w:rPr>
-          <w:instrText xml:space="preserve"> PAGEREF _Toc230100708 \h </w:instrText>
+          <w:instrText xml:space="preserve"> PAGEREF _Toc230874035 \h </w:instrText>
         </w:r>
         <w:r>
           <w:rPr>
@@ -1859,7 +1859,7 @@
             <w:noProof/>
             <w:webHidden/>
           </w:rPr>
-          <w:t>14</w:t>
+          <w:t>21</w:t>
         </w:r>
         <w:r>
           <w:rPr>
@@ -1888,7 +1888,7 @@
           <w:lang w:eastAsia="es-AR"/>
         </w:rPr>
       </w:pPr>
-      <w:hyperlink w:anchor="_Toc230100709" w:history="1">
+      <w:hyperlink w:anchor="_Toc230874036" w:history="1">
         <w:r>
           <w:rPr>
             <w:rStyle w:val="Hipervnculo"/>
@@ -1935,7 +1935,7 @@
             <w:noProof/>
             <w:webHidden/>
           </w:rPr>
-          <w:instrText xml:space="preserve"> PAGEREF _Toc230100709 \h </w:instrText>
+          <w:instrText xml:space="preserve"> PAGEREF _Toc230874036 \h </w:instrText>
         </w:r>
         <w:r>
           <w:rPr>
@@ -1955,7 +1955,7 @@
             <w:noProof/>
             <w:webHidden/>
           </w:rPr>
-          <w:t>14</w:t>
+          <w:t>21</w:t>
         </w:r>
         <w:r>
           <w:rPr>
@@ -1984,7 +1984,7 @@
           <w:lang w:eastAsia="es-AR"/>
         </w:rPr>
       </w:pPr>
-      <w:hyperlink w:anchor="_Toc230100710" w:history="1">
+      <w:hyperlink w:anchor="_Toc230874037" w:history="1">
         <w:r>
           <w:rPr>
             <w:rStyle w:val="Hipervnculo"/>
@@ -2031,7 +2031,7 @@
             <w:noProof/>
             <w:webHidden/>
           </w:rPr>
-          <w:instrText xml:space="preserve"> PAGEREF _Toc230100710 \h </w:instrText>
+          <w:instrText xml:space="preserve"> PAGEREF _Toc230874037 \h </w:instrText>
         </w:r>
         <w:r>
           <w:rPr>
@@ -2051,7 +2051,7 @@
             <w:noProof/>
             <w:webHidden/>
           </w:rPr>
-          <w:t>14</w:t>
+          <w:t>22</w:t>
         </w:r>
         <w:r>
           <w:rPr>
@@ -2092,7 +2092,7 @@
         <w:pStyle w:val="Ttulo1"/>
       </w:pPr>
       <w:bookmarkStart w:id="1" w:name="_Toc230094293"/>
-      <w:bookmarkStart w:id="2" w:name="_Toc230100692"/>
+      <w:bookmarkStart w:id="2" w:name="_Toc230874019"/>
       <w:r>
         <w:lastRenderedPageBreak/>
         <w:t>Agradecimientos</w:t>
@@ -2110,7 +2110,7 @@
         <w:pStyle w:val="Ttulo1"/>
       </w:pPr>
       <w:bookmarkStart w:id="3" w:name="_Toc230094294"/>
-      <w:bookmarkStart w:id="4" w:name="_Toc230100693"/>
+      <w:bookmarkStart w:id="4" w:name="_Toc230874020"/>
       <w:r>
         <w:t>Resumen</w:t>
       </w:r>
@@ -2127,7 +2127,7 @@
         <w:pStyle w:val="Ttulo1"/>
       </w:pPr>
       <w:bookmarkStart w:id="5" w:name="_Toc230094295"/>
-      <w:bookmarkStart w:id="6" w:name="_Toc230100694"/>
+      <w:bookmarkStart w:id="6" w:name="_Toc230874021"/>
       <w:r>
         <w:t>Introducción</w:t>
       </w:r>
@@ -2137,15 +2137,60 @@
     <w:p>
       <w:pPr>
         <w:pStyle w:val="APA7Edicion"/>
-        <w:ind w:firstLine="0"/>
-      </w:pPr>
-    </w:p>
+      </w:pPr>
+      <w:r>
+        <w:t>La provincia de Formosa debido a su extensión geográfica, condiciones climáticas adversas y limitaciones en la infraestructura de distribución eléctrica</w:t>
+      </w:r>
+      <w:r>
+        <w:t xml:space="preserve"> experimenta interrupciones frecuentes en el suministro energético en zonas rurales, centros de salud</w:t>
+      </w:r>
+      <w:r>
+        <w:t>, estaciones de bombeo</w:t>
+      </w:r>
+      <w:r>
+        <w:t xml:space="preserve"> y sitios críticos donde la continuidad del servicio resulta indispensable. Ante esta realidad, los grupos electrógenos se han consolidados con la solución de respaldo más extendida en la provincia.</w:t>
+      </w:r>
+    </w:p>
+    <w:p>
+      <w:pPr>
+        <w:pStyle w:val="APA7Edicion"/>
+      </w:pPr>
+      <w:r>
+        <w:t>La gestión actual de estos equipos presenta serias deficiencias. El monitoreo es exclusivamente presencial, no existe un registro histórico confiable de parámetros operativos</w:t>
+      </w:r>
+      <w:r>
+        <w:t>, el mantenimiento se realiza sin planificación adecuada y cualquier eventualidad requiere la presencia física de un técnico en el lugar. Esta situación presenta costos operativos elevados, paradas no programadas que afectan procesos productivos y servicios esenciales.</w:t>
+      </w:r>
+    </w:p>
+    <w:p>
+      <w:pPr>
+        <w:pStyle w:val="APA7Edicion"/>
+      </w:pPr>
+      <w:r>
+        <w:t>Sin embargo, Pensamos en un Sistema Inteligente de Gestión de Grupos Electrógenos o SIGEGEN como lo denominamos, este proyecto permitirá el monitoreo en tiempo real de parámetros como tensión, corriente, frecuencia, temperatura, presión de aceite y nivel de combustible</w:t>
+      </w:r>
+      <w:r>
+        <w:t>; l</w:t>
+      </w:r>
+      <w:r>
+        <w:t>a detección temprana de anomalías mediante alertas configurables; el registro histórico automatizado para la planificación de mantenimiento; y la visualización remota de tod</w:t>
+      </w:r>
+      <w:r>
+        <w:t xml:space="preserve">a la información </w:t>
+      </w:r>
+      <w:r>
+        <w:lastRenderedPageBreak/>
+        <w:t>desde cualquier lugar con acceso a internet, contribuyendo significativamente a la confiabilidad y eficiencia de la infraestructura eléctrica de respaldo en la provincia.</w:t>
+      </w:r>
+    </w:p>
+    <w:p/>
+    <w:p/>
     <w:p>
       <w:pPr>
         <w:pStyle w:val="Ttulo1"/>
       </w:pPr>
       <w:bookmarkStart w:id="7" w:name="_Toc230094297"/>
-      <w:bookmarkStart w:id="8" w:name="_Toc230100695"/>
+      <w:bookmarkStart w:id="8" w:name="_Toc230874022"/>
       <w:r>
         <w:t>Marco teórico</w:t>
       </w:r>
@@ -2156,7 +2201,7 @@
       <w:pPr>
         <w:pStyle w:val="Ttulo2"/>
       </w:pPr>
-      <w:bookmarkStart w:id="9" w:name="_Toc230100696"/>
+      <w:bookmarkStart w:id="9" w:name="_Toc230874023"/>
       <w:r>
         <w:t>Terminología</w:t>
       </w:r>
@@ -2170,19 +2215,7 @@
         <w:t>Internet:</w:t>
       </w:r>
       <w:r>
-        <w:t xml:space="preserve"> es una red global de millones de computadoras, servidores y dispositivos electrónicos que están interconectados mediante protocolos de comunicación (como TCP/IP). Permite compartir información, acceder a servicios, comunicarse en tiempo real, transferir datos y ejecutar aplicaciones remotas. </w:t>
-      </w:r>
-      <w:r>
-        <w:t>H</w:t>
-      </w:r>
-      <w:r>
-        <w:t>oy en día es la base de servicios como la web, el correo electrónico, las redes sociales, el streaming, la mensajería instantánea, los videojuegos en línea y la nube. A menudo se confunde con la World Wide Web (WWW), pero esta es solo uno de los muchos servicios que funcionan sobre Internet.</w:t>
-      </w:r>
-      <w:r>
-        <w:t xml:space="preserve"> E</w:t>
-      </w:r>
-      <w:r>
-        <w:t>s como la red de carreteras, cables y semáforos del mundo.</w:t>
+        <w:t xml:space="preserve"> es una red global de millones de computadoras, servidores y dispositivos electrónicos que están interconectados mediante protocolos de comunicación. Permite compartir información, acceder a servicios, comunicarse en tiempo real, transferir datos y ejecutar aplicaciones remotas. </w:t>
       </w:r>
     </w:p>
     <w:p>
@@ -2214,10 +2247,7 @@
         <w:t xml:space="preserve"> </w:t>
       </w:r>
       <w:r>
-        <w:t xml:space="preserve">es un sistema de información que se ejecuta sobre Internet. Mientras que Internet es la infraestructura física y lógica de </w:t>
-      </w:r>
-      <w:r>
-        <w:t xml:space="preserve">redes </w:t>
+        <w:t xml:space="preserve">es un sistema de información que se ejecuta sobre Internet. Mientras que Internet es la infraestructura física y lógica de redes </w:t>
       </w:r>
       <w:r>
         <w:t xml:space="preserve">como </w:t>
@@ -2232,472 +2262,1481 @@
         <w:t>es como el conjunto de todas las tiendas, bibliotecas, galerías y carteles a los que puedes llegar usando esas carreteras.</w:t>
       </w:r>
     </w:p>
+    <w:p>
+      <w:pPr>
+        <w:pStyle w:val="APA7Edicion"/>
+      </w:pPr>
+      <w:r>
+        <w:t>P</w:t>
+      </w:r>
+      <w:r>
+        <w:t>rotocolo</w:t>
+      </w:r>
+      <w:r>
+        <w:t>:</w:t>
+      </w:r>
+      <w:r>
+        <w:t xml:space="preserve"> </w:t>
+      </w:r>
+      <w:r>
+        <w:t>E</w:t>
+      </w:r>
+      <w:r>
+        <w:t>s un conjunto de reglas y estándares que permiten que dos o más entidades personas, máquinas, programas se comuniquen o interactúen de manera ordenada y comprensible.</w:t>
+      </w:r>
+    </w:p>
+    <w:p>
+      <w:pPr>
+        <w:pStyle w:val="APA7Edicion"/>
+      </w:pPr>
+      <w:r>
+        <w:t xml:space="preserve">LAN: </w:t>
+      </w:r>
+      <w:r>
+        <w:t>D</w:t>
+      </w:r>
+      <w:r>
+        <w:t xml:space="preserve">el inglés Local Area Network o Red de Área Local es una red de computadoras y dispositivos </w:t>
+      </w:r>
+      <w:r>
+        <w:t xml:space="preserve">como </w:t>
+      </w:r>
+      <w:r>
+        <w:t>impresoras, teléfonos IP, servidores, cámaras, etc. que están conectados entre sí dentro de un área geográfica reducida y privada, como una casa, una oficina, un colegio o un edificio.</w:t>
+      </w:r>
+    </w:p>
+    <w:p>
+      <w:pPr>
+        <w:pStyle w:val="APA7Edicion"/>
+      </w:pPr>
+      <w:r>
+        <w:lastRenderedPageBreak/>
+        <w:t>Edge:</w:t>
+      </w:r>
+      <w:r>
+        <w:t xml:space="preserve"> es procesar los datos lo más cerca posible del lugar donde se generan, en lugar de enviarlos a un centro de datos centralizado lejano </w:t>
+      </w:r>
+      <w:r>
+        <w:t xml:space="preserve">como </w:t>
+      </w:r>
+      <w:r>
+        <w:t>la nube</w:t>
+      </w:r>
+      <w:r>
+        <w:t>.</w:t>
+      </w:r>
+      <w:r>
+        <w:t xml:space="preserve">  Es como resolver un problema en el acto, sin tener que llamar a una oficina central.</w:t>
+      </w:r>
+    </w:p>
+    <w:p>
+      <w:pPr>
+        <w:pStyle w:val="APA7Edicion"/>
+      </w:pPr>
+      <w:r>
+        <w:t xml:space="preserve">Hardware: </w:t>
+      </w:r>
+      <w:r>
+        <w:t>La parte física de un sistema informático. Es todo lo que se puede tocar con las manos: cables, placas, pantallas, teclados, discos duros, procesadores, etc. Es la "carrocería y el motor" del ordenador.</w:t>
+      </w:r>
+    </w:p>
+    <w:p>
+      <w:pPr>
+        <w:pStyle w:val="APA7Edicion"/>
+      </w:pPr>
+      <w:r>
+        <w:t xml:space="preserve">Software: </w:t>
+      </w:r>
+      <w:r>
+        <w:t>El conjunto de instrucciones, programas y datos que le dicen al hardware qué tiene que hacer. Es la parte lógica e intangible del sistema informático. Sin software, el hardware es solo un montón de componentes inertes que no saben qué hacer.</w:t>
+      </w:r>
+    </w:p>
+    <w:p>
+      <w:pPr>
+        <w:pStyle w:val="APA7Edicion"/>
+      </w:pPr>
+      <w:r>
+        <w:t>Servidor</w:t>
+      </w:r>
+      <w:r>
+        <w:t>:</w:t>
+      </w:r>
+      <w:r>
+        <w:t xml:space="preserve"> </w:t>
+      </w:r>
+      <w:r>
+        <w:t>Una computadora o incluso un programa que está siempre encendida y esperando para responder peticiones de otras computadoras llamadas clientes. Su trabajo es proveer recursos o servicios: guardar archivos, mostrar páginas web, enviar correos, gestionar bases de datos, etc.</w:t>
+      </w:r>
+    </w:p>
+    <w:p>
+      <w:pPr>
+        <w:pStyle w:val="APA7Edicion"/>
+      </w:pPr>
+      <w:r>
+        <w:t xml:space="preserve">VM: </w:t>
+      </w:r>
+      <w:r>
+        <w:t>Un ordenador simulado por software que funciona como si fuera un ordenador real, pero que en realidad está ejecutándose dentro de otro ordenador físico. Es como tener un "ordenador dentro de otro ordenador", con su propio sistema operativo, sus propios discos y su propia memoria, todo completamente aislado.</w:t>
+      </w:r>
+    </w:p>
+    <w:p>
+      <w:pPr>
+        <w:pStyle w:val="APA7Edicion"/>
+      </w:pPr>
+      <w:r>
+        <w:t>Cloud: es el</w:t>
+      </w:r>
+      <w:r>
+        <w:t xml:space="preserve"> modelo de alquilar recursos informáticos </w:t>
+      </w:r>
+      <w:r>
+        <w:t xml:space="preserve">como </w:t>
+      </w:r>
+      <w:r>
+        <w:t>almacenamiento, procesamiento, bases de datos a través de Internet. En lugar de comprar tu propio servidor enorme, pagas solo por lo que usas a un proveedor como Google, Amazon o Microsoft. Es como contratar una flota de camiones solo cuando los necesitas para una mudanza, en lugar de comprarlos y mantenerlos todo el año.</w:t>
+      </w:r>
+    </w:p>
+    <w:p>
+      <w:pPr>
+        <w:pStyle w:val="APA7Edicion"/>
+      </w:pPr>
+      <w:r>
+        <w:lastRenderedPageBreak/>
+        <w:t>CPU</w:t>
+      </w:r>
+      <w:r>
+        <w:t xml:space="preserve"> o procesador</w:t>
+      </w:r>
+      <w:r>
+        <w:t xml:space="preserve">: </w:t>
+      </w:r>
+      <w:r>
+        <w:t>El cerebro o el motor de la computadora. Es el componente que realmente hace los cálculos y ejecuta las instrucciones. Todo lo que haces abrir un programa, mover el ratón, hacer clic pasa por la CPU que lo procesa y envía las órdenes al resto de componentes.</w:t>
+      </w:r>
+    </w:p>
+    <w:p>
+      <w:pPr>
+        <w:pStyle w:val="APA7Edicion"/>
+      </w:pPr>
+      <w:r>
+        <w:t>RAM:</w:t>
+      </w:r>
+      <w:r>
+        <w:t xml:space="preserve"> Es un espacio de memoria muy rápido pero volátil </w:t>
+      </w:r>
+      <w:r>
+        <w:t xml:space="preserve">que </w:t>
+      </w:r>
+      <w:r>
+        <w:t>se borra al apagar el equipo. Aquí es donde la CPU coloca los programas y datos que está usando en este momento, para tenerlos a mano sin tener que ir al almacenamiento lento.</w:t>
+      </w:r>
+    </w:p>
+    <w:p>
+      <w:pPr>
+        <w:pStyle w:val="APA7Edicion"/>
+      </w:pPr>
+      <w:r>
+        <w:t>Almacenamiento</w:t>
+      </w:r>
+      <w:r>
+        <w:t xml:space="preserve"> interno</w:t>
+      </w:r>
+      <w:r>
+        <w:t>:</w:t>
+      </w:r>
+      <w:r>
+        <w:t xml:space="preserve"> </w:t>
+      </w:r>
+      <w:r>
+        <w:t xml:space="preserve">El archivador permanente del ordenador. Es donde se guardan todos tus </w:t>
+      </w:r>
+      <w:proofErr w:type="gramStart"/>
+      <w:r>
+        <w:t>datos</w:t>
+      </w:r>
+      <w:proofErr w:type="gramEnd"/>
+      <w:r>
+        <w:t xml:space="preserve"> aunque apagues la máquina: el sistema operativo, los programas instalados, tus documentos, fotos, vídeos, etc. Aquí los datos permanecen hasta que los borres tú.</w:t>
+      </w:r>
+    </w:p>
+    <w:p>
+      <w:pPr>
+        <w:pStyle w:val="APA7Edicion"/>
+      </w:pPr>
+      <w:r>
+        <w:t>Bróker:</w:t>
+      </w:r>
+      <w:r>
+        <w:t xml:space="preserve"> </w:t>
+      </w:r>
+      <w:r>
+        <w:t>Un servidor encargado de recibir mensajes de unos dispositivos y enviarlos a otros que están interesados en recibirlos. Actúa como un centro de distribución o una oficina de correos.</w:t>
+      </w:r>
+    </w:p>
+    <w:p>
+      <w:pPr>
+        <w:pStyle w:val="APA7Edicion"/>
+      </w:pPr>
+      <w:r>
+        <w:t>Sensores:</w:t>
+      </w:r>
+      <w:r>
+        <w:t xml:space="preserve"> </w:t>
+      </w:r>
+      <w:r>
+        <w:t>Un dispositivo que mide una magnitud física del mundo real</w:t>
+      </w:r>
+      <w:r>
+        <w:t xml:space="preserve"> como </w:t>
+      </w:r>
+      <w:r>
+        <w:t>temperatura, humedad, presión, luz, movimiento, distancia, etc. y la convierte en una señal eléctrica que un ordenador puede entender.</w:t>
+      </w:r>
+    </w:p>
+    <w:p>
+      <w:pPr>
+        <w:pStyle w:val="APA7Edicion"/>
+      </w:pPr>
+      <w:r>
+        <w:t xml:space="preserve">IoT: </w:t>
+      </w:r>
+      <w:r>
+        <w:t>El concepto de conectar a Internet objetos físicos cotidianos que tradicionalmente no tenían conexión: sensores de temperatura, bombillas, cerraduras, electrodomésticos, cámaras, etc. Estos objetos recogen datos del mundo real y/o actúan sobre él.</w:t>
+      </w:r>
+    </w:p>
+    <w:p>
+      <w:pPr>
+        <w:pStyle w:val="APA7Edicion"/>
+      </w:pPr>
+      <w:r>
+        <w:t>Anti-flood:</w:t>
+      </w:r>
+      <w:r>
+        <w:t xml:space="preserve"> </w:t>
+      </w:r>
+      <w:r>
+        <w:t xml:space="preserve">Un mecanismo que limita la cantidad de mensajes que un dispositivo puede enviar en un tiempo determinado. Evita que un dispositivo por </w:t>
+      </w:r>
+      <w:r>
+        <w:lastRenderedPageBreak/>
+        <w:t>error o de forma maliciosa "inunde" la red con demasiados mensajes, saturando el sistema y ralentizando o bloqueando a los demás.</w:t>
+      </w:r>
+    </w:p>
+    <w:p>
+      <w:pPr>
+        <w:pStyle w:val="APA7Edicion"/>
+      </w:pPr>
+      <w:r>
+        <w:t>Backend:</w:t>
+      </w:r>
+      <w:r>
+        <w:t xml:space="preserve"> </w:t>
+      </w:r>
+      <w:r>
+        <w:t>La parte que no ve el usuario pero que hace funcionar todo por detrás. Es el conjunto de programas, servidores y bases de datos que procesan datos, aplican reglas de negocio, guardan información y responden a las peticiones que vienen del</w:t>
+      </w:r>
+      <w:r>
+        <w:t xml:space="preserve"> </w:t>
+      </w:r>
+      <w:r>
+        <w:t>frontend. Es el motor oculto de la aplicación.</w:t>
+      </w:r>
+    </w:p>
+    <w:p>
+      <w:pPr>
+        <w:pStyle w:val="APA7Edicion"/>
+      </w:pPr>
+      <w:r>
+        <w:t xml:space="preserve">Frontend: </w:t>
+      </w:r>
+    </w:p>
+    <w:p>
+      <w:pPr>
+        <w:pStyle w:val="APA7Edicion"/>
+      </w:pPr>
+      <w:r>
+        <w:t>Deshboards:</w:t>
+      </w:r>
+      <w:r>
+        <w:t xml:space="preserve"> </w:t>
+      </w:r>
+      <w:r>
+        <w:t>Una pantalla o interfaz visual que muestra indicadores, gráficos y datos importantes de un sistema de forma clara y resumida. Permite ver de un vistazo el estado del sistema (temperaturas, alertas, rendimiento, etc.) sin tener que revisar datos brutos.</w:t>
+      </w:r>
+    </w:p>
+    <w:p>
+      <w:pPr>
+        <w:pStyle w:val="APA7Edicion"/>
+      </w:pPr>
+      <w:r>
+        <w:t>Publish:</w:t>
+      </w:r>
+      <w:r>
+        <w:t xml:space="preserve"> </w:t>
+      </w:r>
+      <w:r>
+        <w:t>La acción que realiza un dispositivo cuando envía un mensaje al bróker para que lo distribuya. El dispositivo publica un dato (por ejemplo, "temperatura = 22.5°C") en un tema concreto (por ejemplo, "sala/termometro").</w:t>
+      </w:r>
+    </w:p>
+    <w:p>
+      <w:pPr>
+        <w:pStyle w:val="APA7Edicion"/>
+      </w:pPr>
+      <w:r>
+        <w:t>Topics:</w:t>
+      </w:r>
+      <w:r>
+        <w:t xml:space="preserve"> </w:t>
+      </w:r>
+      <w:r>
+        <w:t>Una etiqueta o cadena de texto jerárquica que se usa para clasificar los mensajes. Cuando un dispositivo publica un mensaje, lo publica en un tema. Los dispositivos que quieran recibir ese tipo de mensajes se suscriben a ese tema.</w:t>
+      </w:r>
+    </w:p>
+    <w:p>
+      <w:pPr>
+        <w:pStyle w:val="APA7Edicion"/>
+      </w:pPr>
+      <w:r>
+        <w:t>QoS:</w:t>
+      </w:r>
+      <w:r>
+        <w:t xml:space="preserve"> </w:t>
+      </w:r>
+      <w:r>
+        <w:t>Un nivel de fiabilidad que se le asigna a un mensaje. Define cuántas garantías de entrega quieres: desde "envía el mensaje una vez y olvídate" hasta "asegúrate de que el destinatario lo recibe aunque haya que reenviarlo varias veces".</w:t>
+      </w:r>
+    </w:p>
+    <w:p>
+      <w:pPr>
+        <w:pStyle w:val="APA7Edicion"/>
+      </w:pPr>
+      <w:r>
+        <w:t>Python:</w:t>
+      </w:r>
+      <w:r>
+        <w:t xml:space="preserve"> </w:t>
+      </w:r>
+      <w:r>
+        <w:t xml:space="preserve">Un lenguaje de programación moderno, muy popular y fácil de aprender. Se usa para escribir las instrucciones (el software) que indican al </w:t>
+      </w:r>
+      <w:r>
+        <w:lastRenderedPageBreak/>
+        <w:t>ordenador qué hacer. En tu proyecto, probablemente usaste Python para programar el backend, procesar datos, interactuar con el bróker o con la base de datos.</w:t>
+      </w:r>
+    </w:p>
+    <w:p>
+      <w:pPr>
+        <w:pStyle w:val="APA7Edicion"/>
+      </w:pPr>
+      <w:r>
+        <w:t>Mosquitto:</w:t>
+      </w:r>
+      <w:r>
+        <w:t xml:space="preserve"> </w:t>
+      </w:r>
+      <w:r>
+        <w:t>Un software de bróker muy ligero y popular, especializado en el protocolo MQTT. Es el que implementa (hace funcionar) el bróker en tu proyecto: recibe los mensajes de los sensores (publicadores) y los envía a los suscriptores (backend, base de datos, etc.).</w:t>
+      </w:r>
+    </w:p>
+    <w:p>
+      <w:pPr>
+        <w:pStyle w:val="APA7Edicion"/>
+      </w:pPr>
+      <w:r>
+        <w:t>Grafana:</w:t>
+      </w:r>
+      <w:r>
+        <w:t xml:space="preserve"> </w:t>
+      </w:r>
+      <w:r>
+        <w:t>Una herramienta de software especializada en crear dashboards (cuadros de mando) muy vistosos y personalizables. Conecta con bases de datos (como InfluxDB), lee los datos almacenados y los muestra en forma de gráficos de líneas, barras, indicadores, mapas de calor, etc.</w:t>
+      </w:r>
+      <w:r>
+        <w:t xml:space="preserve"> </w:t>
+      </w:r>
+    </w:p>
+    <w:p>
+      <w:pPr>
+        <w:pStyle w:val="APA7Edicion"/>
+      </w:pPr>
+      <w:r>
+        <w:t xml:space="preserve">INfluexDB: </w:t>
+      </w:r>
+      <w:r>
+        <w:t>Una base de datos especializada en series temporales (datos etiquetados con fecha y hora). Está diseñada específicamente para almacenar eficientemente grandes cantidades de datos que llegan de forma continua a lo largo del tiempo: temperaturas cada segundo, humedad cada minuto, etc.</w:t>
+      </w:r>
+    </w:p>
+    <w:p>
+      <w:pPr>
+        <w:pStyle w:val="APA7Edicion"/>
+      </w:pPr>
+      <w:r>
+        <w:t xml:space="preserve">LTS: </w:t>
+      </w:r>
+      <w:r>
+        <w:t>Una versión especial de un software (normalmente un sistema operativo) que recibe actualizaciones y parches de seguridad durante muchos años (normalmente 5 o más), sin necesidad de cambiar a versiones más nuevas. Está diseñada para entornos donde la estabilidad y la fiabilidad importan más que tener las últimas novedades.</w:t>
+      </w:r>
+    </w:p>
+    <w:p>
+      <w:pPr>
+        <w:pStyle w:val="APA7Edicion"/>
+      </w:pPr>
+      <w:r>
+        <w:t>Single Board Computer o SBC</w:t>
+      </w:r>
+      <w:r>
+        <w:t xml:space="preserve">: </w:t>
+      </w:r>
+      <w:r>
+        <w:t xml:space="preserve">Un ordenador completo construido sobre una sola placa de circuito impreso. En esa única placa están integrados todos los componentes esenciales: el procesador (CPU), la memoria RAM, las conexiones de entrada/salida (USB, Ethernet, HDMI, etc.), y a menudo también el almacenamiento (aunque suele usarse una tarjeta microSD externa). Es un </w:t>
+      </w:r>
+      <w:r>
+        <w:lastRenderedPageBreak/>
+        <w:t>"ordenador en miniatura" que ocupa muy poco espacio y consume poca electricidad.</w:t>
+      </w:r>
+    </w:p>
+    <w:p>
+      <w:pPr>
+        <w:pStyle w:val="APA7Edicion"/>
+      </w:pPr>
+      <w:r>
+        <w:t>Orange Pi Zero 3</w:t>
+      </w:r>
+      <w:r>
+        <w:t>: es u</w:t>
+      </w:r>
+      <w:r>
+        <w:t>na placa computadora de tamaño reducido</w:t>
+      </w:r>
+      <w:r>
+        <w:t xml:space="preserve"> (</w:t>
+      </w:r>
+      <w:r>
+        <w:t>Single Board Computer o SBC). Es como tener un ordenador pequeño y de bajo consumo (del tamaño de una tarjeta de crédito) que puede ejecutar sistemas operativos como Linux (Ubuntu, Debian, Armbian) y que dispone de conexiones para conectar sensores, cámaras, pantallas y otros dispositivos mediante sus pines GPIO.</w:t>
+      </w:r>
+    </w:p>
+    <w:p>
+      <w:pPr>
+        <w:pStyle w:val="APA7Edicion"/>
+      </w:pPr>
+      <w:r>
+        <w:t xml:space="preserve">Ubuntu: </w:t>
+      </w:r>
+      <w:r>
+        <w:t>Un sistema operativo basado en Linux, muy popular tanto en ordenadores personales como en servidores. Es gratuito, de código abierto (cualquiera puede ver y modificar su funcionamiento) y está respaldado por la empresa Canonical.</w:t>
+      </w:r>
+    </w:p>
+    <w:p>
+      <w:pPr>
+        <w:pStyle w:val="Ttulo2"/>
+      </w:pPr>
+      <w:bookmarkStart w:id="10" w:name="_Toc230874024"/>
+      <w:r>
+        <w:t>Marco legal</w:t>
+      </w:r>
+      <w:bookmarkEnd w:id="10"/>
+    </w:p>
+    <w:p>
+      <w:pPr>
+        <w:pStyle w:val="Ttulo3"/>
+      </w:pPr>
+      <w:r>
+        <w:t>Marco legal Nacional</w:t>
+      </w:r>
+      <w:r>
+        <w:t xml:space="preserve"> de Telecomunicaciones</w:t>
+      </w:r>
+    </w:p>
+    <w:p>
+      <w:pPr>
+        <w:pStyle w:val="Ttulo4"/>
+      </w:pPr>
+      <w:r>
+        <w:t>Ley 27.078 – Argentina Digital</w:t>
+      </w:r>
+    </w:p>
+    <w:p>
+      <w:pPr>
+        <w:pStyle w:val="APA7Edicion"/>
+      </w:pPr>
+      <w:r>
+        <w:t>Ley sancionada en 2014 que constituye el marco regulatorio fundamental de las telecomunicaciones en argentina. Declara a los servicios de telecomunicaciones y las Tecnologías de la Información y las Comunicaciones (TIC) como servicios públicos esenciales y estratégicos en computación.</w:t>
+      </w:r>
+    </w:p>
+    <w:p>
+      <w:pPr>
+        <w:pStyle w:val="APA7Edicion"/>
+      </w:pPr>
+      <w:r>
+        <w:t>El Art. 6 define los recursos asociados in</w:t>
+      </w:r>
+      <w:r>
+        <w:t>cluyendo antenas, torres y equipos. Las antenas utilizadas para enlace punto a punto quedan comprendidas.</w:t>
+      </w:r>
+      <w:r>
+        <w:t xml:space="preserve"> </w:t>
+      </w:r>
+    </w:p>
+    <w:p>
+      <w:pPr>
+        <w:pStyle w:val="APA7Edicion"/>
+      </w:pPr>
+      <w:r>
+        <w:t>El Art. 8 establece el derecho de los usuarios a la privacidad y confidencialidad de la comunicación. Se aplica al proyecto mediate los datos trasmitidos por VPN y MQTT deben garantizar esta confidencialidad.</w:t>
+      </w:r>
+    </w:p>
+    <w:p>
+      <w:pPr>
+        <w:pStyle w:val="APA7Edicion"/>
+      </w:pPr>
+      <w:r>
+        <w:lastRenderedPageBreak/>
+        <w:t>El Art. 10 regula la obligación de los prestadores de garantizar la calidad e idoneidad de los servicios. Aplica a los servicios de conectividad utilizados por los nodos.</w:t>
+      </w:r>
+    </w:p>
+    <w:p>
+      <w:pPr>
+        <w:pStyle w:val="APA7Edicion"/>
+      </w:pPr>
+      <w:r>
+        <w:t>Art. 48 crea el Ente Nacional de Comunicación (ENACOM) como autoridad de aplicación. ENACOM es el organismo competente para homologación de equipos.</w:t>
+      </w:r>
+    </w:p>
+    <w:p>
+      <w:pPr>
+        <w:pStyle w:val="Ttulo4"/>
+      </w:pPr>
+      <w:r>
+        <w:t>Ley 19.798 – Ley de Radiofrecuencias</w:t>
+      </w:r>
+    </w:p>
+    <w:p>
+      <w:pPr>
+        <w:pStyle w:val="APA7Edicion"/>
+      </w:pPr>
+      <w:r>
+        <w:t>Esta ley regula el uso, asignación y control del espectro radioeléctrico en todo el territorio nacional.</w:t>
+      </w:r>
+    </w:p>
+    <w:p>
+      <w:pPr>
+        <w:pStyle w:val="APA7Edicion"/>
+      </w:pPr>
+      <w:r>
+        <w:t>Aplicación a SIGEGEN:</w:t>
+      </w:r>
+    </w:p>
+    <w:p>
+      <w:pPr>
+        <w:pStyle w:val="APA7Edicion"/>
+      </w:pPr>
+      <w:r>
+        <w:t>Los enlaces punto a punto que utilicen radiofrecuencia deben operar dentro de los canales y potencias permitidas para uso libre.</w:t>
+      </w:r>
+    </w:p>
+    <w:p>
+      <w:pPr>
+        <w:pStyle w:val="APA7Edicion"/>
+      </w:pPr>
+      <w:r>
+        <w:t>Las autorizaciones de uso de frecuencias son de carácter precario y la autoridad de aplicación ENACOM puede modificarlas o cancelarlas sin indemnización.</w:t>
+      </w:r>
+    </w:p>
+    <w:p>
+      <w:pPr>
+        <w:pStyle w:val="APA7Edicion"/>
+      </w:pPr>
+      <w:r>
+        <w:t xml:space="preserve">LA comunicación entre los ESP32 y la Orange Pi Zero 3 utiliza bandas de frecuencia no licenciadas de 2,4 GHz y 5GHz para </w:t>
+      </w:r>
+      <w:proofErr w:type="spellStart"/>
+      <w:r>
+        <w:t>WiFi</w:t>
+      </w:r>
+      <w:proofErr w:type="spellEnd"/>
+      <w:r>
+        <w:t xml:space="preserve">/BLE, cuyo uso </w:t>
+      </w:r>
+      <w:r>
+        <w:t>está</w:t>
+      </w:r>
+      <w:r>
+        <w:t xml:space="preserve"> permitido siempre que se respete los límites de potencia máxima y las condiciones técnicas establecidas por ENACOM.</w:t>
+      </w:r>
+    </w:p>
+    <w:p>
+      <w:pPr>
+        <w:pStyle w:val="APA7Edicion"/>
+      </w:pPr>
+      <w:r>
+        <w:t>Los modelos 4G/LTE incorporados en los nodos operan sobre frecuencias asignadas a los proveedores de servicios licenciados (personal, claro, movistar), por lo que no requiere una licencia propia de uso espectro.</w:t>
+      </w:r>
+    </w:p>
+    <w:p>
+      <w:pPr>
+        <w:pStyle w:val="Ttulo4"/>
+      </w:pPr>
+      <w:r>
+        <w:t>Resoluciones ENACOM aplicables</w:t>
+      </w:r>
+    </w:p>
+    <w:p>
+      <w:pPr>
+        <w:pStyle w:val="APA7Edicion"/>
+      </w:pPr>
+      <w:r>
+        <w:lastRenderedPageBreak/>
+        <w:t>El Ente Nacional de Comunicación ha dictado resoluciones que resultan vinculantes para los equipos utilizados:</w:t>
+      </w:r>
+    </w:p>
+    <w:p>
+      <w:pPr>
+        <w:pStyle w:val="APA7Edicion"/>
+      </w:pPr>
+      <w:r>
+        <w:t>Resolución ENACOM 238/2019 y modificaciones establece el procedimiento de homologación de equipos de telecomunicaciones. Los ESP32 y módems 4G utilizados deben contar con homologación correspondiente para su comercialización y uso en argentina.</w:t>
+      </w:r>
+    </w:p>
+    <w:p>
+      <w:pPr>
+        <w:pStyle w:val="APA7Edicion"/>
+      </w:pPr>
+      <w:r>
+        <w:t>Resolución ENACOM 755/2015</w:t>
+      </w:r>
+      <w:r>
+        <w:t xml:space="preserve"> fija las condiciones técnicas para el uso de bandas de frecuencia no licenciadas (2,4GHz y 5 GHz), incluyendo limites de potencia de trasmisión, densidad espectral y canales permitidos.</w:t>
+      </w:r>
+    </w:p>
+    <w:p>
+      <w:pPr>
+        <w:pStyle w:val="APA7Edicion"/>
+      </w:pPr>
+      <w:r>
+        <w:t xml:space="preserve">Resolución ENACOM </w:t>
+      </w:r>
+      <w:r>
+        <w:t>57/2026 regula la homologación de todos equipos de telecomunicaciones en Argentina.</w:t>
+      </w:r>
+    </w:p>
+    <w:p>
+      <w:pPr>
+        <w:pStyle w:val="Ttulo3"/>
+      </w:pPr>
+      <w:r>
+        <w:t xml:space="preserve">Marco </w:t>
+      </w:r>
+      <w:r>
+        <w:t>Nacional</w:t>
+      </w:r>
+      <w:r>
+        <w:t xml:space="preserve"> de Seguridad </w:t>
+      </w:r>
+      <w:r>
+        <w:t xml:space="preserve">Eléctrica </w:t>
+      </w:r>
+    </w:p>
+    <w:p>
+      <w:pPr>
+        <w:pStyle w:val="Ttulo4"/>
+      </w:pPr>
+      <w:r>
+        <w:t>Ley 19.587 – Higiene y Seguridad en el Trabajo</w:t>
+      </w:r>
+    </w:p>
+    <w:p>
+      <w:pPr>
+        <w:pStyle w:val="APA7Edicion"/>
+      </w:pPr>
+      <w:r>
+        <w:t>Establece las condiciones de seguridad que deben cumplir todas las instalaciones eléctricas incluyendo aquellas asociadas a grupos electrógenos.</w:t>
+      </w:r>
+    </w:p>
+    <w:p>
+      <w:pPr>
+        <w:pStyle w:val="Ttulo4"/>
+      </w:pPr>
+      <w:r>
+        <w:t>Reglamentación de la Asociación Eléctrica Argentina (AEA)</w:t>
+      </w:r>
+    </w:p>
+    <w:p>
+      <w:pPr>
+        <w:pStyle w:val="APA7Edicion"/>
+      </w:pPr>
+      <w:r>
+        <w:t>La norma</w:t>
+      </w:r>
+      <w:r>
+        <w:t xml:space="preserve"> </w:t>
+      </w:r>
+      <w:r>
+        <w:t>AEA 90364 — Instalaciones eléctricas de baja tensión</w:t>
+      </w:r>
+      <w:r>
+        <w:t xml:space="preserve"> </w:t>
+      </w:r>
+      <w:r>
+        <w:t>es</w:t>
+      </w:r>
+      <w:r>
+        <w:t xml:space="preserve"> obligatoria por remisión de diversas regulaciones provinciales y nacionales</w:t>
+      </w:r>
+      <w:r>
+        <w:t>.</w:t>
+      </w:r>
+    </w:p>
+    <w:p>
+      <w:pPr>
+        <w:pStyle w:val="APA7Edicion"/>
+      </w:pPr>
+      <w:r>
+        <w:t>Puntos críticos para SIGEGEN:</w:t>
+      </w:r>
+    </w:p>
+    <w:p>
+      <w:pPr>
+        <w:pStyle w:val="APA7Edicion"/>
+      </w:pPr>
+      <w:r>
+        <w:t>Los sensores instalados sobre el grupo electrógeno deben</w:t>
+      </w:r>
+      <w:r>
+        <w:t xml:space="preserve"> respetar las distancias de seguridad y los niveles de aislamiento establecidos.</w:t>
+      </w:r>
+    </w:p>
+    <w:p>
+      <w:pPr>
+        <w:pStyle w:val="APA7Edicion"/>
+      </w:pPr>
+      <w:r>
+        <w:lastRenderedPageBreak/>
+        <w:t>El sistema de monitore no debe interferir con los dispositivos de protección del generador (interruptores termomagnéticos, diferenciales, sistemas de transferencia automático).</w:t>
+      </w:r>
+    </w:p>
+    <w:p>
+      <w:pPr>
+        <w:pStyle w:val="Ttulo4"/>
+      </w:pPr>
+      <w:r>
+        <w:t xml:space="preserve"> Decreto 351/79 – Reglamento de Seguridad para la Industria y la Minería.</w:t>
+      </w:r>
+    </w:p>
+    <w:p>
+      <w:pPr>
+        <w:pStyle w:val="APA7Edicion"/>
+      </w:pPr>
+      <w:r>
+        <w:t>Este decreto reglamenta la ley 19.587 y contine disposiciones específicas sobre instalaciones eléctricas en entornos industriales. Aplica cuando los grupos electrógenos se encuentran en parques industriales, estaciones de bombeo</w:t>
+      </w:r>
+      <w:r>
+        <w:t>, centros de salud, etc.</w:t>
+      </w:r>
+    </w:p>
+    <w:p>
+      <w:pPr>
+        <w:pStyle w:val="Ttulo3"/>
+      </w:pPr>
+      <w:r>
+        <w:t>Marco nacional de protección de los datos personales</w:t>
+      </w:r>
+    </w:p>
+    <w:p>
+      <w:pPr>
+        <w:pStyle w:val="Ttulo4"/>
+      </w:pPr>
+      <w:r>
+        <w:t>Ley 25.326 – Protoccion de los Datos Personales</w:t>
+      </w:r>
+    </w:p>
+    <w:p>
+      <w:pPr>
+        <w:pStyle w:val="APA7Edicion"/>
+      </w:pPr>
+      <w:r>
+        <w:t>Ley vigente desde 2000 que regula el tratamiento de datos personales, es decir, toda información sobre personas físicas identificadas o identificables en todo el territorio argentino.</w:t>
+      </w:r>
+    </w:p>
+    <w:p>
+      <w:pPr>
+        <w:pStyle w:val="APA7Edicion"/>
+      </w:pPr>
+      <w:r>
+        <w:t>Análisis de aplicabilidad a SIGEGEN:</w:t>
+      </w:r>
+    </w:p>
+    <w:p>
+      <w:pPr>
+        <w:pStyle w:val="APA7Edicion"/>
+      </w:pPr>
+      <w:r>
+        <w:t>Obligaciones que debe de cumplir SIGEGEN</w:t>
+      </w:r>
+      <w:r>
+        <w:t>:</w:t>
+      </w:r>
+    </w:p>
+    <w:p>
+      <w:pPr>
+        <w:pStyle w:val="APA7Edicion"/>
+      </w:pPr>
+      <w:r>
+        <w:t>Art. 4</w:t>
+      </w:r>
+      <w:r>
+        <w:t>°</w:t>
+      </w:r>
+      <w:r>
+        <w:t xml:space="preserve"> establece el principio de calidad obligando que los datos deben ser exactos y actualizados.</w:t>
+      </w:r>
+    </w:p>
+    <w:p>
+      <w:pPr>
+        <w:pStyle w:val="APA7Edicion"/>
+      </w:pPr>
+      <w:r>
+        <w:t>Art. 6</w:t>
+      </w:r>
+      <w:r>
+        <w:t>°</w:t>
+      </w:r>
+      <w:r>
+        <w:t xml:space="preserve"> establece el principio de finalidad estableciendo que los datos solo pueden ser utilizados para la finalidad para la cual fueron recolectados.</w:t>
+      </w:r>
+    </w:p>
+    <w:p>
+      <w:pPr>
+        <w:pStyle w:val="APA7Edicion"/>
+      </w:pPr>
+      <w:r>
+        <w:t>Art. 9</w:t>
+      </w:r>
+      <w:r>
+        <w:t>°</w:t>
+      </w:r>
+      <w:r>
+        <w:t xml:space="preserve"> </w:t>
+      </w:r>
+      <w:r>
+        <w:t>e</w:t>
+      </w:r>
+      <w:r>
+        <w:t>stablece que se tiene el deber de informar al titular sobre la recolección de sus datos.</w:t>
+      </w:r>
+    </w:p>
+    <w:p>
+      <w:pPr>
+        <w:pStyle w:val="APA7Edicion"/>
+      </w:pPr>
+      <w:r>
+        <w:lastRenderedPageBreak/>
+        <w:t>Art. 11</w:t>
+      </w:r>
+      <w:r>
+        <w:t>° establece la obligación de adoptar medidas de seguridad para evitar la adulteración, perdida o acceso no autorizado.</w:t>
+      </w:r>
+      <w:r>
+        <w:t xml:space="preserve">  </w:t>
+      </w:r>
+    </w:p>
+    <w:p>
+      <w:pPr>
+        <w:pStyle w:val="APA7Edicion"/>
+      </w:pPr>
+      <w:r>
+        <w:t xml:space="preserve">El sistema esta diseñado para el monitoreo de parámetros técnicos de grupos </w:t>
+      </w:r>
+      <w:r>
+        <w:t>electrógenos</w:t>
+      </w:r>
+      <w:r>
+        <w:t xml:space="preserve">, no datos personales en su operación principal. Sin embargo, </w:t>
+      </w:r>
+      <w:r>
+        <w:t>existen</w:t>
+      </w:r>
+      <w:r>
+        <w:t xml:space="preserve"> </w:t>
+      </w:r>
+      <w:r>
+        <w:t>situaciones</w:t>
+      </w:r>
+      <w:r>
+        <w:t xml:space="preserve"> en las que se podrían procesar datos </w:t>
+      </w:r>
+      <w:r>
+        <w:t>personales</w:t>
+      </w:r>
+      <w:r>
+        <w:t>:</w:t>
+      </w:r>
+    </w:p>
+    <w:tbl>
+      <w:tblPr>
+        <w:tblStyle w:val="Tablaconcuadrcula"/>
+        <w:tblW w:w="0" w:type="auto"/>
+        <w:tblLook w:val="04A0" w:firstRow="1" w:lastRow="0" w:firstColumn="1" w:lastColumn="0" w:noHBand="0" w:noVBand="1"/>
+      </w:tblPr>
+      <w:tblGrid>
+        <w:gridCol w:w="1981"/>
+        <w:gridCol w:w="1982"/>
+        <w:gridCol w:w="1982"/>
+        <w:gridCol w:w="1982"/>
+      </w:tblGrid>
+      <w:tr>
+        <w:tc>
+          <w:tcPr>
+            <w:tcW w:w="1981" w:type="dxa"/>
+          </w:tcPr>
+          <w:p>
+            <w:pPr>
+              <w:pStyle w:val="APA7Edicion"/>
+              <w:ind w:firstLine="0"/>
+              <w:jc w:val="center"/>
+            </w:pPr>
+            <w:r>
+              <w:t>Actividad</w:t>
+            </w:r>
+          </w:p>
+        </w:tc>
+        <w:tc>
+          <w:tcPr>
+            <w:tcW w:w="1982" w:type="dxa"/>
+          </w:tcPr>
+          <w:p>
+            <w:pPr>
+              <w:pStyle w:val="APA7Edicion"/>
+              <w:ind w:firstLine="0"/>
+              <w:jc w:val="center"/>
+            </w:pPr>
+            <w:r>
+              <w:t>Datos</w:t>
+            </w:r>
+          </w:p>
+        </w:tc>
+        <w:tc>
+          <w:tcPr>
+            <w:tcW w:w="1982" w:type="dxa"/>
+          </w:tcPr>
+          <w:p>
+            <w:pPr>
+              <w:pStyle w:val="APA7Edicion"/>
+              <w:ind w:firstLine="0"/>
+              <w:jc w:val="center"/>
+            </w:pPr>
+            <w:r>
+              <w:t>Riesgo</w:t>
+            </w:r>
+          </w:p>
+        </w:tc>
+        <w:tc>
+          <w:tcPr>
+            <w:tcW w:w="1982" w:type="dxa"/>
+          </w:tcPr>
+          <w:p>
+            <w:pPr>
+              <w:pStyle w:val="APA7Edicion"/>
+              <w:ind w:firstLine="0"/>
+              <w:jc w:val="center"/>
+            </w:pPr>
+            <w:r>
+              <w:t>Medida preventiva</w:t>
+            </w:r>
+          </w:p>
+        </w:tc>
+      </w:tr>
+      <w:tr>
+        <w:tc>
+          <w:tcPr>
+            <w:tcW w:w="1981" w:type="dxa"/>
+          </w:tcPr>
+          <w:p>
+            <w:pPr>
+              <w:pStyle w:val="APA7Edicion"/>
+              <w:ind w:firstLine="0"/>
+              <w:jc w:val="center"/>
+            </w:pPr>
+            <w:r>
+              <w:t xml:space="preserve">Acceso al </w:t>
+            </w:r>
+            <w:proofErr w:type="spellStart"/>
+            <w:r>
+              <w:t>dashboard</w:t>
+            </w:r>
+            <w:proofErr w:type="spellEnd"/>
+            <w:r>
+              <w:t xml:space="preserve"> de grafana</w:t>
+            </w:r>
+          </w:p>
+        </w:tc>
+        <w:tc>
+          <w:tcPr>
+            <w:tcW w:w="1982" w:type="dxa"/>
+          </w:tcPr>
+          <w:p>
+            <w:pPr>
+              <w:pStyle w:val="APA7Edicion"/>
+              <w:ind w:firstLine="0"/>
+              <w:jc w:val="center"/>
+            </w:pPr>
+            <w:r>
+              <w:t>Nombre de usuario, Correo electrónico</w:t>
+            </w:r>
+          </w:p>
+        </w:tc>
+        <w:tc>
+          <w:tcPr>
+            <w:tcW w:w="1982" w:type="dxa"/>
+          </w:tcPr>
+          <w:p>
+            <w:pPr>
+              <w:pStyle w:val="APA7Edicion"/>
+              <w:ind w:firstLine="0"/>
+              <w:jc w:val="center"/>
+            </w:pPr>
+            <w:r>
+              <w:t>Alto</w:t>
+            </w:r>
+          </w:p>
+        </w:tc>
+        <w:tc>
+          <w:tcPr>
+            <w:tcW w:w="1982" w:type="dxa"/>
+          </w:tcPr>
+          <w:p>
+            <w:pPr>
+              <w:pStyle w:val="APA7Edicion"/>
+              <w:ind w:firstLine="0"/>
+              <w:jc w:val="center"/>
+            </w:pPr>
+            <w:r>
+              <w:t>Control de acceso, minimización de datos</w:t>
+            </w:r>
+          </w:p>
+        </w:tc>
+      </w:tr>
+      <w:tr>
+        <w:tc>
+          <w:tcPr>
+            <w:tcW w:w="1981" w:type="dxa"/>
+          </w:tcPr>
+          <w:p>
+            <w:pPr>
+              <w:pStyle w:val="APA7Edicion"/>
+              <w:ind w:firstLine="0"/>
+              <w:jc w:val="center"/>
+            </w:pPr>
+            <w:r>
+              <w:t>Logs de conexión VPN</w:t>
+            </w:r>
+          </w:p>
+        </w:tc>
+        <w:tc>
+          <w:tcPr>
+            <w:tcW w:w="1982" w:type="dxa"/>
+          </w:tcPr>
+          <w:p>
+            <w:pPr>
+              <w:pStyle w:val="APA7Edicion"/>
+              <w:ind w:firstLine="0"/>
+              <w:jc w:val="center"/>
+            </w:pPr>
+            <w:r>
+              <w:t>Direcciones IP, identificadores de dispositivo</w:t>
+            </w:r>
+          </w:p>
+        </w:tc>
+        <w:tc>
+          <w:tcPr>
+            <w:tcW w:w="1982" w:type="dxa"/>
+          </w:tcPr>
+          <w:p>
+            <w:pPr>
+              <w:pStyle w:val="APA7Edicion"/>
+              <w:ind w:firstLine="0"/>
+              <w:jc w:val="center"/>
+            </w:pPr>
+            <w:r>
+              <w:t>Medio</w:t>
+            </w:r>
+          </w:p>
+        </w:tc>
+        <w:tc>
+          <w:tcPr>
+            <w:tcW w:w="1982" w:type="dxa"/>
+          </w:tcPr>
+          <w:p>
+            <w:pPr>
+              <w:pStyle w:val="APA7Edicion"/>
+              <w:ind w:firstLine="0"/>
+              <w:jc w:val="center"/>
+            </w:pPr>
+            <w:r>
+              <w:t>Anonimizar logs, retención limitada</w:t>
+            </w:r>
+          </w:p>
+        </w:tc>
+      </w:tr>
+      <w:tr>
+        <w:tc>
+          <w:tcPr>
+            <w:tcW w:w="1981" w:type="dxa"/>
+          </w:tcPr>
+          <w:p>
+            <w:pPr>
+              <w:pStyle w:val="APA7Edicion"/>
+              <w:ind w:firstLine="0"/>
+              <w:jc w:val="center"/>
+            </w:pPr>
+            <w:r>
+              <w:t>Envió de aletas</w:t>
+            </w:r>
+          </w:p>
+        </w:tc>
+        <w:tc>
+          <w:tcPr>
+            <w:tcW w:w="1982" w:type="dxa"/>
+          </w:tcPr>
+          <w:p>
+            <w:pPr>
+              <w:pStyle w:val="APA7Edicion"/>
+              <w:ind w:firstLine="0"/>
+              <w:jc w:val="center"/>
+            </w:pPr>
+            <w:r>
+              <w:t>Datos de contacto (teléfono, email) del personal técnico</w:t>
+            </w:r>
+          </w:p>
+        </w:tc>
+        <w:tc>
+          <w:tcPr>
+            <w:tcW w:w="1982" w:type="dxa"/>
+          </w:tcPr>
+          <w:p>
+            <w:pPr>
+              <w:pStyle w:val="APA7Edicion"/>
+              <w:ind w:firstLine="0"/>
+              <w:jc w:val="center"/>
+            </w:pPr>
+            <w:r>
+              <w:t>Medio</w:t>
+            </w:r>
+          </w:p>
+        </w:tc>
+        <w:tc>
+          <w:tcPr>
+            <w:tcW w:w="1982" w:type="dxa"/>
+          </w:tcPr>
+          <w:p>
+            <w:pPr>
+              <w:pStyle w:val="APA7Edicion"/>
+              <w:ind w:firstLine="0"/>
+              <w:jc w:val="center"/>
+            </w:pPr>
+            <w:r>
+              <w:t>Consentimiento previo, uso de sistemas internos</w:t>
+            </w:r>
+          </w:p>
+        </w:tc>
+      </w:tr>
+    </w:tbl>
     <w:p/>
     <w:p>
       <w:pPr>
-        <w:pStyle w:val="APA7Edicion"/>
-      </w:pPr>
-      <w:r>
-        <w:t>P</w:t>
-      </w:r>
-      <w:r>
-        <w:t>rotocolo</w:t>
-      </w:r>
-      <w:r>
-        <w:t>:</w:t>
-      </w:r>
-      <w:r>
-        <w:t xml:space="preserve"> es un conjunto de reglas y estándares que permiten que dos o más entidades personas, máquinas, programas se comuniquen o interactúen de manera ordenada y comprensible.</w:t>
-      </w:r>
-    </w:p>
-    <w:p>
-      <w:pPr>
-        <w:pStyle w:val="APA7Edicion"/>
-      </w:pPr>
-      <w:r>
-        <w:t xml:space="preserve">LAN: </w:t>
-      </w:r>
-      <w:r>
-        <w:t xml:space="preserve">del inglés Local Area Network o Red de Área Local es una red de computadoras y dispositivos </w:t>
-      </w:r>
-      <w:r>
-        <w:t xml:space="preserve">como </w:t>
-      </w:r>
-      <w:r>
-        <w:t>impresoras, teléfonos IP, servidores, cámaras, etc. que están conectados entre sí dentro de un área geográfica reducida y privada, como una casa, una oficina, un colegio o un edificio.</w:t>
-      </w:r>
-    </w:p>
-    <w:p>
-      <w:pPr>
-        <w:pStyle w:val="APA7Edicion"/>
-      </w:pPr>
-      <w:r>
-        <w:t>Edge:</w:t>
-      </w:r>
-      <w:r>
-        <w:t xml:space="preserve"> es procesar los datos lo más cerca posible del lugar donde se generan, en lugar de enviarlos a un centro de datos centralizado lejano </w:t>
-      </w:r>
-      <w:r>
-        <w:t xml:space="preserve">como </w:t>
-      </w:r>
-      <w:r>
-        <w:t>la nube</w:t>
-      </w:r>
-      <w:r>
-        <w:t>.</w:t>
-      </w:r>
-      <w:r>
-        <w:t xml:space="preserve">  Es como resolver un problema en el acto, sin tener que llamar a una oficina central.</w:t>
-      </w:r>
-    </w:p>
-    <w:p>
-      <w:pPr>
-        <w:pStyle w:val="APA7Edicion"/>
-      </w:pPr>
-      <w:r>
-        <w:t xml:space="preserve">Hardware: </w:t>
-      </w:r>
-      <w:r>
-        <w:t>La parte física de un sistema informático. Es todo lo que se puede tocar con las manos: cables, placas, pantallas, teclados, discos duros, procesadores, etc. Es la "carrocería y el motor" del ordenador.</w:t>
-      </w:r>
-    </w:p>
-    <w:p>
-      <w:pPr>
-        <w:pStyle w:val="APA7Edicion"/>
-      </w:pPr>
-      <w:r>
-        <w:t>Software:</w:t>
-      </w:r>
-      <w:r>
-        <w:t xml:space="preserve"> </w:t>
-      </w:r>
-      <w:r>
-        <w:t>El conjunto de instrucciones, programas y datos que le dicen al hardware qué tiene que hacer. Es la parte lógica e intangible del sistema informático. Sin software, el hardware es solo un montón de componentes inertes que no saben qué hacer.</w:t>
-      </w:r>
-    </w:p>
-    <w:p>
-      <w:pPr>
-        <w:pStyle w:val="APA7Edicion"/>
-      </w:pPr>
-      <w:r>
-        <w:t>Servidor</w:t>
-      </w:r>
-      <w:r>
-        <w:t>:</w:t>
-      </w:r>
-      <w:r>
-        <w:t xml:space="preserve"> </w:t>
-      </w:r>
-      <w:r>
-        <w:t xml:space="preserve">Una computadora </w:t>
-      </w:r>
-      <w:r>
-        <w:t>(</w:t>
-      </w:r>
-      <w:r>
-        <w:t>o incluso un programa) que está siempre encendida y esperando para responder peticiones de otras computadoras llamadas clientes. Su trabajo es proveer recursos o servicios: guardar archivos, mostrar páginas web, enviar correos, gestionar bases de datos, etc.</w:t>
-      </w:r>
-    </w:p>
-    <w:p>
-      <w:pPr>
-        <w:pStyle w:val="APA7Edicion"/>
-      </w:pPr>
-      <w:r>
-        <w:t xml:space="preserve">VM: </w:t>
-      </w:r>
-      <w:r>
-        <w:t xml:space="preserve">Un ordenador simulado por software que funciona como si fuera un ordenador real, pero que en realidad está ejecutándose dentro de otro ordenador </w:t>
-      </w:r>
+        <w:pStyle w:val="Ttulo4"/>
+      </w:pPr>
+      <w:r>
+        <w:t>Disposición</w:t>
+      </w:r>
+      <w:r>
+        <w:t xml:space="preserve"> 4/2019 de la </w:t>
+      </w:r>
+      <w:r>
+        <w:t>Dirección</w:t>
+      </w:r>
+      <w:r>
+        <w:t xml:space="preserve"> Nacional de </w:t>
+      </w:r>
+      <w:r>
+        <w:t>Protección</w:t>
+      </w:r>
+      <w:r>
+        <w:t xml:space="preserve"> de Datos Personales.</w:t>
+      </w:r>
+    </w:p>
+    <w:p/>
+    <w:p>
+      <w:pPr>
+        <w:pStyle w:val="APA7Edicion"/>
+      </w:pPr>
+      <w:r>
+        <w:t>Esta disposición aprueba el código de protección de Datos Personales para la elaboración de políticas publicas y proyectos, establece los principios de “Privacidad por diseño” y “Privacidad por Defecto”.</w:t>
+      </w:r>
+    </w:p>
+    <w:p>
+      <w:pPr>
+        <w:pStyle w:val="APA7Edicion"/>
+      </w:pPr>
       <w:r>
         <w:lastRenderedPageBreak/>
-        <w:t>físico. Es como tener un "ordenador dentro de otro ordenador", con su propio sistema operativo, sus propios discos y su propia memoria, todo completamente aislado.</w:t>
-      </w:r>
-    </w:p>
-    <w:p>
-      <w:pPr>
-        <w:pStyle w:val="APA7Edicion"/>
-      </w:pPr>
-      <w:r>
-        <w:t>Cloud: es el</w:t>
-      </w:r>
-      <w:r>
-        <w:t xml:space="preserve"> modelo de alquilar recursos informáticos </w:t>
-      </w:r>
-      <w:r>
-        <w:t xml:space="preserve">como </w:t>
-      </w:r>
-      <w:r>
-        <w:t>almacenamiento, procesamiento, bases de datos a través de Internet. En lugar de comprar tu propio servidor enorme, pagas solo por lo que usas a un proveedor como Google, Amazon o Microsoft. Es como contratar una flota de camiones solo cuando los necesitas para una mudanza, en lugar de comprarlos y mantenerlos todo el año.</w:t>
-      </w:r>
-    </w:p>
-    <w:p>
-      <w:pPr>
-        <w:pStyle w:val="APA7Edicion"/>
-      </w:pPr>
-      <w:r>
-        <w:t>CPU</w:t>
-      </w:r>
-      <w:r>
-        <w:t xml:space="preserve"> o procesador</w:t>
-      </w:r>
-      <w:r>
-        <w:t xml:space="preserve">: </w:t>
-      </w:r>
-      <w:r>
-        <w:t>El cerebro o el motor de la computadora. Es el componente que realmente hace los cálculos y ejecuta las instrucciones. Todo lo que haces abrir un programa, mover el ratón, hacer clic pasa por la CPU que lo procesa y envía las órdenes al resto de componentes.</w:t>
-      </w:r>
-    </w:p>
-    <w:p>
-      <w:pPr>
-        <w:pStyle w:val="APA7Edicion"/>
-      </w:pPr>
-      <w:r>
-        <w:t>RAM:</w:t>
-      </w:r>
-      <w:r>
-        <w:t xml:space="preserve"> Es un espacio de memoria muy rápido pero volátil (se borra al apagar el equipo). Aquí es donde la CPU coloca los programas y datos que está usando en este momento, para tenerlos a mano sin tener que ir al almacenamiento lento.</w:t>
-      </w:r>
-    </w:p>
-    <w:p>
-      <w:pPr>
-        <w:pStyle w:val="APA7Edicion"/>
-      </w:pPr>
-      <w:r>
-        <w:t>Almacenamiento</w:t>
-      </w:r>
-      <w:r>
-        <w:t xml:space="preserve"> interno</w:t>
-      </w:r>
-      <w:r>
-        <w:t>:</w:t>
-      </w:r>
-      <w:r>
-        <w:t xml:space="preserve"> </w:t>
-      </w:r>
-      <w:r>
-        <w:t xml:space="preserve">El archivador permanente del ordenador. Es donde se guardan todos tus </w:t>
-      </w:r>
-      <w:proofErr w:type="gramStart"/>
-      <w:r>
-        <w:t>datos</w:t>
-      </w:r>
-      <w:proofErr w:type="gramEnd"/>
-      <w:r>
-        <w:t xml:space="preserve"> aunque apagues la máquina: el sistema operativo, los programas instalados, tus documentos, fotos, vídeos, etc. Aquí los datos permanecen hasta que los borres tú.</w:t>
-      </w:r>
-    </w:p>
-    <w:p>
-      <w:pPr>
-        <w:pStyle w:val="APA7Edicion"/>
-      </w:pPr>
-      <w:r>
-        <w:t>Bróker:</w:t>
-      </w:r>
-      <w:r>
-        <w:t xml:space="preserve"> </w:t>
-      </w:r>
-      <w:r>
-        <w:t>Un servidor encargado de recibir mensajes de unos dispositivos y enviarlos a otros que están interesados en recibirlos. Actúa como un centro de distribución o una oficina de correos.</w:t>
-      </w:r>
-    </w:p>
-    <w:p>
-      <w:pPr>
-        <w:pStyle w:val="APA7Edicion"/>
-      </w:pPr>
-      <w:r>
-        <w:t>Sensores:</w:t>
-      </w:r>
-      <w:r>
-        <w:t xml:space="preserve"> </w:t>
-      </w:r>
-      <w:r>
-        <w:t xml:space="preserve">Un dispositivo que mide una magnitud física del mundo real (temperatura, humedad, presión, luz, movimiento, distancia, etc.) y la convierte en </w:t>
-      </w:r>
-      <w:r>
+        <w:t>Aplicación a SIGEGEN: desde la etapa de diseño, el sistema debe incorporar salvaguardas para minimizar la recolección y retención de los datos personales.</w:t>
+      </w:r>
+    </w:p>
+    <w:p>
+      <w:pPr>
+        <w:pStyle w:val="Ttulo3"/>
+      </w:pPr>
+      <w:r>
+        <w:t>Marco Nacional de Ciberseguridad</w:t>
+      </w:r>
+    </w:p>
+    <w:p>
+      <w:pPr>
+        <w:pStyle w:val="Ttulo4"/>
+      </w:pPr>
+      <w:r>
+        <w:t>Ley 26.388 – Delitos Informáticos</w:t>
+      </w:r>
+    </w:p>
+    <w:p/>
+    <w:p>
+      <w:pPr>
+        <w:pStyle w:val="APA7Edicion"/>
+      </w:pPr>
+      <w:r>
+        <w:t>Esta ley incorpora al Código Penal argentino figuras delictivas relacionadas con sistemas informáticos incluyendo:</w:t>
+      </w:r>
+    </w:p>
+    <w:p>
+      <w:pPr>
+        <w:pStyle w:val="APA7Edicion"/>
+      </w:pPr>
+      <w:r>
+        <w:t>Art. 153 bis: Acceso indebido a sistema o datos informativo.</w:t>
+      </w:r>
+    </w:p>
+    <w:p>
+      <w:pPr>
+        <w:pStyle w:val="APA7Edicion"/>
+      </w:pPr>
+      <w:r>
+        <w:t>Art. 183 bis: Daño informático.</w:t>
+      </w:r>
+    </w:p>
+    <w:p>
+      <w:pPr>
+        <w:pStyle w:val="APA7Edicion"/>
+      </w:pPr>
+      <w:r>
+        <w:t xml:space="preserve">SIGEGEN al procesar y trasmitir datos de información critica debe contar con medidas de seguridad que prevengan estos ilícitos. </w:t>
+      </w:r>
+    </w:p>
+    <w:p>
+      <w:pPr>
+        <w:pStyle w:val="Ttulo4"/>
+      </w:pPr>
+      <w:r>
+        <w:t>Proyecto de Ley de Ciberseguridad (en el parlamento)</w:t>
+      </w:r>
+    </w:p>
+    <w:p>
+      <w:pPr>
+        <w:pStyle w:val="APA7Edicion"/>
+      </w:pPr>
+      <w:r>
+        <w:t>Actualmente se encuentra en tratamiento en el congreso Nacional un proyecto de ley que establecería requisitos de ciberseguridad para infraestructuras críticas.</w:t>
+      </w:r>
+    </w:p>
+    <w:p>
+      <w:pPr>
+        <w:pStyle w:val="Ttulo3"/>
+      </w:pPr>
+      <w:r>
+        <w:t>Marco Provincial</w:t>
+      </w:r>
+    </w:p>
+    <w:p>
+      <w:pPr>
+        <w:pStyle w:val="Ttulo4"/>
+      </w:pPr>
+      <w:r>
+        <w:t>Ley provincial de Seguridad eléctrica</w:t>
+      </w:r>
+    </w:p>
+    <w:p>
+      <w:pPr>
+        <w:pStyle w:val="APA7Edicion"/>
+      </w:pPr>
+      <w:r>
+        <w:t>Aun n sea ha sancionado una ley de especifica de seguridad eléctrica análoga a la de otras provincias, se rige por los principios de la reglamentación nacional (AEA) y los códigos de edificación municipales. Los municipios suelen adoptar ordenanzas que incorporan las normas AEA como de cumplimiento obligatorio.</w:t>
+      </w:r>
+    </w:p>
+    <w:p>
+      <w:r>
+        <w:rPr>
+          <w:highlight w:val="yellow"/>
+        </w:rPr>
         <w:lastRenderedPageBreak/>
-        <w:t>una señal eléctrica que un ordenador puede entender. Los sensores son los "ojos y oídos" del sistema IoT.</w:t>
-      </w:r>
-    </w:p>
-    <w:p>
-      <w:pPr>
-        <w:pStyle w:val="APA7Edicion"/>
-      </w:pPr>
-      <w:r>
-        <w:t xml:space="preserve">IoT: </w:t>
-      </w:r>
-      <w:r>
-        <w:t>El concepto de conectar a Internet objetos físicos cotidianos que tradicionalmente no tenían conexión: sensores de temperatura, bombillas, cerraduras, electrodomésticos, cámaras, etc. Estos objetos recogen datos del mundo real (temperatura, movimiento, luz) y/o actúan sobre él (encender una luz, abrir una puerta).</w:t>
-      </w:r>
-    </w:p>
-    <w:p>
-      <w:pPr>
-        <w:pStyle w:val="APA7Edicion"/>
-      </w:pPr>
-      <w:r>
-        <w:t>Anti-flood:</w:t>
-      </w:r>
-      <w:r>
-        <w:t xml:space="preserve"> </w:t>
-      </w:r>
-      <w:r>
-        <w:t>Un mecanismo que limita la cantidad de mensajes que un dispositivo puede enviar en un tiempo determinado. Evita que un dispositivo (por error o de forma maliciosa) "inunde" la red con demasiados mensajes, saturando el sistema y ralentizando o bloqueando a los demás.</w:t>
-      </w:r>
-    </w:p>
-    <w:p>
-      <w:pPr>
-        <w:pStyle w:val="APA7Edicion"/>
-      </w:pPr>
-      <w:r>
-        <w:t>Backend:</w:t>
-      </w:r>
-      <w:r>
-        <w:t xml:space="preserve"> </w:t>
-      </w:r>
-      <w:r>
-        <w:t>La parte que no ve el usuario pero que hace funcionar todo "por detrás". Es el conjunto de programas, servidores y bases de datos que procesan datos, aplican reglas de negocio, guardan información y responden a las peticiones que vienen del frente (frontend). Es el "motor oculto" de la aplicación.</w:t>
-      </w:r>
-    </w:p>
-    <w:p>
-      <w:pPr>
-        <w:pStyle w:val="APA7Edicion"/>
-      </w:pPr>
-      <w:r>
-        <w:t>Deshboards:</w:t>
-      </w:r>
-      <w:r>
-        <w:t xml:space="preserve"> </w:t>
-      </w:r>
-      <w:r>
-        <w:t>Una pantalla o interfaz visual que muestra indicadores, gráficos y datos importantes de un sistema de forma clara y resumida. Permite ver de un vistazo el estado del sistema (temperaturas, alertas, rendimiento, etc.) sin tener que revisar datos brutos.</w:t>
-      </w:r>
-    </w:p>
-    <w:p>
-      <w:pPr>
-        <w:pStyle w:val="APA7Edicion"/>
-      </w:pPr>
-      <w:r>
-        <w:t>Publish:</w:t>
-      </w:r>
-      <w:r>
-        <w:t xml:space="preserve"> </w:t>
-      </w:r>
-      <w:r>
-        <w:t>La acción que realiza un dispositivo cuando envía un mensaje al bróker para que lo distribuya. El dispositivo publica un dato (por ejemplo, "temperatura = 22.5°C") en un tema concreto (por ejemplo, "sala/termometro").</w:t>
-      </w:r>
-    </w:p>
-    <w:p>
-      <w:pPr>
-        <w:pStyle w:val="APA7Edicion"/>
+        <w:t>(DEBEMOS consultar con la dirección provincial de energía de Formosa (DPEF) para saber requisitos específicos para instalaciones con grupos electrógenos en la provincia.)</w:t>
+      </w:r>
+    </w:p>
+    <w:p>
+      <w:pPr>
+        <w:pStyle w:val="Ttulo4"/>
+      </w:pPr>
+      <w:r>
+        <w:t>Régimen de inspecciones de instalaciones eléctricas</w:t>
+      </w:r>
+    </w:p>
+    <w:p>
+      <w:pPr>
+        <w:pStyle w:val="APA7Edicion"/>
+      </w:pPr>
+      <w:r>
+        <w:t>A través de sus municipios regula la inspección de instalaciones eléctricas. Por ejemplo, el código de edificación de la ciudad de Formosa establece la obligación de certificar la seguridad eléctrica de las instalaciones.</w:t>
+      </w:r>
+    </w:p>
+    <w:p>
+      <w:pPr>
+        <w:pStyle w:val="Ttulo3"/>
+      </w:pPr>
+      <w:r>
+        <w:t>Responsabilidad Civil y comercial de la Nación</w:t>
+      </w:r>
+    </w:p>
+    <w:p>
+      <w:pPr>
+        <w:pStyle w:val="APA7Edicion"/>
+      </w:pPr>
+      <w:r>
+        <w:t>El código civil y comercial establecido en la Ley 26.994 regula la responsabilidad civil por daños.</w:t>
+      </w:r>
+    </w:p>
+    <w:p>
+      <w:pPr>
+        <w:pStyle w:val="APA7Edicion"/>
+      </w:pPr>
+      <w:r>
+        <w:t>Los artículos más relevantes:</w:t>
+      </w:r>
+    </w:p>
+    <w:p>
+      <w:pPr>
+        <w:pStyle w:val="APA7Edicion"/>
+      </w:pPr>
+      <w:r>
+        <w:t xml:space="preserve">Art. 1709 establece que toda persona que cause un daño a otra </w:t>
+      </w:r>
+      <w:proofErr w:type="spellStart"/>
+      <w:r>
+        <w:t>esta</w:t>
+      </w:r>
+      <w:proofErr w:type="spellEnd"/>
+      <w:r>
+        <w:t xml:space="preserve"> obligada a repararlo.</w:t>
+      </w:r>
+    </w:p>
+    <w:p>
+      <w:pPr>
+        <w:pStyle w:val="APA7Edicion"/>
+      </w:pPr>
+      <w:r>
+        <w:t xml:space="preserve">Art. 1710 establece </w:t>
+      </w:r>
+      <w:r>
+        <w:t>que toda persona tiene el deber de no dañar a otro y de prever las consecuencias previsibles de sus actos.</w:t>
+      </w:r>
+    </w:p>
+    <w:p>
+      <w:pPr>
+        <w:pStyle w:val="APA7Edicion"/>
+      </w:pPr>
+      <w:r>
+        <w:t>Limitación de responsabilidad para SIGEGEN</w:t>
+      </w:r>
+    </w:p>
+    <w:p>
+      <w:pPr>
+        <w:pStyle w:val="APA7Edicion"/>
+      </w:pPr>
+      <w:r>
+        <w:t xml:space="preserve">El sistema es exclusivamente de monitoreo </w:t>
+      </w:r>
+      <w:proofErr w:type="spellStart"/>
+      <w:r>
+        <w:t>informátivo</w:t>
+      </w:r>
+      <w:proofErr w:type="spellEnd"/>
+      <w:r>
+        <w:t xml:space="preserve"> no</w:t>
+      </w:r>
+      <w:r>
+        <w:t xml:space="preserve"> de control remoto. No permite arrancar, dete</w:t>
+      </w:r>
+      <w:r>
+        <w:t>ner o modificar los parámetros operativos del grupo electrógeno. Esto limita significativamente la exposición a responsabilidad civil ya que:</w:t>
+      </w:r>
+    </w:p>
+    <w:p>
+      <w:pPr>
+        <w:pStyle w:val="APA7Edicion"/>
+        <w:numPr>
+          <w:ilvl w:val="0"/>
+          <w:numId w:val="9"/>
+        </w:numPr>
+      </w:pPr>
+      <w:r>
+        <w:t>Las decisiones operativas quedan en mano del personal técnico calificado.</w:t>
+      </w:r>
+    </w:p>
+    <w:p>
+      <w:pPr>
+        <w:pStyle w:val="APA7Edicion"/>
+        <w:numPr>
+          <w:ilvl w:val="0"/>
+          <w:numId w:val="9"/>
+        </w:numPr>
+      </w:pPr>
+      <w:r>
+        <w:t>El sistema no reemplaza los dispositivos de seguridad inherentes al generador.</w:t>
+      </w:r>
+    </w:p>
+    <w:p>
+      <w:pPr>
+        <w:pStyle w:val="APA7Edicion"/>
+        <w:numPr>
+          <w:ilvl w:val="0"/>
+          <w:numId w:val="9"/>
+        </w:numPr>
       </w:pPr>
       <w:r>
         <w:lastRenderedPageBreak/>
-        <w:t>Topics:</w:t>
-      </w:r>
-      <w:r>
-        <w:t xml:space="preserve"> </w:t>
-      </w:r>
-      <w:r>
-        <w:t>Una etiqueta o cadena de texto jerárquica que se usa para clasificar los mensajes. Cuando un dispositivo publica un mensaje, lo publica en un tema. Los dispositivos que quieran recibir ese tipo de mensajes se suscriben a ese tema.</w:t>
-      </w:r>
-    </w:p>
-    <w:p>
-      <w:pPr>
-        <w:pStyle w:val="APA7Edicion"/>
-      </w:pPr>
-      <w:r>
-        <w:t>QoS:</w:t>
-      </w:r>
-      <w:r>
-        <w:t xml:space="preserve"> </w:t>
-      </w:r>
-      <w:r>
-        <w:t>Un nivel de fiabilidad que se le asigna a un mensaje. Define cuántas garantías de entrega quieres: desde "envía el mensaje una vez y olvídate" hasta "asegúrate de que el destinatario lo recibe aunque haya que reenviarlo varias veces".</w:t>
-      </w:r>
-    </w:p>
-    <w:p>
-      <w:pPr>
-        <w:pStyle w:val="APA7Edicion"/>
-      </w:pPr>
-      <w:r>
-        <w:t>Python:</w:t>
-      </w:r>
-      <w:r>
-        <w:t xml:space="preserve"> </w:t>
-      </w:r>
-      <w:r>
-        <w:t>Un lenguaje de programación moderno, muy popular y fácil de aprender. Se usa para escribir las instrucciones (el software) que indican al ordenador qué hacer. En tu proyecto, probablemente usaste Python para programar el backend, procesar datos, interactuar con el bróker o con la base de datos.</w:t>
-      </w:r>
-    </w:p>
-    <w:p>
-      <w:pPr>
-        <w:pStyle w:val="APA7Edicion"/>
-      </w:pPr>
-      <w:r>
-        <w:t>Mosquitto:</w:t>
-      </w:r>
-      <w:r>
-        <w:t xml:space="preserve"> </w:t>
-      </w:r>
-      <w:r>
-        <w:t>Un software de bróker muy ligero y popular, especializado en el protocolo MQTT. Es el que implementa (hace funcionar) el bróker en tu proyecto: recibe los mensajes de los sensores (publicadores) y los envía a los suscriptores (backend, base de datos, etc.).</w:t>
-      </w:r>
-    </w:p>
-    <w:p>
-      <w:pPr>
-        <w:pStyle w:val="APA7Edicion"/>
-      </w:pPr>
-      <w:r>
-        <w:t>Grafana:</w:t>
-      </w:r>
-      <w:r>
-        <w:t xml:space="preserve"> </w:t>
-      </w:r>
-      <w:r>
-        <w:t>Una herramienta de software especializada en crear dashboards (cuadros de mando) muy vistosos y personalizables. Conecta con bases de datos (como InfluxDB), lee los datos almacenados y los muestra en forma de gráficos de líneas, barras, indicadores, mapas de calor, etc.</w:t>
-      </w:r>
-      <w:r>
-        <w:t xml:space="preserve"> </w:t>
-      </w:r>
-    </w:p>
-    <w:p>
-      <w:pPr>
-        <w:pStyle w:val="APA7Edicion"/>
-      </w:pPr>
-      <w:r>
-        <w:t xml:space="preserve">INfluexDB: </w:t>
-      </w:r>
-      <w:r>
-        <w:t>Una base de datos especializada en series temporales (datos etiquetados con fecha y hora). Está diseñada específicamente para almacenar eficientemente grandes cantidades de datos que llegan de forma continua a lo largo del tiempo: temperaturas cada segundo, humedad cada minuto, etc.</w:t>
-      </w:r>
-    </w:p>
-    <w:p>
-      <w:pPr>
-        <w:pStyle w:val="APA7Edicion"/>
-      </w:pPr>
-      <w:r>
-        <w:t>LTS:</w:t>
-      </w:r>
-      <w:r>
-        <w:t xml:space="preserve"> </w:t>
-      </w:r>
-      <w:r>
-        <w:t xml:space="preserve">Una versión especial de un software (normalmente un sistema operativo) que recibe actualizaciones y parches de seguridad durante muchos años </w:t>
-      </w:r>
-      <w:r>
-        <w:lastRenderedPageBreak/>
-        <w:t>(normalmente 5 o más), sin necesidad de cambiar a versiones más nuevas. Está diseñada para entornos donde la estabilidad y la fiabilidad importan más que tener las últimas novedades.</w:t>
-      </w:r>
-    </w:p>
-    <w:p>
-      <w:pPr>
-        <w:pStyle w:val="APA7Edicion"/>
-      </w:pPr>
-      <w:r>
-        <w:t>Single Board Computer o SBC</w:t>
-      </w:r>
-      <w:r>
-        <w:t xml:space="preserve">: </w:t>
-      </w:r>
-      <w:r>
-        <w:t>Un ordenador completo construido sobre una sola placa de circuito impreso. En esa única placa están integrados todos los componentes esenciales: el procesador (CPU), la memoria RAM, las conexiones de entrada/salida (USB, Ethernet, HDMI, etc.), y a menudo también el almacenamiento (aunque suele usarse una tarjeta microSD externa). Es un "ordenador en miniatura" que ocupa muy poco espacio y consume poca electricidad.</w:t>
-      </w:r>
-    </w:p>
-    <w:p>
-      <w:pPr>
-        <w:pStyle w:val="APA7Edicion"/>
-      </w:pPr>
-      <w:r>
-        <w:t>Orange Pi Zero 3</w:t>
-      </w:r>
-      <w:r>
-        <w:t>: es u</w:t>
-      </w:r>
-      <w:r>
-        <w:t>na placa computadora de tamaño reducido</w:t>
-      </w:r>
-      <w:r>
-        <w:t xml:space="preserve"> (</w:t>
-      </w:r>
-      <w:r>
-        <w:t>Single Board Computer o SBC). Es como tener un ordenador pequeño y de bajo consumo (del tamaño de una tarjeta de crédito) que puede ejecutar sistemas operativos como Linux (Ubuntu, Debian, Armbian) y que dispone de conexiones para conectar sensores, cámaras, pantallas y otros dispositivos mediante sus pines GPIO.</w:t>
-      </w:r>
-    </w:p>
-    <w:p>
-      <w:pPr>
-        <w:pStyle w:val="APA7Edicion"/>
-      </w:pPr>
-      <w:r>
-        <w:t>Ubuntu:</w:t>
-      </w:r>
-      <w:r>
-        <w:t xml:space="preserve"> </w:t>
-      </w:r>
-      <w:r>
-        <w:t>Un sistema operativo basado en Linux, muy popular tanto en ordenadores personales como en servidores. Es gratuito, de código abierto (cualquiera puede ver y modificar su funcionamiento) y está respaldado por la empresa Canonical.</w:t>
-      </w:r>
-    </w:p>
-    <w:p>
-      <w:pPr>
-        <w:pStyle w:val="Ttulo2"/>
-      </w:pPr>
-      <w:bookmarkStart w:id="10" w:name="_Toc230100697"/>
-      <w:r>
-        <w:t>Marco legal</w:t>
-      </w:r>
-      <w:bookmarkEnd w:id="10"/>
+        <w:t>Se recomienda incluir en la documentación técnica y en los términos de uso una clausula que expresamente limite la responsabilidad a la precisión de los datos trasmitidos, excluyendo la responsabilidad por daños derivados de decisiones operativas tomando con base en eso datos.</w:t>
+      </w:r>
+    </w:p>
+    <w:p>
+      <w:pPr>
+        <w:pStyle w:val="APA7Edicion"/>
+      </w:pPr>
+    </w:p>
+    <w:p>
+      <w:pPr>
+        <w:pStyle w:val="APA7Edicion"/>
+      </w:pPr>
+    </w:p>
+    <w:p>
+      <w:pPr>
+        <w:pStyle w:val="APA7Edicion"/>
+      </w:pPr>
     </w:p>
     <w:p/>
     <w:p/>
-    <w:p/>
-    <w:p/>
-    <w:p/>
     <w:p>
       <w:pPr>
         <w:pStyle w:val="Ttulo2"/>
       </w:pPr>
-      <w:bookmarkStart w:id="11" w:name="_Toc230100698"/>
-      <w:r>
-        <w:lastRenderedPageBreak/>
+      <w:bookmarkStart w:id="11" w:name="_Toc230874025"/>
+      <w:r>
         <w:t>Arquitectura</w:t>
       </w:r>
       <w:bookmarkEnd w:id="11"/>
@@ -2795,11 +3834,7 @@
         <w:pStyle w:val="APA7Edicion"/>
       </w:pPr>
       <w:r>
-        <w:t xml:space="preserve">Mientras HTTP/REST es un esquema requiest-response en el que cada interacción requiere abrir una conexión, evitar la petición y esperar una respuesta (conectar → enviar → desconectar). MQTT mantiene una conexión persistente entre cliente y broker (servidor encargado de gestionar la comunicación entre </w:t>
-      </w:r>
-      <w:r>
-        <w:lastRenderedPageBreak/>
-        <w:t>dispositivos) lo que nos permiten una mejor comunicación en tiempo real y menos overhead, además de mecanismos de reconexión automática ante fallos.</w:t>
+        <w:t>Mientras HTTP/REST es un esquema requiest-response en el que cada interacción requiere abrir una conexión, evitar la petición y esperar una respuesta (conectar → enviar → desconectar). MQTT mantiene una conexión persistente entre cliente y broker (servidor encargado de gestionar la comunicación entre dispositivos) lo que nos permiten una mejor comunicación en tiempo real y menos overhead, además de mecanismos de reconexión automática ante fallos.</w:t>
       </w:r>
     </w:p>
     <w:p>
@@ -2888,6 +3923,7 @@
           <w:b/>
           <w:bCs/>
         </w:rPr>
+        <w:lastRenderedPageBreak/>
         <w:t>Por qué no otras alternativas</w:t>
       </w:r>
     </w:p>
@@ -2937,55 +3973,58 @@
         <w:ind w:left="1080" w:hanging="720"/>
       </w:pPr>
       <w:r>
+        <w:t>NetBird Server</w:t>
+      </w:r>
+    </w:p>
+    <w:p>
+      <w:pPr>
+        <w:pStyle w:val="APA7Edicion"/>
+      </w:pPr>
+      <w:r>
+        <w:t xml:space="preserve">Una vez decidida la </w:t>
+      </w:r>
+      <w:r>
+        <w:t>máquina</w:t>
+      </w:r>
+      <w:r>
+        <w:t xml:space="preserve"> virtual nos pusimos a pensar </w:t>
+      </w:r>
+      <w:proofErr w:type="spellStart"/>
+      <w:r>
+        <w:t>como</w:t>
+      </w:r>
+      <w:proofErr w:type="spellEnd"/>
+      <w:r>
+        <w:t xml:space="preserve"> podríamos conectar todos los nodos edge y central para que se comuniquen como si estuvieran en la misma red local. necesitábamos conectar sitios remotos sin abrir puertos manualmente, crear una red privada y segura sobre internet y permitir la comunicación entre la Orange Pi y VM central basada en Ubuntu 22.04, todo como si estuviera en la misma LAN.</w:t>
+      </w:r>
+    </w:p>
+    <w:p>
+      <w:pPr>
+        <w:pStyle w:val="APA7Edicion"/>
+      </w:pPr>
+      <w:r>
+        <w:t xml:space="preserve">Elegimos NetBird en lugar de otras alternativas porque es fácil de configurar y mantener, automatizar la gestión de claves y conexiones, funcionan bien en redes con NAT (NAT traduce direcciones IP privadas a una IP pública para que los dispositivos puedan comunicarse con </w:t>
+      </w:r>
+      <w:r>
+        <w:t>internet) y</w:t>
+      </w:r>
+      <w:r>
+        <w:t xml:space="preserve"> permite escalar bien para múltiples nodos. </w:t>
+      </w:r>
+    </w:p>
+    <w:p>
+      <w:pPr>
+        <w:pStyle w:val="APA7Edicion"/>
+      </w:pPr>
+      <w:r>
+        <w:t xml:space="preserve">NetBird también simplifica mucho la creación de redes seguras usando WireGuard que es un protocolo y software de red para implementar redes privadas virtuales (VPN) de manera rápida, sencilla y segura. Esto nos evita la </w:t>
+      </w:r>
+      <w:r>
+        <w:t xml:space="preserve">configuración </w:t>
+      </w:r>
+      <w:r>
         <w:lastRenderedPageBreak/>
-        <w:t>NetBird Server</w:t>
-      </w:r>
-    </w:p>
-    <w:p>
-      <w:pPr>
-        <w:pStyle w:val="APA7Edicion"/>
-      </w:pPr>
-      <w:r>
-        <w:t xml:space="preserve">Una vez decidida la </w:t>
-      </w:r>
-      <w:r>
-        <w:t>máquina</w:t>
-      </w:r>
-      <w:r>
-        <w:t xml:space="preserve"> virtual nos pusimos a pensar </w:t>
-      </w:r>
-      <w:proofErr w:type="spellStart"/>
-      <w:r>
-        <w:t>como</w:t>
-      </w:r>
-      <w:proofErr w:type="spellEnd"/>
-      <w:r>
-        <w:t xml:space="preserve"> podríamos conectar todos los nodos edge y central para que se comuniquen como si estuvieran en la misma red local. necesitábamos conectar sitios remotos sin abrir puertos manualmente, crear una red privada y segura sobre internet y permitir la comunicación entre la Orange Pi y VM central basada en Ubuntu 22.04, todo como si estuviera en la misma LAN.</w:t>
-      </w:r>
-    </w:p>
-    <w:p>
-      <w:pPr>
-        <w:pStyle w:val="APA7Edicion"/>
-      </w:pPr>
-      <w:r>
-        <w:t xml:space="preserve">Elegimos NetBird en lugar de otras alternativas porque es fácil de configurar y mantener, automatizar la gestión de claves y conexiones, funcionan bien en redes con NAT (NAT traduce direcciones IP privadas a una IP pública para que los dispositivos puedan comunicarse con </w:t>
-      </w:r>
-      <w:r>
-        <w:t>internet) y</w:t>
-      </w:r>
-      <w:r>
-        <w:t xml:space="preserve"> permite escalar bien para múltiples nodos. </w:t>
-      </w:r>
-    </w:p>
-    <w:p>
-      <w:pPr>
-        <w:pStyle w:val="APA7Edicion"/>
-      </w:pPr>
-      <w:r>
-        <w:t xml:space="preserve">NetBird también simplifica mucho la creación de redes seguras usando WireGuard que es un protocolo y software de red para implementar redes privadas virtuales (VPN) de manera rápida, sencilla y segura. Esto nos evita la </w:t>
-      </w:r>
-      <w:r>
-        <w:t>configuración compleja</w:t>
+        <w:t>compleja</w:t>
       </w:r>
       <w:r>
         <w:t xml:space="preserve"> de VPN tradicionales. Todo mediante una configuración automática y un manejo centralizado de nodos.</w:t>
@@ -3034,7 +4073,6 @@
         <w:pStyle w:val="APA7Edicion"/>
       </w:pPr>
       <w:r>
-        <w:lastRenderedPageBreak/>
         <w:t>En el caso de MQTT, un broker MQTT central es el servidor que recibe mensajes de múltiples publish, los organiza por distintos topics (son canales o rutas donde se publican y reciben mensajes) y los envía a los subscribe (suscriptores).</w:t>
       </w:r>
     </w:p>
@@ -3089,6 +4127,7 @@
         <w:pStyle w:val="APA7Edicion"/>
       </w:pPr>
       <w:r>
+        <w:lastRenderedPageBreak/>
         <w:t xml:space="preserve">Por otro </w:t>
       </w:r>
       <w:r>
@@ -3123,11 +4162,7 @@
         <w:pStyle w:val="APA7Edicion"/>
       </w:pPr>
       <w:r>
-        <w:t xml:space="preserve">Como trabajamos en un proyecto de monitoreo en tiempo real, trabajamos con series temporales que son datos que están asociados a un instante de tiempo y </w:t>
-      </w:r>
-      <w:r>
-        <w:lastRenderedPageBreak/>
-        <w:t>se registran en secuencia (valor + tiempo). Por esto necesitábamos una base de datos optimizada en guardar y analizar datos que cambian con el tiempo.</w:t>
+        <w:t>Como trabajamos en un proyecto de monitoreo en tiempo real, trabajamos con series temporales que son datos que están asociados a un instante de tiempo y se registran en secuencia (valor + tiempo). Por esto necesitábamos una base de datos optimizada en guardar y analizar datos que cambian con el tiempo.</w:t>
       </w:r>
     </w:p>
     <w:p>
@@ -3221,7 +4256,6 @@
           <w:b/>
           <w:bCs/>
         </w:rPr>
-        <w:lastRenderedPageBreak/>
         <w:t>Diagrama de flujo de un nodo</w:t>
       </w:r>
     </w:p>
@@ -3235,6 +4269,7 @@
         <w:rPr>
           <w:noProof/>
         </w:rPr>
+        <w:lastRenderedPageBreak/>
         <w:drawing>
           <wp:inline distT="0" distB="0" distL="0" distR="0" wp14:anchorId="06BC718C" wp14:editId="46328A87">
             <wp:extent cx="5363895" cy="7581900"/>
@@ -3283,71 +4318,23 @@
       <w:pPr>
         <w:pStyle w:val="Ttulo2"/>
       </w:pPr>
-      <w:bookmarkStart w:id="12" w:name="_Toc230100699"/>
+      <w:bookmarkStart w:id="12" w:name="_Toc230874026"/>
+      <w:r>
+        <w:t>P</w:t>
+      </w:r>
+      <w:r>
+        <w:t>rotocolos</w:t>
+      </w:r>
+      <w:bookmarkEnd w:id="12"/>
+    </w:p>
+    <w:p/>
+    <w:p>
+      <w:pPr>
+        <w:pStyle w:val="Ttulo2"/>
+      </w:pPr>
+      <w:bookmarkStart w:id="13" w:name="_Toc230874027"/>
       <w:r>
         <w:lastRenderedPageBreak/>
-        <w:t>P</w:t>
-      </w:r>
-      <w:r>
-        <w:t>rotocolos</w:t>
-      </w:r>
-      <w:bookmarkEnd w:id="12"/>
-    </w:p>
-    <w:p>
-      <w:pPr>
-        <w:pStyle w:val="APA7Edicion"/>
-      </w:pPr>
-      <w:r>
-        <w:t>WireGraurd:</w:t>
-      </w:r>
-    </w:p>
-    <w:p>
-      <w:pPr>
-        <w:pStyle w:val="APA7Edicion"/>
-      </w:pPr>
-      <w:r>
-        <w:t>LTS:</w:t>
-      </w:r>
-    </w:p>
-    <w:p>
-      <w:pPr>
-        <w:pStyle w:val="APA7Edicion"/>
-      </w:pPr>
-      <w:r>
-        <w:t>Ubuntu:</w:t>
-      </w:r>
-    </w:p>
-    <w:p>
-      <w:pPr>
-        <w:pStyle w:val="APA7Edicion"/>
-      </w:pPr>
-      <w:r>
-        <w:t>MQTT:</w:t>
-      </w:r>
-    </w:p>
-    <w:p>
-      <w:pPr>
-        <w:pStyle w:val="APA7Edicion"/>
-      </w:pPr>
-      <w:r>
-        <w:t>HTTP/REST:</w:t>
-      </w:r>
-    </w:p>
-    <w:p>
-      <w:pPr>
-        <w:pStyle w:val="APA7Edicion"/>
-      </w:pPr>
-      <w:r>
-        <w:t>Overhead:</w:t>
-      </w:r>
-    </w:p>
-    <w:p/>
-    <w:p>
-      <w:pPr>
-        <w:pStyle w:val="Ttulo2"/>
-      </w:pPr>
-      <w:bookmarkStart w:id="13" w:name="_Toc230100700"/>
-      <w:r>
         <w:t>Antecedente</w:t>
       </w:r>
       <w:bookmarkEnd w:id="13"/>
@@ -3362,7 +4349,7 @@
         <w:pStyle w:val="Ttulo1"/>
       </w:pPr>
       <w:bookmarkStart w:id="14" w:name="_Toc230094298"/>
-      <w:bookmarkStart w:id="15" w:name="_Toc230100701"/>
+      <w:bookmarkStart w:id="15" w:name="_Toc230874028"/>
       <w:r>
         <w:t>Definición del problema</w:t>
       </w:r>
@@ -3379,7 +4366,7 @@
         <w:pStyle w:val="Ttulo1"/>
       </w:pPr>
       <w:bookmarkStart w:id="16" w:name="_Toc230094299"/>
-      <w:bookmarkStart w:id="17" w:name="_Toc230100702"/>
+      <w:bookmarkStart w:id="17" w:name="_Toc230874029"/>
       <w:r>
         <w:t>Objetivos específicos</w:t>
       </w:r>
@@ -3389,14 +4376,18 @@
     <w:p>
       <w:pPr>
         <w:pStyle w:val="APA7Edicion"/>
-      </w:pPr>
+        <w:ind w:firstLine="0"/>
+      </w:pPr>
+      <w:r>
+        <w:t xml:space="preserve"> </w:t>
+      </w:r>
     </w:p>
     <w:p>
       <w:pPr>
         <w:pStyle w:val="Ttulo1"/>
       </w:pPr>
       <w:bookmarkStart w:id="18" w:name="_Toc230094300"/>
-      <w:bookmarkStart w:id="19" w:name="_Toc230100703"/>
+      <w:bookmarkStart w:id="19" w:name="_Toc230874030"/>
       <w:r>
         <w:t>Metodología</w:t>
       </w:r>
@@ -3416,7 +4407,7 @@
         <w:pStyle w:val="Ttulo1"/>
       </w:pPr>
       <w:bookmarkStart w:id="20" w:name="_Toc230094301"/>
-      <w:bookmarkStart w:id="21" w:name="_Toc230100704"/>
+      <w:bookmarkStart w:id="21" w:name="_Toc230874031"/>
       <w:r>
         <w:t>Materiales y métodos</w:t>
       </w:r>
@@ -3433,7 +4424,7 @@
         <w:pStyle w:val="Ttulo1"/>
       </w:pPr>
       <w:bookmarkStart w:id="22" w:name="_Toc230094302"/>
-      <w:bookmarkStart w:id="23" w:name="_Toc230100705"/>
+      <w:bookmarkStart w:id="23" w:name="_Toc230874032"/>
       <w:r>
         <w:t>Desarrollo e implementación</w:t>
       </w:r>
@@ -3450,9 +4441,8 @@
         <w:pStyle w:val="Ttulo1"/>
       </w:pPr>
       <w:bookmarkStart w:id="24" w:name="_Toc230094303"/>
-      <w:bookmarkStart w:id="25" w:name="_Toc230100706"/>
-      <w:r>
-        <w:lastRenderedPageBreak/>
+      <w:bookmarkStart w:id="25" w:name="_Toc230874033"/>
+      <w:r>
         <w:t>Resultados obtenidos</w:t>
       </w:r>
       <w:bookmarkEnd w:id="24"/>
@@ -3468,7 +4458,7 @@
         <w:pStyle w:val="Ttulo1"/>
       </w:pPr>
       <w:bookmarkStart w:id="26" w:name="_Toc230094304"/>
-      <w:bookmarkStart w:id="27" w:name="_Toc230100707"/>
+      <w:bookmarkStart w:id="27" w:name="_Toc230874034"/>
       <w:r>
         <w:t>Discusión de resultados</w:t>
       </w:r>
@@ -3485,7 +4475,7 @@
         <w:pStyle w:val="Ttulo1"/>
       </w:pPr>
       <w:bookmarkStart w:id="28" w:name="_Toc230094305"/>
-      <w:bookmarkStart w:id="29" w:name="_Toc230100708"/>
+      <w:bookmarkStart w:id="29" w:name="_Toc230874035"/>
       <w:r>
         <w:t>Conclusión</w:t>
       </w:r>
@@ -3502,7 +4492,7 @@
         <w:pStyle w:val="Ttulo1"/>
       </w:pPr>
       <w:bookmarkStart w:id="30" w:name="_Toc230094306"/>
-      <w:bookmarkStart w:id="31" w:name="_Toc230100709"/>
+      <w:bookmarkStart w:id="31" w:name="_Toc230874036"/>
       <w:r>
         <w:t>Recomendación</w:t>
       </w:r>
@@ -3519,8 +4509,9 @@
         <w:pStyle w:val="Ttulo1"/>
       </w:pPr>
       <w:bookmarkStart w:id="32" w:name="_Toc230094307"/>
-      <w:bookmarkStart w:id="33" w:name="_Toc230100710"/>
-      <w:r>
+      <w:bookmarkStart w:id="33" w:name="_Toc230874037"/>
+      <w:r>
+        <w:lastRenderedPageBreak/>
         <w:t>Bibliografía</w:t>
       </w:r>
       <w:bookmarkEnd w:id="32"/>
@@ -3685,6 +4676,181 @@
 <file path=word/numbering.xml><?xml version="1.0" encoding="utf-8"?>
 <w:numbering xmlns:wpc="http://schemas.microsoft.com/office/word/2010/wordprocessingCanvas" xmlns:cx="http://schemas.microsoft.com/office/drawing/2014/chartex" xmlns:cx1="http://schemas.microsoft.com/office/drawing/2015/9/8/chartex" xmlns:cx2="http://schemas.microsoft.com/office/drawing/2015/10/21/chartex" xmlns:cx3="http://schemas.microsoft.com/office/drawing/2016/5/9/chartex" xmlns:cx4="http://schemas.microsoft.com/office/drawing/2016/5/10/chartex" xmlns:cx5="http://schemas.microsoft.com/office/drawing/2016/5/11/chartex" xmlns:cx6="http://schemas.microsoft.com/office/drawing/2016/5/12/chartex" xmlns:cx7="http://schemas.microsoft.com/office/drawing/2016/5/13/chartex" xmlns:cx8="http://schemas.microsoft.com/office/drawing/2016/5/14/chartex" xmlns:mc="http://schemas.openxmlformats.org/markup-compatibility/2006" xmlns:aink="http://schemas.microsoft.com/office/drawing/2016/ink" xmlns:am3d="http://schemas.microsoft.com/office/drawing/2017/model3d" xmlns:o="urn:schemas-microsoft-com:office:office" xmlns:oel="http://schemas.microsoft.com/office/2019/extlst" xmlns:r="http://schemas.openxmlformats.org/officeDocument/2006/relationships" xmlns:m="http://schemas.openxmlformats.org/officeDocument/2006/math" xmlns:v="urn:schemas-microsoft-com:vml" xmlns:wp14="http://schemas.microsoft.com/office/word/2010/wordprocessingDrawing" xmlns:wp="http://schemas.openxmlformats.org/drawingml/2006/wordprocessingDrawing" xmlns:w10="urn:schemas-microsoft-com:office:word" xmlns:w="http://schemas.openxmlformats.org/wordprocessingml/2006/main" xmlns:w14="http://schemas.microsoft.com/office/word/2010/wordml" xmlns:w15="http://schemas.microsoft.com/office/word/2012/wordml" xmlns:w16cex="http://schemas.microsoft.com/office/word/2018/wordml/cex" xmlns:w16cid="http://schemas.microsoft.com/office/word/2016/wordml/cid" xmlns:w16="http://schemas.microsoft.com/office/word/2018/wordml" xmlns:w16du="http://schemas.microsoft.com/office/word/2023/wordml/word16du" xmlns:w16sdtdh="http://schemas.microsoft.com/office/word/2020/wordml/sdtdatahash" xmlns:w16sdtfl="http://schemas.microsoft.com/office/word/2024/wordml/sdtformatlock" xmlns:w16se="http://schemas.microsoft.com/office/word/2015/wordml/symex" xmlns:wpg="http://schemas.microsoft.com/office/word/2010/wordprocessingGroup" xmlns:wpi="http://schemas.microsoft.com/office/word/2010/wordprocessingInk" xmlns:wne="http://schemas.microsoft.com/office/word/2006/wordml" xmlns:wps="http://schemas.microsoft.com/office/word/2010/wordprocessingShape" mc:Ignorable="w14 w15 w16se w16cid w16 w16cex w16sdtdh w16sdtfl w16du wp14">
   <w:abstractNum w:abstractNumId="0" w15:restartNumberingAfterBreak="0">
+    <w:nsid w:val="062D2CD4"/>
+    <w:multiLevelType w:val="hybridMultilevel"/>
+    <w:tmpl w:val="E880FC32"/>
+    <w:lvl w:ilvl="0" w:tplc="2C0A000F">
+      <w:start w:val="1"/>
+      <w:numFmt w:val="decimal"/>
+      <w:lvlText w:val="%1."/>
+      <w:lvlJc w:val="left"/>
+      <w:pPr>
+        <w:ind w:left="789" w:hanging="360"/>
+      </w:pPr>
+    </w:lvl>
+    <w:lvl w:ilvl="1" w:tplc="2C0A0019" w:tentative="1">
+      <w:start w:val="1"/>
+      <w:numFmt w:val="lowerLetter"/>
+      <w:lvlText w:val="%2."/>
+      <w:lvlJc w:val="left"/>
+      <w:pPr>
+        <w:ind w:left="1509" w:hanging="360"/>
+      </w:pPr>
+    </w:lvl>
+    <w:lvl w:ilvl="2" w:tplc="2C0A001B" w:tentative="1">
+      <w:start w:val="1"/>
+      <w:numFmt w:val="lowerRoman"/>
+      <w:lvlText w:val="%3."/>
+      <w:lvlJc w:val="right"/>
+      <w:pPr>
+        <w:ind w:left="2229" w:hanging="180"/>
+      </w:pPr>
+    </w:lvl>
+    <w:lvl w:ilvl="3" w:tplc="2C0A000F" w:tentative="1">
+      <w:start w:val="1"/>
+      <w:numFmt w:val="decimal"/>
+      <w:lvlText w:val="%4."/>
+      <w:lvlJc w:val="left"/>
+      <w:pPr>
+        <w:ind w:left="2949" w:hanging="360"/>
+      </w:pPr>
+    </w:lvl>
+    <w:lvl w:ilvl="4" w:tplc="2C0A0019" w:tentative="1">
+      <w:start w:val="1"/>
+      <w:numFmt w:val="lowerLetter"/>
+      <w:lvlText w:val="%5."/>
+      <w:lvlJc w:val="left"/>
+      <w:pPr>
+        <w:ind w:left="3669" w:hanging="360"/>
+      </w:pPr>
+    </w:lvl>
+    <w:lvl w:ilvl="5" w:tplc="2C0A001B" w:tentative="1">
+      <w:start w:val="1"/>
+      <w:numFmt w:val="lowerRoman"/>
+      <w:lvlText w:val="%6."/>
+      <w:lvlJc w:val="right"/>
+      <w:pPr>
+        <w:ind w:left="4389" w:hanging="180"/>
+      </w:pPr>
+    </w:lvl>
+    <w:lvl w:ilvl="6" w:tplc="2C0A000F" w:tentative="1">
+      <w:start w:val="1"/>
+      <w:numFmt w:val="decimal"/>
+      <w:lvlText w:val="%7."/>
+      <w:lvlJc w:val="left"/>
+      <w:pPr>
+        <w:ind w:left="5109" w:hanging="360"/>
+      </w:pPr>
+    </w:lvl>
+    <w:lvl w:ilvl="7" w:tplc="2C0A0019" w:tentative="1">
+      <w:start w:val="1"/>
+      <w:numFmt w:val="lowerLetter"/>
+      <w:lvlText w:val="%8."/>
+      <w:lvlJc w:val="left"/>
+      <w:pPr>
+        <w:ind w:left="5829" w:hanging="360"/>
+      </w:pPr>
+    </w:lvl>
+    <w:lvl w:ilvl="8" w:tplc="2C0A001B" w:tentative="1">
+      <w:start w:val="1"/>
+      <w:numFmt w:val="lowerRoman"/>
+      <w:lvlText w:val="%9."/>
+      <w:lvlJc w:val="right"/>
+      <w:pPr>
+        <w:ind w:left="6549" w:hanging="180"/>
+      </w:pPr>
+    </w:lvl>
+  </w:abstractNum>
+  <w:abstractNum w:abstractNumId="1" w15:restartNumberingAfterBreak="0">
+    <w:nsid w:val="11453E52"/>
+    <w:multiLevelType w:val="hybridMultilevel"/>
+    <w:tmpl w:val="AC7ECC5C"/>
+    <w:lvl w:ilvl="0" w:tplc="CA32539A">
+      <w:start w:val="1"/>
+      <w:numFmt w:val="decimal"/>
+      <w:lvlText w:val="%1-"/>
+      <w:lvlJc w:val="left"/>
+      <w:pPr>
+        <w:ind w:left="1069" w:hanging="360"/>
+      </w:pPr>
+      <w:rPr>
+        <w:rFonts w:hint="default"/>
+      </w:rPr>
+    </w:lvl>
+    <w:lvl w:ilvl="1" w:tplc="2C0A0019" w:tentative="1">
+      <w:start w:val="1"/>
+      <w:numFmt w:val="lowerLetter"/>
+      <w:lvlText w:val="%2."/>
+      <w:lvlJc w:val="left"/>
+      <w:pPr>
+        <w:ind w:left="1789" w:hanging="360"/>
+      </w:pPr>
+    </w:lvl>
+    <w:lvl w:ilvl="2" w:tplc="2C0A001B" w:tentative="1">
+      <w:start w:val="1"/>
+      <w:numFmt w:val="lowerRoman"/>
+      <w:lvlText w:val="%3."/>
+      <w:lvlJc w:val="right"/>
+      <w:pPr>
+        <w:ind w:left="2509" w:hanging="180"/>
+      </w:pPr>
+    </w:lvl>
+    <w:lvl w:ilvl="3" w:tplc="2C0A000F" w:tentative="1">
+      <w:start w:val="1"/>
+      <w:numFmt w:val="decimal"/>
+      <w:lvlText w:val="%4."/>
+      <w:lvlJc w:val="left"/>
+      <w:pPr>
+        <w:ind w:left="3229" w:hanging="360"/>
+      </w:pPr>
+    </w:lvl>
+    <w:lvl w:ilvl="4" w:tplc="2C0A0019" w:tentative="1">
+      <w:start w:val="1"/>
+      <w:numFmt w:val="lowerLetter"/>
+      <w:lvlText w:val="%5."/>
+      <w:lvlJc w:val="left"/>
+      <w:pPr>
+        <w:ind w:left="3949" w:hanging="360"/>
+      </w:pPr>
+    </w:lvl>
+    <w:lvl w:ilvl="5" w:tplc="2C0A001B" w:tentative="1">
+      <w:start w:val="1"/>
+      <w:numFmt w:val="lowerRoman"/>
+      <w:lvlText w:val="%6."/>
+      <w:lvlJc w:val="right"/>
+      <w:pPr>
+        <w:ind w:left="4669" w:hanging="180"/>
+      </w:pPr>
+    </w:lvl>
+    <w:lvl w:ilvl="6" w:tplc="2C0A000F" w:tentative="1">
+      <w:start w:val="1"/>
+      <w:numFmt w:val="decimal"/>
+      <w:lvlText w:val="%7."/>
+      <w:lvlJc w:val="left"/>
+      <w:pPr>
+        <w:ind w:left="5389" w:hanging="360"/>
+      </w:pPr>
+    </w:lvl>
+    <w:lvl w:ilvl="7" w:tplc="2C0A0019" w:tentative="1">
+      <w:start w:val="1"/>
+      <w:numFmt w:val="lowerLetter"/>
+      <w:lvlText w:val="%8."/>
+      <w:lvlJc w:val="left"/>
+      <w:pPr>
+        <w:ind w:left="6109" w:hanging="360"/>
+      </w:pPr>
+    </w:lvl>
+    <w:lvl w:ilvl="8" w:tplc="2C0A001B" w:tentative="1">
+      <w:start w:val="1"/>
+      <w:numFmt w:val="lowerRoman"/>
+      <w:lvlText w:val="%9."/>
+      <w:lvlJc w:val="right"/>
+      <w:pPr>
+        <w:ind w:left="6829" w:hanging="180"/>
+      </w:pPr>
+    </w:lvl>
+  </w:abstractNum>
+  <w:abstractNum w:abstractNumId="2" w15:restartNumberingAfterBreak="0">
     <w:nsid w:val="138A578E"/>
     <w:multiLevelType w:val="hybridMultilevel"/>
     <w:tmpl w:val="5E4CFF42"/>
@@ -3797,7 +4963,93 @@
       </w:rPr>
     </w:lvl>
   </w:abstractNum>
-  <w:abstractNum w:abstractNumId="1" w15:restartNumberingAfterBreak="0">
+  <w:abstractNum w:abstractNumId="3" w15:restartNumberingAfterBreak="0">
+    <w:nsid w:val="14F6453E"/>
+    <w:multiLevelType w:val="hybridMultilevel"/>
+    <w:tmpl w:val="62A6E5CE"/>
+    <w:lvl w:ilvl="0" w:tplc="2C0A000F">
+      <w:start w:val="1"/>
+      <w:numFmt w:val="decimal"/>
+      <w:lvlText w:val="%1."/>
+      <w:lvlJc w:val="left"/>
+      <w:pPr>
+        <w:ind w:left="1429" w:hanging="360"/>
+      </w:pPr>
+    </w:lvl>
+    <w:lvl w:ilvl="1" w:tplc="2C0A0019" w:tentative="1">
+      <w:start w:val="1"/>
+      <w:numFmt w:val="lowerLetter"/>
+      <w:lvlText w:val="%2."/>
+      <w:lvlJc w:val="left"/>
+      <w:pPr>
+        <w:ind w:left="2149" w:hanging="360"/>
+      </w:pPr>
+    </w:lvl>
+    <w:lvl w:ilvl="2" w:tplc="2C0A001B" w:tentative="1">
+      <w:start w:val="1"/>
+      <w:numFmt w:val="lowerRoman"/>
+      <w:lvlText w:val="%3."/>
+      <w:lvlJc w:val="right"/>
+      <w:pPr>
+        <w:ind w:left="2869" w:hanging="180"/>
+      </w:pPr>
+    </w:lvl>
+    <w:lvl w:ilvl="3" w:tplc="2C0A000F" w:tentative="1">
+      <w:start w:val="1"/>
+      <w:numFmt w:val="decimal"/>
+      <w:lvlText w:val="%4."/>
+      <w:lvlJc w:val="left"/>
+      <w:pPr>
+        <w:ind w:left="3589" w:hanging="360"/>
+      </w:pPr>
+    </w:lvl>
+    <w:lvl w:ilvl="4" w:tplc="2C0A0019" w:tentative="1">
+      <w:start w:val="1"/>
+      <w:numFmt w:val="lowerLetter"/>
+      <w:lvlText w:val="%5."/>
+      <w:lvlJc w:val="left"/>
+      <w:pPr>
+        <w:ind w:left="4309" w:hanging="360"/>
+      </w:pPr>
+    </w:lvl>
+    <w:lvl w:ilvl="5" w:tplc="2C0A001B" w:tentative="1">
+      <w:start w:val="1"/>
+      <w:numFmt w:val="lowerRoman"/>
+      <w:lvlText w:val="%6."/>
+      <w:lvlJc w:val="right"/>
+      <w:pPr>
+        <w:ind w:left="5029" w:hanging="180"/>
+      </w:pPr>
+    </w:lvl>
+    <w:lvl w:ilvl="6" w:tplc="2C0A000F" w:tentative="1">
+      <w:start w:val="1"/>
+      <w:numFmt w:val="decimal"/>
+      <w:lvlText w:val="%7."/>
+      <w:lvlJc w:val="left"/>
+      <w:pPr>
+        <w:ind w:left="5749" w:hanging="360"/>
+      </w:pPr>
+    </w:lvl>
+    <w:lvl w:ilvl="7" w:tplc="2C0A0019" w:tentative="1">
+      <w:start w:val="1"/>
+      <w:numFmt w:val="lowerLetter"/>
+      <w:lvlText w:val="%8."/>
+      <w:lvlJc w:val="left"/>
+      <w:pPr>
+        <w:ind w:left="6469" w:hanging="360"/>
+      </w:pPr>
+    </w:lvl>
+    <w:lvl w:ilvl="8" w:tplc="2C0A001B" w:tentative="1">
+      <w:start w:val="1"/>
+      <w:numFmt w:val="lowerRoman"/>
+      <w:lvlText w:val="%9."/>
+      <w:lvlJc w:val="right"/>
+      <w:pPr>
+        <w:ind w:left="7189" w:hanging="180"/>
+      </w:pPr>
+    </w:lvl>
+  </w:abstractNum>
+  <w:abstractNum w:abstractNumId="4" w15:restartNumberingAfterBreak="0">
     <w:nsid w:val="1D160537"/>
     <w:multiLevelType w:val="hybridMultilevel"/>
     <w:tmpl w:val="5A8AB254"/>
@@ -3909,7 +5161,7 @@
       </w:rPr>
     </w:lvl>
   </w:abstractNum>
-  <w:abstractNum w:abstractNumId="2" w15:restartNumberingAfterBreak="0">
+  <w:abstractNum w:abstractNumId="5" w15:restartNumberingAfterBreak="0">
     <w:nsid w:val="28283450"/>
     <w:multiLevelType w:val="hybridMultilevel"/>
     <w:tmpl w:val="ADDC69B0"/>
@@ -3996,7 +5248,7 @@
       </w:pPr>
     </w:lvl>
   </w:abstractNum>
-  <w:abstractNum w:abstractNumId="3" w15:restartNumberingAfterBreak="0">
+  <w:abstractNum w:abstractNumId="6" w15:restartNumberingAfterBreak="0">
     <w:nsid w:val="2F9A50A3"/>
     <w:multiLevelType w:val="multilevel"/>
     <w:tmpl w:val="CA40A020"/>
@@ -4121,16 +5373,209 @@
       </w:rPr>
     </w:lvl>
   </w:abstractNum>
+  <w:abstractNum w:abstractNumId="7" w15:restartNumberingAfterBreak="0">
+    <w:nsid w:val="40DA21C6"/>
+    <w:multiLevelType w:val="hybridMultilevel"/>
+    <w:tmpl w:val="894E0722"/>
+    <w:lvl w:ilvl="0" w:tplc="69B603C2">
+      <w:start w:val="1"/>
+      <w:numFmt w:val="decimal"/>
+      <w:lvlText w:val="%1."/>
+      <w:lvlJc w:val="left"/>
+      <w:pPr>
+        <w:ind w:left="1069" w:hanging="360"/>
+      </w:pPr>
+      <w:rPr>
+        <w:rFonts w:hint="default"/>
+      </w:rPr>
+    </w:lvl>
+    <w:lvl w:ilvl="1" w:tplc="2C0A0019" w:tentative="1">
+      <w:start w:val="1"/>
+      <w:numFmt w:val="lowerLetter"/>
+      <w:lvlText w:val="%2."/>
+      <w:lvlJc w:val="left"/>
+      <w:pPr>
+        <w:ind w:left="1789" w:hanging="360"/>
+      </w:pPr>
+    </w:lvl>
+    <w:lvl w:ilvl="2" w:tplc="2C0A001B" w:tentative="1">
+      <w:start w:val="1"/>
+      <w:numFmt w:val="lowerRoman"/>
+      <w:lvlText w:val="%3."/>
+      <w:lvlJc w:val="right"/>
+      <w:pPr>
+        <w:ind w:left="2509" w:hanging="180"/>
+      </w:pPr>
+    </w:lvl>
+    <w:lvl w:ilvl="3" w:tplc="2C0A000F" w:tentative="1">
+      <w:start w:val="1"/>
+      <w:numFmt w:val="decimal"/>
+      <w:lvlText w:val="%4."/>
+      <w:lvlJc w:val="left"/>
+      <w:pPr>
+        <w:ind w:left="3229" w:hanging="360"/>
+      </w:pPr>
+    </w:lvl>
+    <w:lvl w:ilvl="4" w:tplc="2C0A0019" w:tentative="1">
+      <w:start w:val="1"/>
+      <w:numFmt w:val="lowerLetter"/>
+      <w:lvlText w:val="%5."/>
+      <w:lvlJc w:val="left"/>
+      <w:pPr>
+        <w:ind w:left="3949" w:hanging="360"/>
+      </w:pPr>
+    </w:lvl>
+    <w:lvl w:ilvl="5" w:tplc="2C0A001B" w:tentative="1">
+      <w:start w:val="1"/>
+      <w:numFmt w:val="lowerRoman"/>
+      <w:lvlText w:val="%6."/>
+      <w:lvlJc w:val="right"/>
+      <w:pPr>
+        <w:ind w:left="4669" w:hanging="180"/>
+      </w:pPr>
+    </w:lvl>
+    <w:lvl w:ilvl="6" w:tplc="2C0A000F" w:tentative="1">
+      <w:start w:val="1"/>
+      <w:numFmt w:val="decimal"/>
+      <w:lvlText w:val="%7."/>
+      <w:lvlJc w:val="left"/>
+      <w:pPr>
+        <w:ind w:left="5389" w:hanging="360"/>
+      </w:pPr>
+    </w:lvl>
+    <w:lvl w:ilvl="7" w:tplc="2C0A0019" w:tentative="1">
+      <w:start w:val="1"/>
+      <w:numFmt w:val="lowerLetter"/>
+      <w:lvlText w:val="%8."/>
+      <w:lvlJc w:val="left"/>
+      <w:pPr>
+        <w:ind w:left="6109" w:hanging="360"/>
+      </w:pPr>
+    </w:lvl>
+    <w:lvl w:ilvl="8" w:tplc="2C0A001B" w:tentative="1">
+      <w:start w:val="1"/>
+      <w:numFmt w:val="lowerRoman"/>
+      <w:lvlText w:val="%9."/>
+      <w:lvlJc w:val="right"/>
+      <w:pPr>
+        <w:ind w:left="6829" w:hanging="180"/>
+      </w:pPr>
+    </w:lvl>
+  </w:abstractNum>
+  <w:abstractNum w:abstractNumId="8" w15:restartNumberingAfterBreak="0">
+    <w:nsid w:val="523D2FCD"/>
+    <w:multiLevelType w:val="hybridMultilevel"/>
+    <w:tmpl w:val="FC60A118"/>
+    <w:lvl w:ilvl="0" w:tplc="6628874C">
+      <w:start w:val="1"/>
+      <w:numFmt w:val="decimal"/>
+      <w:lvlText w:val="%1-"/>
+      <w:lvlJc w:val="left"/>
+      <w:pPr>
+        <w:ind w:left="720" w:hanging="360"/>
+      </w:pPr>
+      <w:rPr>
+        <w:rFonts w:hint="default"/>
+      </w:rPr>
+    </w:lvl>
+    <w:lvl w:ilvl="1" w:tplc="2C0A0019" w:tentative="1">
+      <w:start w:val="1"/>
+      <w:numFmt w:val="lowerLetter"/>
+      <w:lvlText w:val="%2."/>
+      <w:lvlJc w:val="left"/>
+      <w:pPr>
+        <w:ind w:left="1440" w:hanging="360"/>
+      </w:pPr>
+    </w:lvl>
+    <w:lvl w:ilvl="2" w:tplc="2C0A001B" w:tentative="1">
+      <w:start w:val="1"/>
+      <w:numFmt w:val="lowerRoman"/>
+      <w:lvlText w:val="%3."/>
+      <w:lvlJc w:val="right"/>
+      <w:pPr>
+        <w:ind w:left="2160" w:hanging="180"/>
+      </w:pPr>
+    </w:lvl>
+    <w:lvl w:ilvl="3" w:tplc="2C0A000F" w:tentative="1">
+      <w:start w:val="1"/>
+      <w:numFmt w:val="decimal"/>
+      <w:lvlText w:val="%4."/>
+      <w:lvlJc w:val="left"/>
+      <w:pPr>
+        <w:ind w:left="2880" w:hanging="360"/>
+      </w:pPr>
+    </w:lvl>
+    <w:lvl w:ilvl="4" w:tplc="2C0A0019" w:tentative="1">
+      <w:start w:val="1"/>
+      <w:numFmt w:val="lowerLetter"/>
+      <w:lvlText w:val="%5."/>
+      <w:lvlJc w:val="left"/>
+      <w:pPr>
+        <w:ind w:left="3600" w:hanging="360"/>
+      </w:pPr>
+    </w:lvl>
+    <w:lvl w:ilvl="5" w:tplc="2C0A001B" w:tentative="1">
+      <w:start w:val="1"/>
+      <w:numFmt w:val="lowerRoman"/>
+      <w:lvlText w:val="%6."/>
+      <w:lvlJc w:val="right"/>
+      <w:pPr>
+        <w:ind w:left="4320" w:hanging="180"/>
+      </w:pPr>
+    </w:lvl>
+    <w:lvl w:ilvl="6" w:tplc="2C0A000F" w:tentative="1">
+      <w:start w:val="1"/>
+      <w:numFmt w:val="decimal"/>
+      <w:lvlText w:val="%7."/>
+      <w:lvlJc w:val="left"/>
+      <w:pPr>
+        <w:ind w:left="5040" w:hanging="360"/>
+      </w:pPr>
+    </w:lvl>
+    <w:lvl w:ilvl="7" w:tplc="2C0A0019" w:tentative="1">
+      <w:start w:val="1"/>
+      <w:numFmt w:val="lowerLetter"/>
+      <w:lvlText w:val="%8."/>
+      <w:lvlJc w:val="left"/>
+      <w:pPr>
+        <w:ind w:left="5760" w:hanging="360"/>
+      </w:pPr>
+    </w:lvl>
+    <w:lvl w:ilvl="8" w:tplc="2C0A001B" w:tentative="1">
+      <w:start w:val="1"/>
+      <w:numFmt w:val="lowerRoman"/>
+      <w:lvlText w:val="%9."/>
+      <w:lvlJc w:val="right"/>
+      <w:pPr>
+        <w:ind w:left="6480" w:hanging="180"/>
+      </w:pPr>
+    </w:lvl>
+  </w:abstractNum>
   <w:num w:numId="1" w16cid:durableId="1078942025">
+    <w:abstractNumId w:val="6"/>
+  </w:num>
+  <w:num w:numId="2" w16cid:durableId="211966632">
+    <w:abstractNumId w:val="5"/>
+  </w:num>
+  <w:num w:numId="3" w16cid:durableId="1618874652">
+    <w:abstractNumId w:val="2"/>
+  </w:num>
+  <w:num w:numId="4" w16cid:durableId="1854420096">
+    <w:abstractNumId w:val="4"/>
+  </w:num>
+  <w:num w:numId="5" w16cid:durableId="473988649">
+    <w:abstractNumId w:val="7"/>
+  </w:num>
+  <w:num w:numId="6" w16cid:durableId="1227301516">
+    <w:abstractNumId w:val="0"/>
+  </w:num>
+  <w:num w:numId="7" w16cid:durableId="489639707">
     <w:abstractNumId w:val="3"/>
   </w:num>
-  <w:num w:numId="2" w16cid:durableId="211966632">
-    <w:abstractNumId w:val="2"/>
+  <w:num w:numId="8" w16cid:durableId="616571179">
+    <w:abstractNumId w:val="8"/>
   </w:num>
-  <w:num w:numId="3" w16cid:durableId="1618874652">
-    <w:abstractNumId w:val="0"/>
-  </w:num>
-  <w:num w:numId="4" w16cid:durableId="1854420096">
+  <w:num w:numId="9" w16cid:durableId="631597322">
     <w:abstractNumId w:val="1"/>
   </w:num>
   <w:numIdMacAtCleanup w:val="1"/>
@@ -4748,6 +6193,7 @@
   <w:style w:type="character" w:default="1" w:styleId="Fuentedeprrafopredeter">
     <w:name w:val="Default Paragraph Font"/>
     <w:uiPriority w:val="1"/>
+    <w:semiHidden/>
     <w:unhideWhenUsed/>
   </w:style>
   <w:style w:type="table" w:default="1" w:styleId="Tablanormal">

--- a/word/proyecto_final_word.docx
+++ b/word/proyecto_final_word.docx
@@ -2183,7 +2183,6 @@
         <w:t>desde cualquier lugar con acceso a internet, contribuyendo significativamente a la confiabilidad y eficiencia de la infraestructura eléctrica de respaldo en la provincia.</w:t>
       </w:r>
     </w:p>
-    <w:p/>
     <w:p/>
     <w:p>
       <w:pPr>
@@ -3716,23 +3715,6 @@
     </w:p>
     <w:p>
       <w:pPr>
-        <w:pStyle w:val="APA7Edicion"/>
-      </w:pPr>
-    </w:p>
-    <w:p>
-      <w:pPr>
-        <w:pStyle w:val="APA7Edicion"/>
-      </w:pPr>
-    </w:p>
-    <w:p>
-      <w:pPr>
-        <w:pStyle w:val="APA7Edicion"/>
-      </w:pPr>
-    </w:p>
-    <w:p/>
-    <w:p/>
-    <w:p>
-      <w:pPr>
         <w:pStyle w:val="Ttulo2"/>
       </w:pPr>
       <w:bookmarkStart w:id="11" w:name="_Toc230874025"/>
@@ -3834,6 +3816,7 @@
         <w:pStyle w:val="APA7Edicion"/>
       </w:pPr>
       <w:r>
+        <w:lastRenderedPageBreak/>
         <w:t>Mientras HTTP/REST es un esquema requiest-response en el que cada interacción requiere abrir una conexión, evitar la petición y esperar una respuesta (conectar → enviar → desconectar). MQTT mantiene una conexión persistente entre cliente y broker (servidor encargado de gestionar la comunicación entre dispositivos) lo que nos permiten una mejor comunicación en tiempo real y menos overhead, además de mecanismos de reconexión automática ante fallos.</w:t>
       </w:r>
     </w:p>
@@ -3923,7 +3906,6 @@
           <w:b/>
           <w:bCs/>
         </w:rPr>
-        <w:lastRenderedPageBreak/>
         <w:t>Por qué no otras alternativas</w:t>
       </w:r>
     </w:p>
@@ -3948,6 +3930,7 @@
         </w:numPr>
       </w:pPr>
       <w:r>
+        <w:lastRenderedPageBreak/>
         <w:t>Otros sistemas operativos tienen menor soporte en entornos de servidor o menos compatibilidad con herramientas IoT.</w:t>
       </w:r>
     </w:p>
@@ -4020,11 +4003,7 @@
         <w:t xml:space="preserve">NetBird también simplifica mucho la creación de redes seguras usando WireGuard que es un protocolo y software de red para implementar redes privadas virtuales (VPN) de manera rápida, sencilla y segura. Esto nos evita la </w:t>
       </w:r>
       <w:r>
-        <w:t xml:space="preserve">configuración </w:t>
-      </w:r>
-      <w:r>
-        <w:lastRenderedPageBreak/>
-        <w:t>compleja</w:t>
+        <w:t>configuración compleja</w:t>
       </w:r>
       <w:r>
         <w:t xml:space="preserve"> de VPN tradicionales. Todo mediante una configuración automática y un manejo centralizado de nodos.</w:t>
@@ -4053,6 +4032,7 @@
         <w:pStyle w:val="APA7Edicion"/>
       </w:pPr>
       <w:r>
+        <w:lastRenderedPageBreak/>
         <w:t xml:space="preserve">Un broker es un servidor intermedio que recibe mensajes de los </w:t>
       </w:r>
       <w:r>
@@ -4127,7 +4107,6 @@
         <w:pStyle w:val="APA7Edicion"/>
       </w:pPr>
       <w:r>
-        <w:lastRenderedPageBreak/>
         <w:t xml:space="preserve">Por otro </w:t>
       </w:r>
       <w:r>
@@ -4237,11 +4216,6 @@
     <w:p/>
     <w:p/>
     <w:p/>
-    <w:p/>
-    <w:p/>
-    <w:p/>
-    <w:p/>
-    <w:p/>
     <w:p>
       <w:pPr>
         <w:pStyle w:val="APA7Edicion"/>
@@ -4256,6 +4230,7 @@
           <w:b/>
           <w:bCs/>
         </w:rPr>
+        <w:lastRenderedPageBreak/>
         <w:t>Diagrama de flujo de un nodo</w:t>
       </w:r>
     </w:p>
@@ -4269,7 +4244,6 @@
         <w:rPr>
           <w:noProof/>
         </w:rPr>
-        <w:lastRenderedPageBreak/>
         <w:drawing>
           <wp:inline distT="0" distB="0" distL="0" distR="0" wp14:anchorId="06BC718C" wp14:editId="46328A87">
             <wp:extent cx="5363895" cy="7581900"/>
@@ -4320,6 +4294,7 @@
       </w:pPr>
       <w:bookmarkStart w:id="12" w:name="_Toc230874026"/>
       <w:r>
+        <w:lastRenderedPageBreak/>
         <w:t>P</w:t>
       </w:r>
       <w:r>
@@ -4327,14 +4302,132 @@
       </w:r>
       <w:bookmarkEnd w:id="12"/>
     </w:p>
+    <w:p>
+      <w:pPr>
+        <w:pStyle w:val="APA7Edicion"/>
+      </w:pPr>
+      <w:r>
+        <w:t xml:space="preserve">MQTT </w:t>
+      </w:r>
+      <w:r>
+        <w:t>(</w:t>
+      </w:r>
+      <w:proofErr w:type="spellStart"/>
+      <w:r>
+        <w:t>Message</w:t>
+      </w:r>
+      <w:proofErr w:type="spellEnd"/>
+      <w:r>
+        <w:t xml:space="preserve"> </w:t>
+      </w:r>
+      <w:proofErr w:type="spellStart"/>
+      <w:r>
+        <w:t>Queuing</w:t>
+      </w:r>
+      <w:proofErr w:type="spellEnd"/>
+      <w:r>
+        <w:t xml:space="preserve"> </w:t>
+      </w:r>
+      <w:proofErr w:type="spellStart"/>
+      <w:r>
+        <w:t>Telemetry</w:t>
+      </w:r>
+      <w:proofErr w:type="spellEnd"/>
+      <w:r>
+        <w:t xml:space="preserve"> </w:t>
+      </w:r>
+      <w:proofErr w:type="spellStart"/>
+      <w:r>
+        <w:t>Transport</w:t>
+      </w:r>
+      <w:proofErr w:type="spellEnd"/>
+      <w:r>
+        <w:t>)</w:t>
+      </w:r>
+      <w:r>
+        <w:t xml:space="preserve">: </w:t>
+      </w:r>
+    </w:p>
+    <w:p>
+      <w:pPr>
+        <w:pStyle w:val="APA7Edicion"/>
+        <w:ind w:left="708" w:firstLine="1"/>
+      </w:pPr>
+    </w:p>
+    <w:p>
+      <w:pPr>
+        <w:pStyle w:val="APA7Edicion"/>
+        <w:ind w:left="708" w:firstLine="1"/>
+      </w:pPr>
+      <w:proofErr w:type="spellStart"/>
+      <w:r>
+        <w:t>WebSocket</w:t>
+      </w:r>
+      <w:proofErr w:type="spellEnd"/>
+      <w:r>
+        <w:t>:</w:t>
+      </w:r>
+    </w:p>
+    <w:p>
+      <w:pPr>
+        <w:pStyle w:val="APA7Edicion"/>
+        <w:ind w:left="708" w:firstLine="1"/>
+      </w:pPr>
+      <w:r>
+        <w:br/>
+        <w:t>TCP:</w:t>
+      </w:r>
+    </w:p>
+    <w:p>
+      <w:pPr>
+        <w:pStyle w:val="APA7Edicion"/>
+      </w:pPr>
+    </w:p>
+    <w:p>
+      <w:pPr>
+        <w:pStyle w:val="APA7Edicion"/>
+      </w:pPr>
+      <w:r>
+        <w:t>HTTP/REST:</w:t>
+      </w:r>
+      <w:r>
+        <w:br/>
+      </w:r>
+      <w:r>
+        <w:tab/>
+      </w:r>
+    </w:p>
+    <w:p>
+      <w:pPr>
+        <w:pStyle w:val="APA7Edicion"/>
+      </w:pPr>
+      <w:r>
+        <w:t>HTTPS (TLS/SSL)</w:t>
+      </w:r>
+      <w:r>
+        <w:t>:</w:t>
+      </w:r>
+    </w:p>
     <w:p/>
     <w:p>
       <w:pPr>
+        <w:pStyle w:val="APA7Edicion"/>
+      </w:pPr>
+      <w:r>
+        <w:t>WireGuard (a través de NetBird</w:t>
+      </w:r>
+      <w:r>
+        <w:t>:</w:t>
+      </w:r>
+    </w:p>
+    <w:p/>
+    <w:p/>
+    <w:p>
+      <w:pPr>
         <w:pStyle w:val="Ttulo2"/>
       </w:pPr>
       <w:bookmarkStart w:id="13" w:name="_Toc230874027"/>
       <w:r>
-        <w:lastRenderedPageBreak/>
         <w:t>Antecedente</w:t>
       </w:r>
       <w:bookmarkEnd w:id="13"/>
@@ -4399,6 +4492,7 @@
         <w:pStyle w:val="APA7Edicion"/>
       </w:pPr>
       <w:r>
+        <w:lastRenderedPageBreak/>
         <w:t xml:space="preserve"> </w:t>
       </w:r>
     </w:p>
@@ -4511,7 +4605,6 @@
       <w:bookmarkStart w:id="32" w:name="_Toc230094307"/>
       <w:bookmarkStart w:id="33" w:name="_Toc230874037"/>
       <w:r>
-        <w:lastRenderedPageBreak/>
         <w:t>Bibliografía</w:t>
       </w:r>
       <w:bookmarkEnd w:id="32"/>
@@ -6193,7 +6286,6 @@
   <w:style w:type="character" w:default="1" w:styleId="Fuentedeprrafopredeter">
     <w:name w:val="Default Paragraph Font"/>
     <w:uiPriority w:val="1"/>
-    <w:semiHidden/>
     <w:unhideWhenUsed/>
   </w:style>
   <w:style w:type="table" w:default="1" w:styleId="Tablanormal">

--- a/word/proyecto_final_word.docx
+++ b/word/proyecto_final_word.docx
@@ -2336,7 +2336,7 @@
         <w:t xml:space="preserve">Hardware: </w:t>
       </w:r>
       <w:r>
-        <w:t>La parte física de un sistema informático. Es todo lo que se puede tocar con las manos: cables, placas, pantallas, teclados, discos duros, procesadores, etc. Es la "carrocería y el motor" del ordenador.</w:t>
+        <w:t>La parte física de un sistema informático. Es todo lo que se puede tocar con las manos: cables, placas, pantallas, teclados, discos duros, procesadores, etc.</w:t>
       </w:r>
     </w:p>
     <w:p>
@@ -2548,6 +2548,15 @@
       <w:r>
         <w:t xml:space="preserve">Frontend: </w:t>
       </w:r>
+      <w:r>
+        <w:t>parte visible de una aplicación o sitio web con la que los usuarios interactúan directamente</w:t>
+      </w:r>
+      <w:r>
+        <w:t xml:space="preserve"> con el objetivo de l</w:t>
+      </w:r>
+      <w:r>
+        <w:t>ograr que la navegación sea intuitiva y fácil de usar.</w:t>
+      </w:r>
     </w:p>
     <w:p>
       <w:pPr>
@@ -2610,140 +2619,437 @@
         <w:pStyle w:val="APA7Edicion"/>
       </w:pPr>
       <w:r>
+        <w:lastRenderedPageBreak/>
         <w:t>Python:</w:t>
       </w:r>
       <w:r>
         <w:t xml:space="preserve"> </w:t>
       </w:r>
       <w:r>
-        <w:t xml:space="preserve">Un lenguaje de programación moderno, muy popular y fácil de aprender. Se usa para escribir las instrucciones (el software) que indican al </w:t>
+        <w:t xml:space="preserve">Un lenguaje de programación moderno, muy popular y fácil de aprender. Se usa para escribir las instrucciones </w:t>
+      </w:r>
+      <w:r>
+        <w:t>d</w:t>
+      </w:r>
+      <w:r>
+        <w:t>el software que indican al ordenador qué hacer. En tu proyecto, probablemente usaste Python para programar el backend, procesar datos, interactuar con el bróker o con la base de datos.</w:t>
+      </w:r>
+    </w:p>
+    <w:p>
+      <w:pPr>
+        <w:pStyle w:val="APA7Edicion"/>
+      </w:pPr>
+      <w:r>
+        <w:t>Mosquitto:</w:t>
+      </w:r>
+      <w:r>
+        <w:t xml:space="preserve"> </w:t>
+      </w:r>
+      <w:r>
+        <w:t>Un software de bróker muy ligero y popular, especializado en el protocolo MQTT. Es el que implementa (hace funcionar) el bróker en tu proyecto: recibe los mensajes de los sensores (publicadores) y los envía a los suscriptores (backend, base de datos, etc.).</w:t>
+      </w:r>
+    </w:p>
+    <w:p>
+      <w:pPr>
+        <w:pStyle w:val="APA7Edicion"/>
+      </w:pPr>
+      <w:r>
+        <w:t>Grafana:</w:t>
+      </w:r>
+      <w:r>
+        <w:t xml:space="preserve"> </w:t>
+      </w:r>
+      <w:r>
+        <w:t>Una herramienta de software especializada en crear dashboards (cuadros de mando) muy vistosos y personalizables. Conecta con bases de datos (como InfluxDB), lee los datos almacenados y los muestra en forma de gráficos de líneas, barras, indicadores, mapas de calor, etc.</w:t>
+      </w:r>
+      <w:r>
+        <w:t xml:space="preserve"> </w:t>
+      </w:r>
+    </w:p>
+    <w:p>
+      <w:pPr>
+        <w:pStyle w:val="APA7Edicion"/>
+      </w:pPr>
+      <w:r>
+        <w:t xml:space="preserve">INfluexDB: </w:t>
+      </w:r>
+      <w:r>
+        <w:t>Una base de datos especializada en series temporales (datos etiquetados con fecha y hora). Está diseñada específicamente para almacenar eficientemente grandes cantidades de datos que llegan de forma continua a lo largo del tiempo: temperaturas cada segundo, humedad cada minuto, etc.</w:t>
+      </w:r>
+    </w:p>
+    <w:p>
+      <w:pPr>
+        <w:pStyle w:val="APA7Edicion"/>
+      </w:pPr>
+      <w:r>
+        <w:t xml:space="preserve">LTS: </w:t>
+      </w:r>
+      <w:r>
+        <w:t>Una versión especial de un software (normalmente un sistema operativo) que recibe actualizaciones y parches de seguridad durante muchos años (normalmente 5 o más), sin necesidad de cambiar a versiones más nuevas. Está diseñada para entornos donde la estabilidad y la fiabilidad importan más que tener las últimas novedades.</w:t>
+      </w:r>
+    </w:p>
+    <w:p>
+      <w:pPr>
+        <w:pStyle w:val="APA7Edicion"/>
+      </w:pPr>
+      <w:r>
+        <w:t>Single Board Computer o SBC</w:t>
+      </w:r>
+      <w:r>
+        <w:t xml:space="preserve">: </w:t>
+      </w:r>
+      <w:r>
+        <w:t xml:space="preserve">Un ordenador completo construido sobre una sola placa de circuito impreso. En esa única placa están integrados todos los componentes esenciales: el procesador (CPU), la memoria RAM, las conexiones de </w:t>
       </w:r>
       <w:r>
         <w:lastRenderedPageBreak/>
-        <w:t>ordenador qué hacer. En tu proyecto, probablemente usaste Python para programar el backend, procesar datos, interactuar con el bróker o con la base de datos.</w:t>
-      </w:r>
-    </w:p>
-    <w:p>
-      <w:pPr>
-        <w:pStyle w:val="APA7Edicion"/>
-      </w:pPr>
-      <w:r>
-        <w:t>Mosquitto:</w:t>
+        <w:t>entrada/salida (USB, Ethernet, HDMI, etc.), y a menudo también el almacenamiento (aunque suele usarse una tarjeta microSD externa). Es un "ordenador en miniatura" que ocupa muy poco espacio y consume poca electricidad.</w:t>
+      </w:r>
+    </w:p>
+    <w:p>
+      <w:pPr>
+        <w:pStyle w:val="APA7Edicion"/>
+      </w:pPr>
+      <w:r>
+        <w:t>Orange Pi Zero 3</w:t>
+      </w:r>
+      <w:r>
+        <w:t>: es u</w:t>
+      </w:r>
+      <w:r>
+        <w:t>na placa computadora de tamaño reducido</w:t>
+      </w:r>
+      <w:r>
+        <w:t xml:space="preserve"> (</w:t>
+      </w:r>
+      <w:r>
+        <w:t>Single Board Computer o SBC). Es como tener un ordenador pequeño y de bajo consumo (del tamaño de una tarjeta de crédito) que puede ejecutar sistemas operativos como Linux (Ubuntu, Debian, Armbian) y que dispone de conexiones para conectar sensores, cámaras, pantallas y otros dispositivos mediante sus pines GPIO.</w:t>
+      </w:r>
+    </w:p>
+    <w:p>
+      <w:pPr>
+        <w:pStyle w:val="APA7Edicion"/>
+      </w:pPr>
+      <w:r>
+        <w:t xml:space="preserve">Ubuntu: </w:t>
+      </w:r>
+      <w:r>
+        <w:t>Un sistema operativo basado en Linux, muy popular tanto en ordenadores personales como en servidores. Es gratuito, de código abierto (cualquiera puede ver y modificar su funcionamiento) y está respaldado por la empresa Canonical.</w:t>
+      </w:r>
+    </w:p>
+    <w:p>
+      <w:pPr>
+        <w:pStyle w:val="Ttulo2"/>
+      </w:pPr>
+      <w:bookmarkStart w:id="10" w:name="_Toc230874024"/>
+      <w:r>
+        <w:t>Marco legal</w:t>
+      </w:r>
+      <w:bookmarkEnd w:id="10"/>
+    </w:p>
+    <w:p>
+      <w:pPr>
+        <w:pStyle w:val="Ttulo3"/>
+      </w:pPr>
+      <w:r>
+        <w:t>Marco legal Nacional</w:t>
+      </w:r>
+      <w:r>
+        <w:t xml:space="preserve"> de Telecomunicaciones</w:t>
+      </w:r>
+    </w:p>
+    <w:p>
+      <w:pPr>
+        <w:pStyle w:val="Ttulo4"/>
+      </w:pPr>
+      <w:r>
+        <w:t>Ley 27.078 – Argentina Digital</w:t>
+      </w:r>
+    </w:p>
+    <w:p>
+      <w:pPr>
+        <w:pStyle w:val="APA7Edicion"/>
+      </w:pPr>
+      <w:r>
+        <w:t>Ley sancionada en 2014 que constituye el marco regulatorio fundamental de las telecomunicaciones en argentina. Declara a los servicios de telecomunicaciones y las Tecnologías de la Información y las Comunicaciones (TIC) como servicios públicos esenciales y estratégicos en computación.</w:t>
+      </w:r>
+    </w:p>
+    <w:p>
+      <w:pPr>
+        <w:pStyle w:val="APA7Edicion"/>
+      </w:pPr>
+      <w:r>
+        <w:t>El Art. 6 define los recursos asociados in</w:t>
+      </w:r>
+      <w:r>
+        <w:t>cluyendo antenas, torres y equipos. Las antenas utilizadas para enlace punto a punto quedan comprendidas.</w:t>
       </w:r>
       <w:r>
         <w:t xml:space="preserve"> </w:t>
       </w:r>
-      <w:r>
-        <w:t>Un software de bróker muy ligero y popular, especializado en el protocolo MQTT. Es el que implementa (hace funcionar) el bróker en tu proyecto: recibe los mensajes de los sensores (publicadores) y los envía a los suscriptores (backend, base de datos, etc.).</w:t>
-      </w:r>
-    </w:p>
-    <w:p>
-      <w:pPr>
-        <w:pStyle w:val="APA7Edicion"/>
-      </w:pPr>
-      <w:r>
-        <w:t>Grafana:</w:t>
+    </w:p>
+    <w:p>
+      <w:pPr>
+        <w:pStyle w:val="APA7Edicion"/>
+      </w:pPr>
+      <w:r>
+        <w:lastRenderedPageBreak/>
+        <w:t>El Art. 8 establece el derecho de los usuarios a la privacidad y confidencialidad de la comunicación. Se aplica al proyecto mediate los datos trasmitidos por VPN y MQTT deben garantizar esta confidencialidad.</w:t>
+      </w:r>
+    </w:p>
+    <w:p>
+      <w:pPr>
+        <w:pStyle w:val="APA7Edicion"/>
+      </w:pPr>
+      <w:r>
+        <w:t>El Art. 10 regula la obligación de los prestadores de garantizar la calidad e idoneidad de los servicios. Aplica a los servicios de conectividad utilizados por los nodos.</w:t>
+      </w:r>
+    </w:p>
+    <w:p>
+      <w:pPr>
+        <w:pStyle w:val="APA7Edicion"/>
+      </w:pPr>
+      <w:r>
+        <w:t>Art. 48 crea el Ente Nacional de Comunicación (ENACOM) como autoridad de aplicación. ENACOM es el organismo competente para homologación de equipos.</w:t>
+      </w:r>
+    </w:p>
+    <w:p>
+      <w:pPr>
+        <w:pStyle w:val="Ttulo4"/>
+      </w:pPr>
+      <w:r>
+        <w:t>Ley 19.798 – Ley de Radiofrecuencias</w:t>
+      </w:r>
+    </w:p>
+    <w:p>
+      <w:pPr>
+        <w:pStyle w:val="APA7Edicion"/>
+      </w:pPr>
+      <w:r>
+        <w:t>Esta ley regula el uso, asignación y control del espectro radioeléctrico en todo el territorio nacional.</w:t>
+      </w:r>
+    </w:p>
+    <w:p>
+      <w:pPr>
+        <w:pStyle w:val="APA7Edicion"/>
+      </w:pPr>
+      <w:r>
+        <w:t>Aplicación a SIGEGEN:</w:t>
+      </w:r>
+    </w:p>
+    <w:p>
+      <w:pPr>
+        <w:pStyle w:val="APA7Edicion"/>
+      </w:pPr>
+      <w:r>
+        <w:t>Los enlaces punto a punto que utilicen radiofrecuencia deben operar dentro de los canales y potencias permitidas para uso libre.</w:t>
+      </w:r>
+    </w:p>
+    <w:p>
+      <w:pPr>
+        <w:pStyle w:val="APA7Edicion"/>
+      </w:pPr>
+      <w:r>
+        <w:t>Las autorizaciones de uso de frecuencias son de carácter precario y la autoridad de aplicación ENACOM puede modificarlas o cancelarlas sin indemnización.</w:t>
+      </w:r>
+    </w:p>
+    <w:p>
+      <w:pPr>
+        <w:pStyle w:val="APA7Edicion"/>
+      </w:pPr>
+      <w:r>
+        <w:t xml:space="preserve">LA comunicación entre los ESP32 y la Orange Pi Zero 3 utiliza bandas de frecuencia no licenciadas de 2,4 GHz y 5GHz para </w:t>
+      </w:r>
+      <w:proofErr w:type="spellStart"/>
+      <w:r>
+        <w:t>WiFi</w:t>
+      </w:r>
+      <w:proofErr w:type="spellEnd"/>
+      <w:r>
+        <w:t xml:space="preserve">/BLE, cuyo uso </w:t>
+      </w:r>
+      <w:r>
+        <w:t>está</w:t>
+      </w:r>
+      <w:r>
+        <w:t xml:space="preserve"> permitido siempre que se respete los límites de potencia máxima y las condiciones técnicas establecidas por ENACOM.</w:t>
+      </w:r>
+    </w:p>
+    <w:p>
+      <w:pPr>
+        <w:pStyle w:val="APA7Edicion"/>
+      </w:pPr>
+      <w:r>
+        <w:lastRenderedPageBreak/>
+        <w:t>Los modelos 4G/LTE incorporados en los nodos operan sobre frecuencias asignadas a los proveedores de servicios licenciados (personal, claro, movistar), por lo que no requiere una licencia propia de uso espectro.</w:t>
+      </w:r>
+    </w:p>
+    <w:p>
+      <w:pPr>
+        <w:pStyle w:val="Ttulo4"/>
+      </w:pPr>
+      <w:r>
+        <w:t>Resoluciones ENACOM aplicables</w:t>
+      </w:r>
+    </w:p>
+    <w:p>
+      <w:pPr>
+        <w:pStyle w:val="APA7Edicion"/>
+      </w:pPr>
+      <w:r>
+        <w:t>El Ente Nacional de Comunicación ha dictado resoluciones que resultan vinculantes para los equipos utilizados:</w:t>
+      </w:r>
+    </w:p>
+    <w:p>
+      <w:pPr>
+        <w:pStyle w:val="APA7Edicion"/>
+      </w:pPr>
+      <w:r>
+        <w:t>Resolución ENACOM 238/2019 y modificaciones establece el procedimiento de homologación de equipos de telecomunicaciones. Los ESP32 y módems 4G utilizados deben contar con homologación correspondiente para su comercialización y uso en argentina.</w:t>
+      </w:r>
+    </w:p>
+    <w:p>
+      <w:pPr>
+        <w:pStyle w:val="APA7Edicion"/>
+      </w:pPr>
+      <w:r>
+        <w:t>Resolución ENACOM 755/2015</w:t>
+      </w:r>
+      <w:r>
+        <w:t xml:space="preserve"> fija las condiciones técnicas para el uso de bandas de frecuencia no licenciadas (2,4GHz y 5 GHz), incluyendo limites de potencia de trasmisión, densidad espectral y canales permitidos.</w:t>
+      </w:r>
+    </w:p>
+    <w:p>
+      <w:pPr>
+        <w:pStyle w:val="APA7Edicion"/>
+      </w:pPr>
+      <w:r>
+        <w:t xml:space="preserve">Resolución ENACOM </w:t>
+      </w:r>
+      <w:r>
+        <w:t>57/2026 regula la homologación de todos equipos de telecomunicaciones en Argentina.</w:t>
+      </w:r>
+    </w:p>
+    <w:p>
+      <w:pPr>
+        <w:pStyle w:val="Ttulo3"/>
+      </w:pPr>
+      <w:r>
+        <w:t xml:space="preserve">Marco </w:t>
+      </w:r>
+      <w:r>
+        <w:t>Nacional</w:t>
+      </w:r>
+      <w:r>
+        <w:t xml:space="preserve"> de Seguridad </w:t>
+      </w:r>
+      <w:r>
+        <w:t xml:space="preserve">Eléctrica </w:t>
+      </w:r>
+    </w:p>
+    <w:p>
+      <w:pPr>
+        <w:pStyle w:val="Ttulo4"/>
+      </w:pPr>
+      <w:r>
+        <w:t>Ley 19.587 – Higiene y Seguridad en el Trabajo</w:t>
+      </w:r>
+    </w:p>
+    <w:p>
+      <w:pPr>
+        <w:pStyle w:val="APA7Edicion"/>
+      </w:pPr>
+      <w:r>
+        <w:t>Establece las condiciones de seguridad que deben cumplir todas las instalaciones eléctricas incluyendo aquellas asociadas a grupos electrógenos.</w:t>
+      </w:r>
+    </w:p>
+    <w:p>
+      <w:pPr>
+        <w:pStyle w:val="Ttulo4"/>
+      </w:pPr>
+      <w:r>
+        <w:t>Reglamentación de la Asociación Eléctrica Argentina (AEA)</w:t>
+      </w:r>
+    </w:p>
+    <w:p>
+      <w:pPr>
+        <w:pStyle w:val="APA7Edicion"/>
+      </w:pPr>
+      <w:r>
+        <w:t>La norma</w:t>
       </w:r>
       <w:r>
         <w:t xml:space="preserve"> </w:t>
       </w:r>
       <w:r>
-        <w:t>Una herramienta de software especializada en crear dashboards (cuadros de mando) muy vistosos y personalizables. Conecta con bases de datos (como InfluxDB), lee los datos almacenados y los muestra en forma de gráficos de líneas, barras, indicadores, mapas de calor, etc.</w:t>
+        <w:t>AEA 90364 — Instalaciones eléctricas de baja tensión</w:t>
       </w:r>
       <w:r>
         <w:t xml:space="preserve"> </w:t>
       </w:r>
-    </w:p>
-    <w:p>
-      <w:pPr>
-        <w:pStyle w:val="APA7Edicion"/>
-      </w:pPr>
-      <w:r>
-        <w:t xml:space="preserve">INfluexDB: </w:t>
-      </w:r>
-      <w:r>
-        <w:t>Una base de datos especializada en series temporales (datos etiquetados con fecha y hora). Está diseñada específicamente para almacenar eficientemente grandes cantidades de datos que llegan de forma continua a lo largo del tiempo: temperaturas cada segundo, humedad cada minuto, etc.</w:t>
-      </w:r>
-    </w:p>
-    <w:p>
-      <w:pPr>
-        <w:pStyle w:val="APA7Edicion"/>
-      </w:pPr>
-      <w:r>
-        <w:t xml:space="preserve">LTS: </w:t>
-      </w:r>
-      <w:r>
-        <w:t>Una versión especial de un software (normalmente un sistema operativo) que recibe actualizaciones y parches de seguridad durante muchos años (normalmente 5 o más), sin necesidad de cambiar a versiones más nuevas. Está diseñada para entornos donde la estabilidad y la fiabilidad importan más que tener las últimas novedades.</w:t>
-      </w:r>
-    </w:p>
-    <w:p>
-      <w:pPr>
-        <w:pStyle w:val="APA7Edicion"/>
-      </w:pPr>
-      <w:r>
-        <w:t>Single Board Computer o SBC</w:t>
-      </w:r>
-      <w:r>
-        <w:t xml:space="preserve">: </w:t>
-      </w:r>
-      <w:r>
-        <w:t xml:space="preserve">Un ordenador completo construido sobre una sola placa de circuito impreso. En esa única placa están integrados todos los componentes esenciales: el procesador (CPU), la memoria RAM, las conexiones de entrada/salida (USB, Ethernet, HDMI, etc.), y a menudo también el almacenamiento (aunque suele usarse una tarjeta microSD externa). Es un </w:t>
-      </w:r>
+      <w:r>
+        <w:t>es</w:t>
+      </w:r>
+      <w:r>
+        <w:t xml:space="preserve"> obligatoria por remisión de diversas regulaciones provinciales y nacionales</w:t>
+      </w:r>
+      <w:r>
+        <w:t>.</w:t>
+      </w:r>
+    </w:p>
+    <w:p>
+      <w:pPr>
+        <w:pStyle w:val="APA7Edicion"/>
+      </w:pPr>
+      <w:r>
+        <w:t>Puntos críticos para SIGEGEN:</w:t>
+      </w:r>
+    </w:p>
+    <w:p>
+      <w:pPr>
+        <w:pStyle w:val="APA7Edicion"/>
+      </w:pPr>
       <w:r>
         <w:lastRenderedPageBreak/>
-        <w:t>"ordenador en miniatura" que ocupa muy poco espacio y consume poca electricidad.</w:t>
-      </w:r>
-    </w:p>
-    <w:p>
-      <w:pPr>
-        <w:pStyle w:val="APA7Edicion"/>
-      </w:pPr>
-      <w:r>
-        <w:t>Orange Pi Zero 3</w:t>
-      </w:r>
-      <w:r>
-        <w:t>: es u</w:t>
-      </w:r>
-      <w:r>
-        <w:t>na placa computadora de tamaño reducido</w:t>
-      </w:r>
-      <w:r>
-        <w:t xml:space="preserve"> (</w:t>
-      </w:r>
-      <w:r>
-        <w:t>Single Board Computer o SBC). Es como tener un ordenador pequeño y de bajo consumo (del tamaño de una tarjeta de crédito) que puede ejecutar sistemas operativos como Linux (Ubuntu, Debian, Armbian) y que dispone de conexiones para conectar sensores, cámaras, pantallas y otros dispositivos mediante sus pines GPIO.</w:t>
-      </w:r>
-    </w:p>
-    <w:p>
-      <w:pPr>
-        <w:pStyle w:val="APA7Edicion"/>
-      </w:pPr>
-      <w:r>
-        <w:t xml:space="preserve">Ubuntu: </w:t>
-      </w:r>
-      <w:r>
-        <w:t>Un sistema operativo basado en Linux, muy popular tanto en ordenadores personales como en servidores. Es gratuito, de código abierto (cualquiera puede ver y modificar su funcionamiento) y está respaldado por la empresa Canonical.</w:t>
-      </w:r>
-    </w:p>
-    <w:p>
-      <w:pPr>
-        <w:pStyle w:val="Ttulo2"/>
-      </w:pPr>
-      <w:bookmarkStart w:id="10" w:name="_Toc230874024"/>
-      <w:r>
-        <w:t>Marco legal</w:t>
-      </w:r>
-      <w:bookmarkEnd w:id="10"/>
+        <w:t>Los sensores instalados sobre el grupo electrógeno deben</w:t>
+      </w:r>
+      <w:r>
+        <w:t xml:space="preserve"> respetar las distancias de seguridad y los niveles de aislamiento establecidos.</w:t>
+      </w:r>
+    </w:p>
+    <w:p>
+      <w:pPr>
+        <w:pStyle w:val="APA7Edicion"/>
+      </w:pPr>
+      <w:r>
+        <w:t>El sistema de monitore no debe interferir con los dispositivos de protección del generador (interruptores termomagnéticos, diferenciales, sistemas de transferencia automático).</w:t>
+      </w:r>
+    </w:p>
+    <w:p>
+      <w:pPr>
+        <w:pStyle w:val="Ttulo4"/>
+      </w:pPr>
+      <w:r>
+        <w:t xml:space="preserve"> Decreto 351/79 – Reglamento de Seguridad para la Industria y la Minería.</w:t>
+      </w:r>
+    </w:p>
+    <w:p>
+      <w:pPr>
+        <w:pStyle w:val="APA7Edicion"/>
+      </w:pPr>
+      <w:r>
+        <w:t>Este decreto reglamenta la ley 19.587 y contine disposiciones específicas sobre instalaciones eléctricas en entornos industriales. Aplica cuando los grupos electrógenos se encuentran en parques industriales, estaciones de bombeo</w:t>
+      </w:r>
+      <w:r>
+        <w:t>, centros de salud, etc.</w:t>
+      </w:r>
     </w:p>
     <w:p>
       <w:pPr>
         <w:pStyle w:val="Ttulo3"/>
       </w:pPr>
       <w:r>
-        <w:t>Marco legal Nacional</w:t>
-      </w:r>
-      <w:r>
-        <w:t xml:space="preserve"> de Telecomunicaciones</w:t>
+        <w:t>Marco nacional de protección de los datos personales</w:t>
       </w:r>
     </w:p>
     <w:p>
@@ -2751,371 +3057,78 @@
         <w:pStyle w:val="Ttulo4"/>
       </w:pPr>
       <w:r>
-        <w:t>Ley 27.078 – Argentina Digital</w:t>
-      </w:r>
-    </w:p>
-    <w:p>
-      <w:pPr>
-        <w:pStyle w:val="APA7Edicion"/>
-      </w:pPr>
-      <w:r>
-        <w:t>Ley sancionada en 2014 que constituye el marco regulatorio fundamental de las telecomunicaciones en argentina. Declara a los servicios de telecomunicaciones y las Tecnologías de la Información y las Comunicaciones (TIC) como servicios públicos esenciales y estratégicos en computación.</w:t>
-      </w:r>
-    </w:p>
-    <w:p>
-      <w:pPr>
-        <w:pStyle w:val="APA7Edicion"/>
-      </w:pPr>
-      <w:r>
-        <w:t>El Art. 6 define los recursos asociados in</w:t>
-      </w:r>
-      <w:r>
-        <w:t>cluyendo antenas, torres y equipos. Las antenas utilizadas para enlace punto a punto quedan comprendidas.</w:t>
+        <w:t>Ley 25.326 – Protoccion de los Datos Personales</w:t>
+      </w:r>
+    </w:p>
+    <w:p>
+      <w:pPr>
+        <w:pStyle w:val="APA7Edicion"/>
+      </w:pPr>
+      <w:r>
+        <w:t>Ley vigente desde 2000 que regula el tratamiento de datos personales, es decir, toda información sobre personas físicas identificadas o identificables en todo el territorio argentino.</w:t>
+      </w:r>
+    </w:p>
+    <w:p>
+      <w:pPr>
+        <w:pStyle w:val="APA7Edicion"/>
+      </w:pPr>
+      <w:r>
+        <w:t>Análisis de aplicabilidad a SIGEGEN:</w:t>
+      </w:r>
+    </w:p>
+    <w:p>
+      <w:pPr>
+        <w:pStyle w:val="APA7Edicion"/>
+      </w:pPr>
+      <w:r>
+        <w:t>Obligaciones que debe de cumplir SIGEGEN</w:t>
+      </w:r>
+      <w:r>
+        <w:t>:</w:t>
+      </w:r>
+    </w:p>
+    <w:p>
+      <w:pPr>
+        <w:pStyle w:val="APA7Edicion"/>
+      </w:pPr>
+      <w:r>
+        <w:t>Art. 4</w:t>
+      </w:r>
+      <w:r>
+        <w:t>°</w:t>
+      </w:r>
+      <w:r>
+        <w:t xml:space="preserve"> establece el principio de calidad obligando que los datos deben ser exactos y actualizados.</w:t>
+      </w:r>
+    </w:p>
+    <w:p>
+      <w:pPr>
+        <w:pStyle w:val="APA7Edicion"/>
+      </w:pPr>
+      <w:r>
+        <w:t>Art. 6</w:t>
+      </w:r>
+      <w:r>
+        <w:t>°</w:t>
+      </w:r>
+      <w:r>
+        <w:t xml:space="preserve"> establece el principio de finalidad estableciendo que los datos solo pueden ser utilizados para la finalidad para la cual fueron recolectados.</w:t>
+      </w:r>
+    </w:p>
+    <w:p>
+      <w:pPr>
+        <w:pStyle w:val="APA7Edicion"/>
+      </w:pPr>
+      <w:r>
+        <w:lastRenderedPageBreak/>
+        <w:t>Art. 9</w:t>
+      </w:r>
+      <w:r>
+        <w:t>°</w:t>
       </w:r>
       <w:r>
         <w:t xml:space="preserve"> </w:t>
       </w:r>
-    </w:p>
-    <w:p>
-      <w:pPr>
-        <w:pStyle w:val="APA7Edicion"/>
-      </w:pPr>
-      <w:r>
-        <w:t>El Art. 8 establece el derecho de los usuarios a la privacidad y confidencialidad de la comunicación. Se aplica al proyecto mediate los datos trasmitidos por VPN y MQTT deben garantizar esta confidencialidad.</w:t>
-      </w:r>
-    </w:p>
-    <w:p>
-      <w:pPr>
-        <w:pStyle w:val="APA7Edicion"/>
-      </w:pPr>
-      <w:r>
-        <w:lastRenderedPageBreak/>
-        <w:t>El Art. 10 regula la obligación de los prestadores de garantizar la calidad e idoneidad de los servicios. Aplica a los servicios de conectividad utilizados por los nodos.</w:t>
-      </w:r>
-    </w:p>
-    <w:p>
-      <w:pPr>
-        <w:pStyle w:val="APA7Edicion"/>
-      </w:pPr>
-      <w:r>
-        <w:t>Art. 48 crea el Ente Nacional de Comunicación (ENACOM) como autoridad de aplicación. ENACOM es el organismo competente para homologación de equipos.</w:t>
-      </w:r>
-    </w:p>
-    <w:p>
-      <w:pPr>
-        <w:pStyle w:val="Ttulo4"/>
-      </w:pPr>
-      <w:r>
-        <w:t>Ley 19.798 – Ley de Radiofrecuencias</w:t>
-      </w:r>
-    </w:p>
-    <w:p>
-      <w:pPr>
-        <w:pStyle w:val="APA7Edicion"/>
-      </w:pPr>
-      <w:r>
-        <w:t>Esta ley regula el uso, asignación y control del espectro radioeléctrico en todo el territorio nacional.</w:t>
-      </w:r>
-    </w:p>
-    <w:p>
-      <w:pPr>
-        <w:pStyle w:val="APA7Edicion"/>
-      </w:pPr>
-      <w:r>
-        <w:t>Aplicación a SIGEGEN:</w:t>
-      </w:r>
-    </w:p>
-    <w:p>
-      <w:pPr>
-        <w:pStyle w:val="APA7Edicion"/>
-      </w:pPr>
-      <w:r>
-        <w:t>Los enlaces punto a punto que utilicen radiofrecuencia deben operar dentro de los canales y potencias permitidas para uso libre.</w:t>
-      </w:r>
-    </w:p>
-    <w:p>
-      <w:pPr>
-        <w:pStyle w:val="APA7Edicion"/>
-      </w:pPr>
-      <w:r>
-        <w:t>Las autorizaciones de uso de frecuencias son de carácter precario y la autoridad de aplicación ENACOM puede modificarlas o cancelarlas sin indemnización.</w:t>
-      </w:r>
-    </w:p>
-    <w:p>
-      <w:pPr>
-        <w:pStyle w:val="APA7Edicion"/>
-      </w:pPr>
-      <w:r>
-        <w:t xml:space="preserve">LA comunicación entre los ESP32 y la Orange Pi Zero 3 utiliza bandas de frecuencia no licenciadas de 2,4 GHz y 5GHz para </w:t>
-      </w:r>
-      <w:proofErr w:type="spellStart"/>
-      <w:r>
-        <w:t>WiFi</w:t>
-      </w:r>
-      <w:proofErr w:type="spellEnd"/>
-      <w:r>
-        <w:t xml:space="preserve">/BLE, cuyo uso </w:t>
-      </w:r>
-      <w:r>
-        <w:t>está</w:t>
-      </w:r>
-      <w:r>
-        <w:t xml:space="preserve"> permitido siempre que se respete los límites de potencia máxima y las condiciones técnicas establecidas por ENACOM.</w:t>
-      </w:r>
-    </w:p>
-    <w:p>
-      <w:pPr>
-        <w:pStyle w:val="APA7Edicion"/>
-      </w:pPr>
-      <w:r>
-        <w:t>Los modelos 4G/LTE incorporados en los nodos operan sobre frecuencias asignadas a los proveedores de servicios licenciados (personal, claro, movistar), por lo que no requiere una licencia propia de uso espectro.</w:t>
-      </w:r>
-    </w:p>
-    <w:p>
-      <w:pPr>
-        <w:pStyle w:val="Ttulo4"/>
-      </w:pPr>
-      <w:r>
-        <w:t>Resoluciones ENACOM aplicables</w:t>
-      </w:r>
-    </w:p>
-    <w:p>
-      <w:pPr>
-        <w:pStyle w:val="APA7Edicion"/>
-      </w:pPr>
-      <w:r>
-        <w:lastRenderedPageBreak/>
-        <w:t>El Ente Nacional de Comunicación ha dictado resoluciones que resultan vinculantes para los equipos utilizados:</w:t>
-      </w:r>
-    </w:p>
-    <w:p>
-      <w:pPr>
-        <w:pStyle w:val="APA7Edicion"/>
-      </w:pPr>
-      <w:r>
-        <w:t>Resolución ENACOM 238/2019 y modificaciones establece el procedimiento de homologación de equipos de telecomunicaciones. Los ESP32 y módems 4G utilizados deben contar con homologación correspondiente para su comercialización y uso en argentina.</w:t>
-      </w:r>
-    </w:p>
-    <w:p>
-      <w:pPr>
-        <w:pStyle w:val="APA7Edicion"/>
-      </w:pPr>
-      <w:r>
-        <w:t>Resolución ENACOM 755/2015</w:t>
-      </w:r>
-      <w:r>
-        <w:t xml:space="preserve"> fija las condiciones técnicas para el uso de bandas de frecuencia no licenciadas (2,4GHz y 5 GHz), incluyendo limites de potencia de trasmisión, densidad espectral y canales permitidos.</w:t>
-      </w:r>
-    </w:p>
-    <w:p>
-      <w:pPr>
-        <w:pStyle w:val="APA7Edicion"/>
-      </w:pPr>
-      <w:r>
-        <w:t xml:space="preserve">Resolución ENACOM </w:t>
-      </w:r>
-      <w:r>
-        <w:t>57/2026 regula la homologación de todos equipos de telecomunicaciones en Argentina.</w:t>
-      </w:r>
-    </w:p>
-    <w:p>
-      <w:pPr>
-        <w:pStyle w:val="Ttulo3"/>
-      </w:pPr>
-      <w:r>
-        <w:t xml:space="preserve">Marco </w:t>
-      </w:r>
-      <w:r>
-        <w:t>Nacional</w:t>
-      </w:r>
-      <w:r>
-        <w:t xml:space="preserve"> de Seguridad </w:t>
-      </w:r>
-      <w:r>
-        <w:t xml:space="preserve">Eléctrica </w:t>
-      </w:r>
-    </w:p>
-    <w:p>
-      <w:pPr>
-        <w:pStyle w:val="Ttulo4"/>
-      </w:pPr>
-      <w:r>
-        <w:t>Ley 19.587 – Higiene y Seguridad en el Trabajo</w:t>
-      </w:r>
-    </w:p>
-    <w:p>
-      <w:pPr>
-        <w:pStyle w:val="APA7Edicion"/>
-      </w:pPr>
-      <w:r>
-        <w:t>Establece las condiciones de seguridad que deben cumplir todas las instalaciones eléctricas incluyendo aquellas asociadas a grupos electrógenos.</w:t>
-      </w:r>
-    </w:p>
-    <w:p>
-      <w:pPr>
-        <w:pStyle w:val="Ttulo4"/>
-      </w:pPr>
-      <w:r>
-        <w:t>Reglamentación de la Asociación Eléctrica Argentina (AEA)</w:t>
-      </w:r>
-    </w:p>
-    <w:p>
-      <w:pPr>
-        <w:pStyle w:val="APA7Edicion"/>
-      </w:pPr>
-      <w:r>
-        <w:t>La norma</w:t>
-      </w:r>
-      <w:r>
-        <w:t xml:space="preserve"> </w:t>
-      </w:r>
-      <w:r>
-        <w:t>AEA 90364 — Instalaciones eléctricas de baja tensión</w:t>
-      </w:r>
-      <w:r>
-        <w:t xml:space="preserve"> </w:t>
-      </w:r>
-      <w:r>
-        <w:t>es</w:t>
-      </w:r>
-      <w:r>
-        <w:t xml:space="preserve"> obligatoria por remisión de diversas regulaciones provinciales y nacionales</w:t>
-      </w:r>
-      <w:r>
-        <w:t>.</w:t>
-      </w:r>
-    </w:p>
-    <w:p>
-      <w:pPr>
-        <w:pStyle w:val="APA7Edicion"/>
-      </w:pPr>
-      <w:r>
-        <w:t>Puntos críticos para SIGEGEN:</w:t>
-      </w:r>
-    </w:p>
-    <w:p>
-      <w:pPr>
-        <w:pStyle w:val="APA7Edicion"/>
-      </w:pPr>
-      <w:r>
-        <w:t>Los sensores instalados sobre el grupo electrógeno deben</w:t>
-      </w:r>
-      <w:r>
-        <w:t xml:space="preserve"> respetar las distancias de seguridad y los niveles de aislamiento establecidos.</w:t>
-      </w:r>
-    </w:p>
-    <w:p>
-      <w:pPr>
-        <w:pStyle w:val="APA7Edicion"/>
-      </w:pPr>
-      <w:r>
-        <w:lastRenderedPageBreak/>
-        <w:t>El sistema de monitore no debe interferir con los dispositivos de protección del generador (interruptores termomagnéticos, diferenciales, sistemas de transferencia automático).</w:t>
-      </w:r>
-    </w:p>
-    <w:p>
-      <w:pPr>
-        <w:pStyle w:val="Ttulo4"/>
-      </w:pPr>
-      <w:r>
-        <w:t xml:space="preserve"> Decreto 351/79 – Reglamento de Seguridad para la Industria y la Minería.</w:t>
-      </w:r>
-    </w:p>
-    <w:p>
-      <w:pPr>
-        <w:pStyle w:val="APA7Edicion"/>
-      </w:pPr>
-      <w:r>
-        <w:t>Este decreto reglamenta la ley 19.587 y contine disposiciones específicas sobre instalaciones eléctricas en entornos industriales. Aplica cuando los grupos electrógenos se encuentran en parques industriales, estaciones de bombeo</w:t>
-      </w:r>
-      <w:r>
-        <w:t>, centros de salud, etc.</w:t>
-      </w:r>
-    </w:p>
-    <w:p>
-      <w:pPr>
-        <w:pStyle w:val="Ttulo3"/>
-      </w:pPr>
-      <w:r>
-        <w:t>Marco nacional de protección de los datos personales</w:t>
-      </w:r>
-    </w:p>
-    <w:p>
-      <w:pPr>
-        <w:pStyle w:val="Ttulo4"/>
-      </w:pPr>
-      <w:r>
-        <w:t>Ley 25.326 – Protoccion de los Datos Personales</w:t>
-      </w:r>
-    </w:p>
-    <w:p>
-      <w:pPr>
-        <w:pStyle w:val="APA7Edicion"/>
-      </w:pPr>
-      <w:r>
-        <w:t>Ley vigente desde 2000 que regula el tratamiento de datos personales, es decir, toda información sobre personas físicas identificadas o identificables en todo el territorio argentino.</w:t>
-      </w:r>
-    </w:p>
-    <w:p>
-      <w:pPr>
-        <w:pStyle w:val="APA7Edicion"/>
-      </w:pPr>
-      <w:r>
-        <w:t>Análisis de aplicabilidad a SIGEGEN:</w:t>
-      </w:r>
-    </w:p>
-    <w:p>
-      <w:pPr>
-        <w:pStyle w:val="APA7Edicion"/>
-      </w:pPr>
-      <w:r>
-        <w:t>Obligaciones que debe de cumplir SIGEGEN</w:t>
-      </w:r>
-      <w:r>
-        <w:t>:</w:t>
-      </w:r>
-    </w:p>
-    <w:p>
-      <w:pPr>
-        <w:pStyle w:val="APA7Edicion"/>
-      </w:pPr>
-      <w:r>
-        <w:t>Art. 4</w:t>
-      </w:r>
-      <w:r>
-        <w:t>°</w:t>
-      </w:r>
-      <w:r>
-        <w:t xml:space="preserve"> establece el principio de calidad obligando que los datos deben ser exactos y actualizados.</w:t>
-      </w:r>
-    </w:p>
-    <w:p>
-      <w:pPr>
-        <w:pStyle w:val="APA7Edicion"/>
-      </w:pPr>
-      <w:r>
-        <w:t>Art. 6</w:t>
-      </w:r>
-      <w:r>
-        <w:t>°</w:t>
-      </w:r>
-      <w:r>
-        <w:t xml:space="preserve"> establece el principio de finalidad estableciendo que los datos solo pueden ser utilizados para la finalidad para la cual fueron recolectados.</w:t>
-      </w:r>
-    </w:p>
-    <w:p>
-      <w:pPr>
-        <w:pStyle w:val="APA7Edicion"/>
-      </w:pPr>
-      <w:r>
-        <w:t>Art. 9</w:t>
-      </w:r>
-      <w:r>
-        <w:t>°</w:t>
-      </w:r>
-      <w:r>
-        <w:t xml:space="preserve"> </w:t>
-      </w:r>
       <w:r>
         <w:t>e</w:t>
       </w:r>
@@ -3128,7 +3141,6 @@
         <w:pStyle w:val="APA7Edicion"/>
       </w:pPr>
       <w:r>
-        <w:lastRenderedPageBreak/>
         <w:t>Art. 11</w:t>
       </w:r>
       <w:r>
@@ -3469,6 +3481,7 @@
         <w:pStyle w:val="APA7Edicion"/>
       </w:pPr>
       <w:r>
+        <w:lastRenderedPageBreak/>
         <w:t>Esta disposición aprueba el código de protección de Datos Personales para la elaboración de políticas publicas y proyectos, establece los principios de “Privacidad por diseño” y “Privacidad por Defecto”.</w:t>
       </w:r>
     </w:p>
@@ -3477,97 +3490,100 @@
         <w:pStyle w:val="APA7Edicion"/>
       </w:pPr>
       <w:r>
+        <w:t>Aplicación a SIGEGEN: desde la etapa de diseño, el sistema debe incorporar salvaguardas para minimizar la recolección y retención de los datos personales.</w:t>
+      </w:r>
+    </w:p>
+    <w:p>
+      <w:pPr>
+        <w:pStyle w:val="Ttulo3"/>
+      </w:pPr>
+      <w:r>
+        <w:t>Marco Nacional de Ciberseguridad</w:t>
+      </w:r>
+    </w:p>
+    <w:p>
+      <w:pPr>
+        <w:pStyle w:val="Ttulo4"/>
+      </w:pPr>
+      <w:r>
+        <w:t>Ley 26.388 – Delitos Informáticos</w:t>
+      </w:r>
+    </w:p>
+    <w:p/>
+    <w:p>
+      <w:pPr>
+        <w:pStyle w:val="APA7Edicion"/>
+      </w:pPr>
+      <w:r>
+        <w:t>Esta ley incorpora al Código Penal argentino figuras delictivas relacionadas con sistemas informáticos incluyendo:</w:t>
+      </w:r>
+    </w:p>
+    <w:p>
+      <w:pPr>
+        <w:pStyle w:val="APA7Edicion"/>
+      </w:pPr>
+      <w:r>
+        <w:t>Art. 153 bis: Acceso indebido a sistema o datos informativo.</w:t>
+      </w:r>
+    </w:p>
+    <w:p>
+      <w:pPr>
+        <w:pStyle w:val="APA7Edicion"/>
+      </w:pPr>
+      <w:r>
+        <w:t>Art. 183 bis: Daño informático.</w:t>
+      </w:r>
+    </w:p>
+    <w:p>
+      <w:pPr>
+        <w:pStyle w:val="APA7Edicion"/>
+      </w:pPr>
+      <w:r>
+        <w:t xml:space="preserve">SIGEGEN al procesar y trasmitir datos de información critica debe contar con medidas de seguridad que prevengan estos ilícitos. </w:t>
+      </w:r>
+    </w:p>
+    <w:p>
+      <w:pPr>
+        <w:pStyle w:val="Ttulo4"/>
+      </w:pPr>
+      <w:r>
+        <w:t>Proyecto de Ley de Ciberseguridad (en el parlamento)</w:t>
+      </w:r>
+    </w:p>
+    <w:p>
+      <w:pPr>
+        <w:pStyle w:val="APA7Edicion"/>
+      </w:pPr>
+      <w:r>
+        <w:t>Actualmente se encuentra en tratamiento en el congreso Nacional un proyecto de ley que establecería requisitos de ciberseguridad para infraestructuras críticas.</w:t>
+      </w:r>
+    </w:p>
+    <w:p>
+      <w:pPr>
+        <w:pStyle w:val="Ttulo3"/>
+      </w:pPr>
+      <w:r>
+        <w:t>Marco Provincial</w:t>
+      </w:r>
+    </w:p>
+    <w:p>
+      <w:pPr>
+        <w:pStyle w:val="Ttulo4"/>
+      </w:pPr>
+      <w:r>
+        <w:t>Ley provincial de Seguridad eléctrica</w:t>
+      </w:r>
+    </w:p>
+    <w:p>
+      <w:pPr>
+        <w:pStyle w:val="APA7Edicion"/>
+      </w:pPr>
+      <w:r>
+        <w:t xml:space="preserve">Aun n sea ha sancionado una ley de especifica de seguridad eléctrica análoga a la de otras provincias, se rige por los principios de la reglamentación </w:t>
+      </w:r>
+      <w:r>
         <w:lastRenderedPageBreak/>
-        <w:t>Aplicación a SIGEGEN: desde la etapa de diseño, el sistema debe incorporar salvaguardas para minimizar la recolección y retención de los datos personales.</w:t>
-      </w:r>
-    </w:p>
-    <w:p>
-      <w:pPr>
-        <w:pStyle w:val="Ttulo3"/>
-      </w:pPr>
-      <w:r>
-        <w:t>Marco Nacional de Ciberseguridad</w:t>
-      </w:r>
-    </w:p>
-    <w:p>
-      <w:pPr>
-        <w:pStyle w:val="Ttulo4"/>
-      </w:pPr>
-      <w:r>
-        <w:t>Ley 26.388 – Delitos Informáticos</w:t>
-      </w:r>
-    </w:p>
-    <w:p/>
-    <w:p>
-      <w:pPr>
-        <w:pStyle w:val="APA7Edicion"/>
-      </w:pPr>
-      <w:r>
-        <w:t>Esta ley incorpora al Código Penal argentino figuras delictivas relacionadas con sistemas informáticos incluyendo:</w:t>
-      </w:r>
-    </w:p>
-    <w:p>
-      <w:pPr>
-        <w:pStyle w:val="APA7Edicion"/>
-      </w:pPr>
-      <w:r>
-        <w:t>Art. 153 bis: Acceso indebido a sistema o datos informativo.</w:t>
-      </w:r>
-    </w:p>
-    <w:p>
-      <w:pPr>
-        <w:pStyle w:val="APA7Edicion"/>
-      </w:pPr>
-      <w:r>
-        <w:t>Art. 183 bis: Daño informático.</w:t>
-      </w:r>
-    </w:p>
-    <w:p>
-      <w:pPr>
-        <w:pStyle w:val="APA7Edicion"/>
-      </w:pPr>
-      <w:r>
-        <w:t xml:space="preserve">SIGEGEN al procesar y trasmitir datos de información critica debe contar con medidas de seguridad que prevengan estos ilícitos. </w:t>
-      </w:r>
-    </w:p>
-    <w:p>
-      <w:pPr>
-        <w:pStyle w:val="Ttulo4"/>
-      </w:pPr>
-      <w:r>
-        <w:t>Proyecto de Ley de Ciberseguridad (en el parlamento)</w:t>
-      </w:r>
-    </w:p>
-    <w:p>
-      <w:pPr>
-        <w:pStyle w:val="APA7Edicion"/>
-      </w:pPr>
-      <w:r>
-        <w:t>Actualmente se encuentra en tratamiento en el congreso Nacional un proyecto de ley que establecería requisitos de ciberseguridad para infraestructuras críticas.</w:t>
-      </w:r>
-    </w:p>
-    <w:p>
-      <w:pPr>
-        <w:pStyle w:val="Ttulo3"/>
-      </w:pPr>
-      <w:r>
-        <w:t>Marco Provincial</w:t>
-      </w:r>
-    </w:p>
-    <w:p>
-      <w:pPr>
-        <w:pStyle w:val="Ttulo4"/>
-      </w:pPr>
-      <w:r>
-        <w:t>Ley provincial de Seguridad eléctrica</w:t>
-      </w:r>
-    </w:p>
-    <w:p>
-      <w:pPr>
-        <w:pStyle w:val="APA7Edicion"/>
-      </w:pPr>
-      <w:r>
-        <w:t>Aun n sea ha sancionado una ley de especifica de seguridad eléctrica análoga a la de otras provincias, se rige por los principios de la reglamentación nacional (AEA) y los códigos de edificación municipales. Los municipios suelen adoptar ordenanzas que incorporan las normas AEA como de cumplimiento obligatorio.</w:t>
+        <w:t>nacional (AEA) y los códigos de edificación municipales. Los municipios suelen adoptar ordenanzas que incorporan las normas AEA como de cumplimiento obligatorio.</w:t>
       </w:r>
     </w:p>
     <w:p>
@@ -3575,7 +3591,6 @@
         <w:rPr>
           <w:highlight w:val="yellow"/>
         </w:rPr>
-        <w:lastRenderedPageBreak/>
         <w:t>(DEBEMOS consultar con la dirección provincial de energía de Formosa (DPEF) para saber requisitos específicos para instalaciones con grupos electrógenos en la provincia.)</w:t>
       </w:r>
     </w:p>
@@ -3697,6 +3712,7 @@
         </w:numPr>
       </w:pPr>
       <w:r>
+        <w:lastRenderedPageBreak/>
         <w:t>El sistema no reemplaza los dispositivos de seguridad inherentes al generador.</w:t>
       </w:r>
     </w:p>
@@ -3709,7 +3725,6 @@
         </w:numPr>
       </w:pPr>
       <w:r>
-        <w:lastRenderedPageBreak/>
         <w:t>Se recomienda incluir en la documentación técnica y en los términos de uso una clausula que expresamente limite la responsabilidad a la precisión de los datos trasmitidos, excluyendo la responsabilidad por daños derivados de decisiones operativas tomando con base en eso datos.</w:t>
       </w:r>
     </w:p>
@@ -3808,6 +3823,7 @@
         <w:pStyle w:val="APA7Edicion"/>
       </w:pPr>
       <w:r>
+        <w:lastRenderedPageBreak/>
         <w:t>Elegimos MQTT frente a alternativas como HTTP/REST ya que ofrece el mejor equilibrio entre eficiencia, simplicidad y confiabilidad.</w:t>
       </w:r>
     </w:p>
@@ -3816,7 +3832,6 @@
         <w:pStyle w:val="APA7Edicion"/>
       </w:pPr>
       <w:r>
-        <w:lastRenderedPageBreak/>
         <w:t>Mientras HTTP/REST es un esquema requiest-response en el que cada interacción requiere abrir una conexión, evitar la petición y esperar una respuesta (conectar → enviar → desconectar). MQTT mantiene una conexión persistente entre cliente y broker (servidor encargado de gestionar la comunicación entre dispositivos) lo que nos permiten una mejor comunicación en tiempo real y menos overhead, además de mecanismos de reconexión automática ante fallos.</w:t>
       </w:r>
     </w:p>
@@ -3918,6 +3933,7 @@
         </w:numPr>
       </w:pPr>
       <w:r>
+        <w:lastRenderedPageBreak/>
         <w:t>Un servidor físico es menos flexible, más costoso de mantener y más difícil de escalar o replicar.</w:t>
       </w:r>
     </w:p>
@@ -3930,7 +3946,6 @@
         </w:numPr>
       </w:pPr>
       <w:r>
-        <w:lastRenderedPageBreak/>
         <w:t>Otros sistemas operativos tienen menor soporte en entornos de servidor o menos compatibilidad con herramientas IoT.</w:t>
       </w:r>
     </w:p>
@@ -4032,7 +4047,6 @@
         <w:pStyle w:val="APA7Edicion"/>
       </w:pPr>
       <w:r>
-        <w:lastRenderedPageBreak/>
         <w:t xml:space="preserve">Un broker es un servidor intermedio que recibe mensajes de los </w:t>
       </w:r>
       <w:r>
@@ -4113,7 +4127,11 @@
         <w:t>lado,</w:t>
       </w:r>
       <w:r>
-        <w:t xml:space="preserve"> permite manejar múltiples tareas como lectura de datos, procesamiento y envió utilizando programación asíncrona mejorando la eficiencia. Es multiplataforma y funciona sin problemas en entornos Linux como servidores o </w:t>
+        <w:t xml:space="preserve"> permite manejar múltiples tareas como lectura de datos, procesamiento y envió utilizando programación asíncrona mejorando la eficiencia. </w:t>
+      </w:r>
+      <w:r>
+        <w:lastRenderedPageBreak/>
+        <w:t xml:space="preserve">Es multiplataforma y funciona sin problemas en entornos Linux como servidores o </w:t>
       </w:r>
       <w:r>
         <w:t>máquinas</w:t>
@@ -4212,10 +4230,6 @@
     <w:p/>
     <w:p/>
     <w:p/>
-    <w:p/>
-    <w:p/>
-    <w:p/>
-    <w:p/>
     <w:p>
       <w:pPr>
         <w:pStyle w:val="APA7Edicion"/>
@@ -4237,6 +4251,7 @@
     <w:p>
       <w:pPr>
         <w:pStyle w:val="APA7Edicion"/>
+        <w:ind w:firstLine="0"/>
       </w:pPr>
     </w:p>
     <w:p>
@@ -4415,6 +4430,9 @@
       </w:pPr>
       <w:r>
         <w:t>WireGuard (a través de NetBird</w:t>
+      </w:r>
+      <w:r>
+        <w:t>)</w:t>
       </w:r>
       <w:r>
         <w:t>:</w:t>
